--- a/downloads/workbook/ai-3-week-03.docx
+++ b/downloads/workbook/ai-3-week-03.docx
@@ -1521,6 +1521,178 @@
         <w:t>Project connection: Design Study Buddy retrieval to preserve current facts, exceptions and source identity within its context budget.</w:t>
       </w:r>
     </w:p>
+    <w:p>
+      <w:pPr>
+        <w:pStyle w:val="Heading1"/>
+      </w:pPr>
+      <w:r>
+        <w:t>24. Project portfolio milestone</w:t>
+      </w:r>
+    </w:p>
+    <w:p>
+      <w:r>
+        <w:t>Project: Verified Study Buddy</w:t>
+      </w:r>
+    </w:p>
+    <w:p>
+      <w:r>
+        <w:t>Current milestone: Frame the need. Name the user, the problem, allowed inputs and a safe simple starting method.</w:t>
+      </w:r>
+    </w:p>
+    <w:p>
+      <w:r>
+        <w:t>Design Study Buddy retrieval to preserve current facts, exceptions and source identity within its context budget.</w:t>
+      </w:r>
+    </w:p>
+    <w:tbl>
+      <w:tblPr>
+        <w:tblStyle w:val="LightShading-Accent1"/>
+        <w:tblW w:type="auto" w:w="0"/>
+        <w:tblLook w:firstColumn="1" w:firstRow="1" w:lastColumn="0" w:lastRow="0" w:noHBand="0" w:noVBand="1" w:val="04A0"/>
+      </w:tblPr>
+      <w:tblGrid>
+        <w:gridCol w:w="5112"/>
+        <w:gridCol w:w="5112"/>
+      </w:tblGrid>
+      <w:tr>
+        <w:trPr>
+          <w:tblHeader/>
+        </w:trPr>
+        <w:tc>
+          <w:tcPr>
+            <w:tcW w:type="dxa" w:w="5112"/>
+          </w:tcPr>
+          <w:p>
+            <w:r>
+              <w:t>Evidence to keep</w:t>
+            </w:r>
+          </w:p>
+        </w:tc>
+        <w:tc>
+          <w:tcPr>
+            <w:tcW w:type="dxa" w:w="5112"/>
+          </w:tcPr>
+          <w:p>
+            <w:r>
+              <w:t>My record</w:t>
+            </w:r>
+          </w:p>
+        </w:tc>
+      </w:tr>
+      <w:tr>
+        <w:tc>
+          <w:tcPr>
+            <w:tcW w:type="dxa" w:w="5112"/>
+          </w:tcPr>
+          <w:p>
+            <w:r>
+              <w:t>This week’s input and deciding step</w:t>
+            </w:r>
+          </w:p>
+        </w:tc>
+        <w:tc>
+          <w:tcPr>
+            <w:tcW w:type="dxa" w:w="5112"/>
+          </w:tcPr>
+          <w:p>
+            <w:r/>
+          </w:p>
+        </w:tc>
+      </w:tr>
+      <w:tr>
+        <w:tc>
+          <w:tcPr>
+            <w:tcW w:type="dxa" w:w="5112"/>
+          </w:tcPr>
+          <w:p>
+            <w:r>
+              <w:t>Prediction and actual result (or labelled paper trace)</w:t>
+            </w:r>
+          </w:p>
+        </w:tc>
+        <w:tc>
+          <w:tcPr>
+            <w:tcW w:type="dxa" w:w="5112"/>
+          </w:tcPr>
+          <w:p>
+            <w:r/>
+          </w:p>
+        </w:tc>
+      </w:tr>
+      <w:tr>
+        <w:tc>
+          <w:tcPr>
+            <w:tcW w:type="dxa" w:w="5112"/>
+          </w:tcPr>
+          <w:p>
+            <w:r>
+              <w:t>One change since the previous checkpoint and why</w:t>
+            </w:r>
+          </w:p>
+        </w:tc>
+        <w:tc>
+          <w:tcPr>
+            <w:tcW w:type="dxa" w:w="5112"/>
+          </w:tcPr>
+          <w:p>
+            <w:r/>
+          </w:p>
+        </w:tc>
+      </w:tr>
+      <w:tr>
+        <w:tc>
+          <w:tcPr>
+            <w:tcW w:type="dxa" w:w="5112"/>
+          </w:tcPr>
+          <w:p>
+            <w:r>
+              <w:t>One error or limit and the next test</w:t>
+            </w:r>
+          </w:p>
+        </w:tc>
+        <w:tc>
+          <w:tcPr>
+            <w:tcW w:type="dxa" w:w="5112"/>
+          </w:tcPr>
+          <w:p>
+            <w:r/>
+          </w:p>
+        </w:tc>
+      </w:tr>
+    </w:tbl>
+    <w:p>
+      <w:pPr>
+        <w:pStyle w:val="Heading3"/>
+      </w:pPr>
+      <w:r>
+        <w:t>Explain what this week adds to your project. Reuse last week’s record rather than starting again.</w:t>
+      </w:r>
+    </w:p>
+    <w:p>
+      <w:r>
+        <w:t>________________________________________________________________</w:t>
+      </w:r>
+    </w:p>
+    <w:p>
+      <w:r>
+        <w:t>________________________________________________________________</w:t>
+      </w:r>
+    </w:p>
+    <w:p>
+      <w:r>
+        <w:t>________________________________________________________________</w:t>
+      </w:r>
+    </w:p>
+    <w:p>
+      <w:r>
+        <w:t>________________________________________________________________</w:t>
+      </w:r>
+    </w:p>
+    <w:p>
+      <w:r>
+        <w:t>________________________________________________________________</w:t>
+      </w:r>
+    </w:p>
     <w:sectPr>
       <w:pgSz w:w="12240" w:h="15840"/>
       <w:pgMar w:top="936" w:right="1008" w:bottom="936" w:left="1008" w:header="720" w:footer="720" w:gutter="0"/>

--- a/downloads/workbook/ai-3-week-03.docx
+++ b/downloads/workbook/ai-3-week-03.docx
@@ -1693,6 +1693,230 @@
         <w:t>________________________________________________________________</w:t>
       </w:r>
     </w:p>
+    <w:p>
+      <w:pPr>
+        <w:pStyle w:val="Heading1"/>
+      </w:pPr>
+      <w:r>
+        <w:t>25. Supported practice and learning evidence</w:t>
+      </w:r>
+    </w:p>
+    <w:p>
+      <w:r>
+        <w:t>Use this supported practice once, in the browser or on paper. Keep the reserved independent assessment for a separate first attempt before teacher feedback.</w:t>
+      </w:r>
+    </w:p>
+    <w:p>
+      <w:r>
+        <w:t>A fictional assistant has a small context budget for answering an event-capacity question.</w:t>
+      </w:r>
+    </w:p>
+    <w:p>
+      <w:pPr>
+        <w:pStyle w:val="Heading3"/>
+      </w:pPr>
+      <w:r>
+        <w:t>Practice 1: explain the deciding evidence</w:t>
+      </w:r>
+    </w:p>
+    <w:p>
+      <w:r>
+        <w:t>Which labelled step matches this detail? For this event, the declared cap is 12, with both A and B retained.</w:t>
+      </w:r>
+    </w:p>
+    <w:p>
+      <w:r>
+        <w:t>1. Answer with scope</w:t>
+      </w:r>
+    </w:p>
+    <w:p>
+      <w:r>
+        <w:t>2. Select relevant pair</w:t>
+      </w:r>
+    </w:p>
+    <w:p>
+      <w:r>
+        <w:t>3. Reject incomplete shortcut</w:t>
+      </w:r>
+    </w:p>
+    <w:p>
+      <w:r>
+        <w:t>4. Compute budget</w:t>
+      </w:r>
+    </w:p>
+    <w:p>
+      <w:pPr>
+        <w:pStyle w:val="Heading3"/>
+      </w:pPr>
+      <w:r>
+        <w:t>My selected conclusion, deciding fact and explanation</w:t>
+      </w:r>
+    </w:p>
+    <w:p>
+      <w:r>
+        <w:t>________________________________________________________________</w:t>
+      </w:r>
+    </w:p>
+    <w:p>
+      <w:r>
+        <w:t>________________________________________________________________</w:t>
+      </w:r>
+    </w:p>
+    <w:p>
+      <w:r>
+        <w:t>________________________________________________________________</w:t>
+      </w:r>
+    </w:p>
+    <w:p>
+      <w:r>
+        <w:t>________________________________________________________________</w:t>
+      </w:r>
+    </w:p>
+    <w:p>
+      <w:r>
+        <w:t>________________________________________________________________</w:t>
+      </w:r>
+    </w:p>
+    <w:p>
+      <w:r>
+        <w:t>Hint if needed: Read the steps in the pictorial case. Match the supplied detail to the stage that performs or records it.</w:t>
+      </w:r>
+    </w:p>
+    <w:p>
+      <w:r>
+        <w:t>After your attempt, compare with the supported explanation: Answer with scope For this event, the declared cap is 12, with both A and B retained. A context window limits how much information is available in one model call. Selecting the shortest passage is not always sufficient: an exception can change the meaning of a general statement. Keep the relevant source relationship visible. Toy token costs are supplied here; real token counts depend on the model’s tokenizer.</w:t>
+      </w:r>
+    </w:p>
+    <w:p>
+      <w:pPr>
+        <w:pStyle w:val="Heading3"/>
+      </w:pPr>
+      <w:r>
+        <w:t>Practice 2: explain the deciding evidence</w:t>
+      </w:r>
+    </w:p>
+    <w:p>
+      <w:r>
+        <w:t>Changed-case practice: Increase B’s cost to 30 with all other costs fixed. Which conclusion is supported by the supplied facts?</w:t>
+      </w:r>
+    </w:p>
+    <w:p>
+      <w:r>
+        <w:t>1. A+B costs 48 and no longer fits the 45-token evidence capacity.</w:t>
+      </w:r>
+    </w:p>
+    <w:p>
+      <w:r>
+        <w:t>2. This one example guarantees correct results for every future input.</w:t>
+      </w:r>
+    </w:p>
+    <w:p>
+      <w:r>
+        <w:t>3. We can decide the result without examining the changed input or the procedure.</w:t>
+      </w:r>
+    </w:p>
+    <w:p>
+      <w:pPr>
+        <w:pStyle w:val="Heading3"/>
+      </w:pPr>
+      <w:r>
+        <w:t>My selected conclusion, deciding fact and explanation</w:t>
+      </w:r>
+    </w:p>
+    <w:p>
+      <w:r>
+        <w:t>________________________________________________________________</w:t>
+      </w:r>
+    </w:p>
+    <w:p>
+      <w:r>
+        <w:t>________________________________________________________________</w:t>
+      </w:r>
+    </w:p>
+    <w:p>
+      <w:r>
+        <w:t>________________________________________________________________</w:t>
+      </w:r>
+    </w:p>
+    <w:p>
+      <w:r>
+        <w:t>________________________________________________________________</w:t>
+      </w:r>
+    </w:p>
+    <w:p>
+      <w:r>
+        <w:t>________________________________________________________________</w:t>
+      </w:r>
+    </w:p>
+    <w:p>
+      <w:r>
+        <w:t>Hint if needed: Use the changed condition and the deciding step in the pictorial trace. The answer must say what follows from those facts.</w:t>
+      </w:r>
+    </w:p>
+    <w:p>
+      <w:r>
+        <w:t>After your attempt, compare with the supported explanation: A+B costs 48 and no longer fits the 45-token evidence capacity. Do not silently omit the exception; use an approved source-preserving summary, another retrieval step or an honest incomplete-evidence response.</w:t>
+      </w:r>
+    </w:p>
+    <w:p>
+      <w:pPr>
+        <w:pStyle w:val="Heading3"/>
+      </w:pPr>
+      <w:r>
+        <w:t>Repair a missing building block</w:t>
+      </w:r>
+    </w:p>
+    <w:p>
+      <w:r>
+        <w:t>Review A Distribution of Possibilities (ai-3/2). Goal: Check whether a next-token table is a valid probability distribution. Short practice: Why is 0.625 not a broken probability sum?. Return to this week and explain what you changed.</w:t>
+      </w:r>
+    </w:p>
+    <w:p>
+      <w:pPr>
+        <w:pStyle w:val="Heading3"/>
+      </w:pPr>
+      <w:r>
+        <w:t>Keep your completed work</w:t>
+      </w:r>
+    </w:p>
+    <w:p>
+      <w:r>
+        <w:t>Use Download completed work in the hosted lesson to export your answers, reflections, practice feedback and code-run evidence. Open the HTML copy to read or print it. Drafts stay in this browser when storage is available; clear drafts on a shared device.</w:t>
+      </w:r>
+    </w:p>
+    <w:p>
+      <w:pPr>
+        <w:pStyle w:val="Heading3"/>
+      </w:pPr>
+      <w:r>
+        <w:t>What I repaired, the evidence I kept and the next test</w:t>
+      </w:r>
+    </w:p>
+    <w:p>
+      <w:r>
+        <w:t>________________________________________________________________</w:t>
+      </w:r>
+    </w:p>
+    <w:p>
+      <w:r>
+        <w:t>________________________________________________________________</w:t>
+      </w:r>
+    </w:p>
+    <w:p>
+      <w:r>
+        <w:t>________________________________________________________________</w:t>
+      </w:r>
+    </w:p>
+    <w:p>
+      <w:r>
+        <w:t>________________________________________________________________</w:t>
+      </w:r>
+    </w:p>
+    <w:p>
+      <w:r>
+        <w:t>________________________________________________________________</w:t>
+      </w:r>
+    </w:p>
     <w:sectPr>
       <w:pgSz w:w="12240" w:h="15840"/>
       <w:pgMar w:top="936" w:right="1008" w:bottom="936" w:left="1008" w:header="720" w:footer="720" w:gutter="0"/>

--- a/downloads/workbook/ai-3-week-03.docx
+++ b/downloads/workbook/ai-3-week-03.docx
@@ -30,6 +30,17 @@
     </w:p>
     <w:p>
       <w:r>
+        <w:t>Record your starting explanation for Tokens and Context before opening notes. Show any later correction separately.</w:t>
+      </w:r>
+    </w:p>
+    <w:p>
+      <w:pPr>
+        <w:spacing w:line="336" w:lineRule="auto" w:after="180"/>
+      </w:pPr>
+      <w:r>
+        <w:rPr>
+          <w:b w:val="0"/>
+        </w:rPr>
         <w:t>Try the recall before opening notes. Then use a different colour or a labelled second line to correct your explanation.</w:t>
       </w:r>
     </w:p>
@@ -42,7 +53,13 @@
       </w:r>
     </w:p>
     <w:p>
-      <w:r>
+      <w:pPr>
+        <w:spacing w:line="336" w:lineRule="auto" w:after="180"/>
+      </w:pPr>
+      <w:r>
+        <w:rPr>
+          <w:b w:val="0"/>
+        </w:rPr>
         <w:t>Without opening the old lesson, explain one key idea from A Distribution of Possibilities. Give an example and a mistake that the idea helps you avoid.</w:t>
       </w:r>
     </w:p>
@@ -79,7 +96,30 @@
     </w:p>
     <w:p>
       <w:r>
-        <w:t>Use W2: Choose complete support for Context limits and evidence selection. Record the answer once; the lesson and workbook refer to the same attempt.</w:t>
+        <w:t>Complete the supported Tokens and Context trace and record the first step you can explain without help.</w:t>
+      </w:r>
+    </w:p>
+    <w:p>
+      <w:pPr>
+        <w:spacing w:line="336" w:lineRule="auto" w:after="180"/>
+      </w:pPr>
+      <w:r>
+        <w:rPr>
+          <w:b w:val="0"/>
+        </w:rPr>
+        <w:t xml:space="preserve">Use W2: Choose complete support for Context limits and </w:t>
+      </w:r>
+      <w:r>
+        <w:rPr>
+          <w:b/>
+        </w:rPr>
+        <w:t>evidence selection</w:t>
+      </w:r>
+      <w:r>
+        <w:rPr>
+          <w:b w:val="0"/>
+        </w:rPr>
+        <w:t>. Record the answer once; the lesson and workbook refer to the same attempt.</w:t>
       </w:r>
     </w:p>
     <w:tbl>
@@ -207,7 +247,53 @@
     </w:p>
     <w:p>
       <w:r>
-        <w:t>Use the worked case for Context limits and evidence selection. Proposed explanation: “Token count equals word count”. Decide whether this explanation is supported. Point to the step or supplied fact that decides; explain your repair if needed.</w:t>
+        <w:t>Check the proposed Tokens and Context explanation against the supplied facts before discussing it.</w:t>
+      </w:r>
+    </w:p>
+    <w:p>
+      <w:pPr>
+        <w:spacing w:line="336" w:lineRule="auto" w:after="180"/>
+      </w:pPr>
+      <w:r>
+        <w:rPr>
+          <w:b w:val="0"/>
+        </w:rPr>
+        <w:t xml:space="preserve">Use the worked case for Context limits and </w:t>
+      </w:r>
+      <w:r>
+        <w:rPr>
+          <w:b/>
+        </w:rPr>
+        <w:t>evidence selection</w:t>
+      </w:r>
+      <w:r>
+        <w:rPr>
+          <w:b w:val="0"/>
+        </w:rPr>
+        <w:t>. Proposed explanation: “</w:t>
+      </w:r>
+      <w:r>
+        <w:rPr>
+          <w:b/>
+        </w:rPr>
+        <w:t>Token</w:t>
+      </w:r>
+      <w:r>
+        <w:rPr>
+          <w:b w:val="0"/>
+        </w:rPr>
+        <w:t xml:space="preserve"> count equals word count”. Decide whether this explanation is supported.</w:t>
+      </w:r>
+    </w:p>
+    <w:p>
+      <w:pPr>
+        <w:spacing w:line="336" w:lineRule="auto" w:after="180"/>
+      </w:pPr>
+      <w:r>
+        <w:rPr>
+          <w:b w:val="0"/>
+        </w:rPr>
+        <w:t>Point to the step or supplied fact that decides; explain your repair if needed.</w:t>
       </w:r>
     </w:p>
     <w:p>
@@ -247,6 +333,11 @@
       </w:r>
     </w:p>
     <w:p>
+      <w:r>
+        <w:t>Write one first attempt at the reserved independent case before feedback. Repeated copies of that case refer to the same recorded attempt.</w:t>
+      </w:r>
+    </w:p>
+    <w:p>
       <w:pPr>
         <w:pStyle w:val="Heading3"/>
       </w:pPr>
@@ -255,8 +346,37 @@
       </w:r>
     </w:p>
     <w:p>
-      <w:r>
-        <w:t>Total 120, instructions 25, question 15, output reserve 30. Source D is current approval, cost 28; E is current capacity, cost 22; F is old approval, cost 18. Compute capacity, compare D+E and E+F, and state an honest fallback if D is missing.</w:t>
+      <w:pPr>
+        <w:spacing w:line="336" w:lineRule="auto" w:after="180"/>
+      </w:pPr>
+      <w:r>
+        <w:rPr>
+          <w:b w:val="0"/>
+        </w:rPr>
+        <w:t xml:space="preserve">Total 120, instructions 25, question 15, </w:t>
+      </w:r>
+      <w:r>
+        <w:rPr>
+          <w:b/>
+        </w:rPr>
+        <w:t>output</w:t>
+      </w:r>
+      <w:r>
+        <w:rPr>
+          <w:b w:val="0"/>
+        </w:rPr>
+        <w:t xml:space="preserve"> reserve 30. Source D is current approval, cost 28; E is current capacity, cost 22; F is old approval, cost 18.</w:t>
+      </w:r>
+    </w:p>
+    <w:p>
+      <w:pPr>
+        <w:spacing w:line="336" w:lineRule="auto" w:after="180"/>
+      </w:pPr>
+      <w:r>
+        <w:rPr>
+          <w:b w:val="0"/>
+        </w:rPr>
+        <w:t>Compute capacity, compare D+E and E+F, and state an honest fallback if D is missing.</w:t>
       </w:r>
     </w:p>
     <w:p>
@@ -303,7 +423,13 @@
       </w:r>
     </w:p>
     <w:p>
-      <w:r>
+      <w:pPr>
+        <w:spacing w:line="336" w:lineRule="auto" w:after="180"/>
+      </w:pPr>
+      <w:r>
+        <w:rPr>
+          <w:b w:val="0"/>
+        </w:rPr>
         <w:t>Attempt this case before feedback. Record any help. Earlier examples below are further practice; a case already practised with feedback cannot establish fresh transfer.</w:t>
       </w:r>
     </w:p>
@@ -317,7 +443,66 @@
     </w:p>
     <w:p>
       <w:r>
-        <w:t>A toy system allows 12 tokens total for input and reserved output. Instructions use 3, a source uses 7 and the planned answer needs 4. Compute the excess and propose a revision that preserves evidence.</w:t>
+        <w:t>Connect the Tokens and Context target to a trace and a justified conclusion.</w:t>
+      </w:r>
+    </w:p>
+    <w:p>
+      <w:pPr>
+        <w:spacing w:line="336" w:lineRule="auto" w:after="180"/>
+      </w:pPr>
+      <w:r>
+        <w:rPr>
+          <w:b w:val="0"/>
+        </w:rPr>
+        <w:t xml:space="preserve">A toy system allows 12 </w:t>
+      </w:r>
+      <w:r>
+        <w:rPr>
+          <w:b/>
+        </w:rPr>
+        <w:t>token</w:t>
+      </w:r>
+      <w:r>
+        <w:rPr>
+          <w:b w:val="0"/>
+        </w:rPr>
+        <w:t xml:space="preserve">s total for </w:t>
+      </w:r>
+      <w:r>
+        <w:rPr>
+          <w:b/>
+        </w:rPr>
+        <w:t>input</w:t>
+      </w:r>
+      <w:r>
+        <w:rPr>
+          <w:b w:val="0"/>
+        </w:rPr>
+        <w:t xml:space="preserve"> and </w:t>
+      </w:r>
+      <w:r>
+        <w:rPr>
+          <w:b/>
+        </w:rPr>
+        <w:t>reserved output</w:t>
+      </w:r>
+      <w:r>
+        <w:rPr>
+          <w:b w:val="0"/>
+        </w:rPr>
+        <w:t xml:space="preserve">. Instructions use 3, a source uses 7 and the planned answer needs 4. Compute the excess and propose a revision that preserves </w:t>
+      </w:r>
+      <w:r>
+        <w:rPr>
+          <w:b/>
+        </w:rPr>
+        <w:t>evidence</w:t>
+      </w:r>
+      <w:r>
+        <w:rPr>
+          <w:b w:val="0"/>
+        </w:rPr>
+        <w:t>.</w:t>
       </w:r>
     </w:p>
     <w:p>
@@ -330,17 +515,59 @@
     </w:p>
     <w:p>
       <w:r>
-        <w:t>A toy window holds eight tokens; prompt uses six and quotation uses three.</w:t>
-      </w:r>
-    </w:p>
-    <w:p>
-      <w:r>
+        <w:t>Solve the supplied Tokens and Context case and show the deciding evidence.</w:t>
+      </w:r>
+    </w:p>
+    <w:p>
+      <w:pPr>
+        <w:spacing w:line="336" w:lineRule="auto" w:after="180"/>
+      </w:pPr>
+      <w:r>
+        <w:rPr>
+          <w:b w:val="0"/>
+        </w:rPr>
+        <w:t xml:space="preserve">A toy window holds eight </w:t>
+      </w:r>
+      <w:r>
+        <w:rPr>
+          <w:b/>
+        </w:rPr>
+        <w:t>token</w:t>
+      </w:r>
+      <w:r>
+        <w:rPr>
+          <w:b w:val="0"/>
+        </w:rPr>
+        <w:t>s; prompt uses six and quotation uses three.</w:t>
+      </w:r>
+    </w:p>
+    <w:p>
+      <w:pPr>
+        <w:spacing w:line="336" w:lineRule="auto" w:after="180"/>
+        <w:shd w:fill="F5F1FB"/>
+      </w:pPr>
+      <w:r>
+        <w:rPr>
+          <w:b w:val="0"/>
+        </w:rPr>
         <w:t>Does it fit? What should be preserved?</w:t>
       </w:r>
     </w:p>
     <w:p>
-      <w:r>
-        <w:t>Show your trace, calculation or evidence</w:t>
+      <w:pPr>
+        <w:spacing w:line="336" w:lineRule="auto" w:after="180"/>
+      </w:pPr>
+      <w:r>
+        <w:rPr>
+          <w:b w:val="0"/>
+        </w:rPr>
+        <w:t xml:space="preserve">Show your trace, calculation or </w:t>
+      </w:r>
+      <w:r>
+        <w:rPr>
+          <w:b/>
+        </w:rPr>
+        <w:t>evidence</w:t>
       </w:r>
     </w:p>
     <w:p>
@@ -386,11 +613,29 @@
     </w:p>
     <w:p>
       <w:r>
+        <w:t>Apply the procedure to the changed case and record why the conclusion follows.</w:t>
+      </w:r>
+    </w:p>
+    <w:p>
+      <w:pPr>
+        <w:spacing w:line="336" w:lineRule="auto" w:after="180"/>
+        <w:shd w:fill="F5F1FB"/>
+      </w:pPr>
+      <w:r>
+        <w:rPr>
+          <w:b w:val="0"/>
+        </w:rPr>
         <w:t>A system can use only the last two messages. Message 1 says use centimetres; messages 2 and 3 discuss plants. What instruction may be lost, and how can the next request repair this?</w:t>
       </w:r>
     </w:p>
     <w:p>
-      <w:r>
+      <w:pPr>
+        <w:spacing w:line="336" w:lineRule="auto" w:after="180"/>
+      </w:pPr>
+      <w:r>
+        <w:rPr>
+          <w:b w:val="0"/>
+        </w:rPr>
         <w:t>My independent answer and reason</w:t>
       </w:r>
     </w:p>
@@ -445,7 +690,30 @@
     </w:p>
     <w:p>
       <w:r>
-        <w:t>Create a changed input, boundary case or missing-information case. Write the expected answer or safe response before testing.</w:t>
+        <w:t>Specify a changed input, expected result and observation separately.</w:t>
+      </w:r>
+    </w:p>
+    <w:p>
+      <w:pPr>
+        <w:spacing w:line="336" w:lineRule="auto" w:after="180"/>
+      </w:pPr>
+      <w:r>
+        <w:rPr>
+          <w:b w:val="0"/>
+        </w:rPr>
+        <w:t xml:space="preserve">Create a changed </w:t>
+      </w:r>
+      <w:r>
+        <w:rPr>
+          <w:b/>
+        </w:rPr>
+        <w:t>input</w:t>
+      </w:r>
+      <w:r>
+        <w:rPr>
+          <w:b w:val="0"/>
+        </w:rPr>
+        <w:t>, boundary case or missing-information case. Write the expected answer or safe response before testing.</w:t>
       </w:r>
     </w:p>
     <w:tbl>
@@ -574,12 +842,53 @@
     </w:p>
     <w:p>
       <w:r>
-        <w:t>Keep the learner’s question, approved source excerpt, and output rules inside the active context.</w:t>
-      </w:r>
-    </w:p>
-    <w:p>
-      <w:r>
-        <w:t>The project change and evidence I will keep</w:t>
+        <w:t>Justify what Tokens and Context adds to Verified Study Buddy and keep the evidence.</w:t>
+      </w:r>
+    </w:p>
+    <w:p>
+      <w:pPr>
+        <w:spacing w:line="336" w:lineRule="auto" w:after="180"/>
+      </w:pPr>
+      <w:r>
+        <w:rPr>
+          <w:b w:val="0"/>
+        </w:rPr>
+        <w:t xml:space="preserve">Keep the learner’s question, approved source excerpt, and </w:t>
+      </w:r>
+      <w:r>
+        <w:rPr>
+          <w:b/>
+        </w:rPr>
+        <w:t>output</w:t>
+      </w:r>
+      <w:r>
+        <w:rPr>
+          <w:b w:val="0"/>
+        </w:rPr>
+        <w:t xml:space="preserve"> rules inside the active context.</w:t>
+      </w:r>
+    </w:p>
+    <w:p>
+      <w:pPr>
+        <w:spacing w:line="336" w:lineRule="auto" w:after="180"/>
+      </w:pPr>
+      <w:r>
+        <w:rPr>
+          <w:b w:val="0"/>
+        </w:rPr>
+        <w:t xml:space="preserve">The project change and </w:t>
+      </w:r>
+      <w:r>
+        <w:rPr>
+          <w:b/>
+        </w:rPr>
+        <w:t>evidence</w:t>
+      </w:r>
+      <w:r>
+        <w:rPr>
+          <w:b w:val="0"/>
+        </w:rPr>
+        <w:t xml:space="preserve"> I will keep</w:t>
       </w:r>
     </w:p>
     <w:p>
@@ -625,11 +934,54 @@
     </w:p>
     <w:p>
       <w:r>
-        <w:t>I can explain the mechanism. I can show evidence. I can handle a changed case. I can name a limit. Mark each as not yet, with help or independently, and attach supporting work.</w:t>
-      </w:r>
-    </w:p>
-    <w:p>
-      <w:r>
+        <w:t>Judge explanation, evidence, transfer and limits separately; attach the work behind your judgement.</w:t>
+      </w:r>
+    </w:p>
+    <w:p>
+      <w:pPr>
+        <w:pStyle w:val="ListBullet"/>
+      </w:pPr>
+      <w:r>
+        <w:t>I can explain the mechanism.</w:t>
+      </w:r>
+    </w:p>
+    <w:p>
+      <w:pPr>
+        <w:pStyle w:val="ListBullet"/>
+      </w:pPr>
+      <w:r>
+        <w:t>I can show evidence.</w:t>
+      </w:r>
+    </w:p>
+    <w:p>
+      <w:pPr>
+        <w:pStyle w:val="ListBullet"/>
+      </w:pPr>
+      <w:r>
+        <w:t>I can handle a changed case.</w:t>
+      </w:r>
+    </w:p>
+    <w:p>
+      <w:pPr>
+        <w:pStyle w:val="ListBullet"/>
+      </w:pPr>
+      <w:r>
+        <w:t>I can name a limit.</w:t>
+      </w:r>
+    </w:p>
+    <w:p>
+      <w:r>
+        <w:t>Mark each as not yet, with help or independently, and attach supporting work.</w:t>
+      </w:r>
+    </w:p>
+    <w:p>
+      <w:pPr>
+        <w:spacing w:line="336" w:lineRule="auto" w:after="180"/>
+      </w:pPr>
+      <w:r>
+        <w:rPr>
+          <w:b w:val="0"/>
+        </w:rPr>
         <w:t>Teacher review ____________________  Next step ____________________</w:t>
       </w:r>
     </w:p>
@@ -643,7 +995,66 @@
     </w:p>
     <w:p>
       <w:r>
-        <w:t>A toy system allows 12 tokens total for input and reserved output. Instructions use 3, a source uses 7 and the planned answer needs 4. Compute the excess and propose a revision that preserves evidence.</w:t>
+        <w:t>Use this earlier case as transfer practice. A case already discussed with feedback is not fresh assessment evidence.</w:t>
+      </w:r>
+    </w:p>
+    <w:p>
+      <w:pPr>
+        <w:spacing w:line="336" w:lineRule="auto" w:after="180"/>
+      </w:pPr>
+      <w:r>
+        <w:rPr>
+          <w:b w:val="0"/>
+        </w:rPr>
+        <w:t xml:space="preserve">A toy system allows 12 </w:t>
+      </w:r>
+      <w:r>
+        <w:rPr>
+          <w:b/>
+        </w:rPr>
+        <w:t>token</w:t>
+      </w:r>
+      <w:r>
+        <w:rPr>
+          <w:b w:val="0"/>
+        </w:rPr>
+        <w:t xml:space="preserve">s total for </w:t>
+      </w:r>
+      <w:r>
+        <w:rPr>
+          <w:b/>
+        </w:rPr>
+        <w:t>input</w:t>
+      </w:r>
+      <w:r>
+        <w:rPr>
+          <w:b w:val="0"/>
+        </w:rPr>
+        <w:t xml:space="preserve"> and </w:t>
+      </w:r>
+      <w:r>
+        <w:rPr>
+          <w:b/>
+        </w:rPr>
+        <w:t>reserved output</w:t>
+      </w:r>
+      <w:r>
+        <w:rPr>
+          <w:b w:val="0"/>
+        </w:rPr>
+        <w:t xml:space="preserve">. Instructions use 3, a source uses 7 and the planned answer needs 4. Compute the excess and propose a revision that preserves </w:t>
+      </w:r>
+      <w:r>
+        <w:rPr>
+          <w:b/>
+        </w:rPr>
+        <w:t>evidence</w:t>
+      </w:r>
+      <w:r>
+        <w:rPr>
+          <w:b w:val="0"/>
+        </w:rPr>
+        <w:t>.</w:t>
       </w:r>
     </w:p>
     <w:p>
@@ -690,7 +1101,13 @@
       </w:r>
     </w:p>
     <w:p>
-      <w:r>
+      <w:pPr>
+        <w:spacing w:line="336" w:lineRule="auto" w:after="180"/>
+      </w:pPr>
+      <w:r>
+        <w:rPr>
+          <w:b w:val="0"/>
+        </w:rPr>
         <w:t>Record support used: none, hint or teacher explanation.</w:t>
       </w:r>
     </w:p>
@@ -704,7 +1121,42 @@
     </w:p>
     <w:p>
       <w:r>
-        <w:t>Under total 100, instructions 20, question 10 and output reserve 20, calculate evidence capacity.</w:t>
+        <w:t>Compute available evidence. Apply the supplied Tokens and Context facts and keep your reasoning.</w:t>
+      </w:r>
+    </w:p>
+    <w:p>
+      <w:pPr>
+        <w:spacing w:line="336" w:lineRule="auto" w:after="180"/>
+      </w:pPr>
+      <w:r>
+        <w:rPr>
+          <w:b w:val="0"/>
+        </w:rPr>
+        <w:t xml:space="preserve">Under total 100, instructions 20, question 10 and </w:t>
+      </w:r>
+      <w:r>
+        <w:rPr>
+          <w:b/>
+        </w:rPr>
+        <w:t>output</w:t>
+      </w:r>
+      <w:r>
+        <w:rPr>
+          <w:b w:val="0"/>
+        </w:rPr>
+        <w:t xml:space="preserve"> reserve 20, calculate </w:t>
+      </w:r>
+      <w:r>
+        <w:rPr>
+          <w:b/>
+        </w:rPr>
+        <w:t>evidence</w:t>
+      </w:r>
+      <w:r>
+        <w:rPr>
+          <w:b w:val="0"/>
+        </w:rPr>
+        <w:t xml:space="preserve"> capacity.</w:t>
       </w:r>
     </w:p>
     <w:p>
@@ -755,6 +1207,17 @@
     </w:p>
     <w:p>
       <w:r>
+        <w:t>Choose complete support. Apply the supplied Tokens and Context facts and keep your reasoning.</w:t>
+      </w:r>
+    </w:p>
+    <w:p>
+      <w:pPr>
+        <w:spacing w:line="336" w:lineRule="auto" w:after="180"/>
+      </w:pPr>
+      <w:r>
+        <w:rPr>
+          <w:b w:val="0"/>
+        </w:rPr>
         <w:t>Compare A+B,A+C,C+B for fit and support of current approval and capacity.</w:t>
       </w:r>
     </w:p>
@@ -806,6 +1269,18 @@
     </w:p>
     <w:p>
       <w:r>
+        <w:t>Preserve a qualifier. Apply the supplied Tokens and Context facts and keep your reasoning.</w:t>
+      </w:r>
+    </w:p>
+    <w:p>
+      <w:pPr>
+        <w:spacing w:line="336" w:lineRule="auto" w:after="180"/>
+        <w:shd w:fill="F5F1FB"/>
+      </w:pPr>
+      <w:r>
+        <w:rPr>
+          <w:b w:val="0"/>
+        </w:rPr>
         <w:t>A passage says room B normally holds 12, except during maintenance when the approved limit is 8. Why is retaining only the first clause inadequate?</w:t>
       </w:r>
     </w:p>
@@ -857,7 +1332,41 @@
     </w:p>
     <w:p>
       <w:r>
-        <w:t>Total 120, instructions 25, question 15, output reserve 30. Source D is current approval, cost 28; E is current capacity, cost 22; F is old approval, cost 18. Compute capacity, compare D+E and E+F, and state an honest fallback if D is missing.</w:t>
+        <w:t>Attempt before feedback. If this repeats the selected independent case, reuse that first attempt; otherwise keep a separate record. Budget new evidence independently. Apply the supplied Tokens and Context facts and keep your reasoning.</w:t>
+      </w:r>
+    </w:p>
+    <w:p>
+      <w:pPr>
+        <w:spacing w:line="336" w:lineRule="auto" w:after="180"/>
+      </w:pPr>
+      <w:r>
+        <w:rPr>
+          <w:b w:val="0"/>
+        </w:rPr>
+        <w:t xml:space="preserve">Total 120, instructions 25, question 15, </w:t>
+      </w:r>
+      <w:r>
+        <w:rPr>
+          <w:b/>
+        </w:rPr>
+        <w:t>output</w:t>
+      </w:r>
+      <w:r>
+        <w:rPr>
+          <w:b w:val="0"/>
+        </w:rPr>
+        <w:t xml:space="preserve"> reserve 30. Source D is current approval, cost 28; E is current capacity, cost 22; F is old approval, cost 18.</w:t>
+      </w:r>
+    </w:p>
+    <w:p>
+      <w:pPr>
+        <w:spacing w:line="336" w:lineRule="auto" w:after="180"/>
+      </w:pPr>
+      <w:r>
+        <w:rPr>
+          <w:b w:val="0"/>
+        </w:rPr>
+        <w:t>Compute capacity, compare D+E and E+F, and state an honest fallback if D is missing.</w:t>
       </w:r>
     </w:p>
     <w:p>
@@ -918,6 +1427,18 @@
     </w:p>
     <w:p>
       <w:r>
+        <w:t>Audit inclusion. Apply the supplied Tokens and Context facts and keep your reasoning.</w:t>
+      </w:r>
+    </w:p>
+    <w:p>
+      <w:pPr>
+        <w:spacing w:line="336" w:lineRule="auto" w:after="180"/>
+        <w:shd w:fill="F5F1FB"/>
+      </w:pPr>
+      <w:r>
+        <w:rPr>
+          <w:b w:val="0"/>
+        </w:rPr>
         <w:t>A team says every claim is verified because all chosen documents fit in context. What further check is needed?</w:t>
       </w:r>
     </w:p>
@@ -969,7 +1490,42 @@
     </w:p>
     <w:p>
       <w:r>
-        <w:t>Explain query, key, value and weight without calling the largest weight a truth score.</w:t>
+        <w:t>Use the supplied Tokens and Context task to record your reasoning, evidence and next step.</w:t>
+      </w:r>
+    </w:p>
+    <w:p>
+      <w:pPr>
+        <w:spacing w:line="336" w:lineRule="auto" w:after="180"/>
+      </w:pPr>
+      <w:r>
+        <w:rPr>
+          <w:b w:val="0"/>
+        </w:rPr>
+        <w:t xml:space="preserve">Explain </w:t>
+      </w:r>
+      <w:r>
+        <w:rPr>
+          <w:b/>
+        </w:rPr>
+        <w:t>query</w:t>
+      </w:r>
+      <w:r>
+        <w:rPr>
+          <w:b w:val="0"/>
+        </w:rPr>
+        <w:t xml:space="preserve">, key, </w:t>
+      </w:r>
+      <w:r>
+        <w:rPr>
+          <w:b/>
+        </w:rPr>
+        <w:t>value</w:t>
+      </w:r>
+      <w:r>
+        <w:rPr>
+          <w:b w:val="0"/>
+        </w:rPr>
+        <w:t xml:space="preserve"> and weight without calling the largest weight a truth score.</w:t>
       </w:r>
     </w:p>
     <w:p>
@@ -1020,7 +1576,42 @@
     </w:p>
     <w:p>
       <w:r>
-        <w:t>Calculate the output from the three supplied values and weights.</w:t>
+        <w:t>Use the supplied Tokens and Context task to record your reasoning, evidence and next step.</w:t>
+      </w:r>
+    </w:p>
+    <w:p>
+      <w:pPr>
+        <w:spacing w:line="336" w:lineRule="auto" w:after="180"/>
+      </w:pPr>
+      <w:r>
+        <w:rPr>
+          <w:b w:val="0"/>
+        </w:rPr>
+        <w:t xml:space="preserve">Calculate the </w:t>
+      </w:r>
+      <w:r>
+        <w:rPr>
+          <w:b/>
+        </w:rPr>
+        <w:t>output</w:t>
+      </w:r>
+      <w:r>
+        <w:rPr>
+          <w:b w:val="0"/>
+        </w:rPr>
+        <w:t xml:space="preserve"> from the three supplied </w:t>
+      </w:r>
+      <w:r>
+        <w:rPr>
+          <w:b/>
+        </w:rPr>
+        <w:t>value</w:t>
+      </w:r>
+      <w:r>
+        <w:rPr>
+          <w:b w:val="0"/>
+        </w:rPr>
+        <w:t>s and weights.</w:t>
       </w:r>
     </w:p>
     <w:p>
@@ -1071,7 +1662,42 @@
     </w:p>
     <w:p>
       <w:r>
-        <w:t>Exclude V3 and calculate permitted weights and output. Explain the empty-mask case.</w:t>
+        <w:t>Use the supplied Tokens and Context task to record your reasoning, evidence and next step.</w:t>
+      </w:r>
+    </w:p>
+    <w:p>
+      <w:pPr>
+        <w:spacing w:line="336" w:lineRule="auto" w:after="180"/>
+      </w:pPr>
+      <w:r>
+        <w:rPr>
+          <w:b w:val="0"/>
+        </w:rPr>
+        <w:t xml:space="preserve">Exclude V3 and calculate permitted weights and </w:t>
+      </w:r>
+      <w:r>
+        <w:rPr>
+          <w:b/>
+        </w:rPr>
+        <w:t>output</w:t>
+      </w:r>
+      <w:r>
+        <w:rPr>
+          <w:b w:val="0"/>
+        </w:rPr>
+        <w:t>. Explain the empty-</w:t>
+      </w:r>
+      <w:r>
+        <w:rPr>
+          <w:b/>
+        </w:rPr>
+        <w:t>mask</w:t>
+      </w:r>
+      <w:r>
+        <w:rPr>
+          <w:b w:val="0"/>
+        </w:rPr>
+        <w:t xml:space="preserve"> case.</w:t>
       </w:r>
     </w:p>
     <w:p>
@@ -1122,7 +1748,60 @@
     </w:p>
     <w:p>
       <w:r>
-        <w:t>Values A=[4,1],B=[0,5],C=[2,3]; weights 0.25,0.5,0.25. Compute the full output. Mask B, renormalise the remaining weights and compute the new output.</w:t>
+        <w:t>Use the supplied Tokens and Context task to record your reasoning, evidence and next step.</w:t>
+      </w:r>
+    </w:p>
+    <w:p>
+      <w:pPr>
+        <w:spacing w:line="336" w:lineRule="auto" w:after="180"/>
+      </w:pPr>
+      <w:r>
+        <w:rPr>
+          <w:b/>
+        </w:rPr>
+        <w:t>Value</w:t>
+      </w:r>
+      <w:r>
+        <w:rPr>
+          <w:b w:val="0"/>
+        </w:rPr>
+        <w:t xml:space="preserve">s A=[4,1],B=[0,5],C=[2,3]; weights 0.25,0.5,0.25. Compute the full </w:t>
+      </w:r>
+      <w:r>
+        <w:rPr>
+          <w:b/>
+        </w:rPr>
+        <w:t>output</w:t>
+      </w:r>
+      <w:r>
+        <w:rPr>
+          <w:b w:val="0"/>
+        </w:rPr>
+        <w:t xml:space="preserve">. </w:t>
+      </w:r>
+      <w:r>
+        <w:rPr>
+          <w:b/>
+        </w:rPr>
+        <w:t>Mask</w:t>
+      </w:r>
+      <w:r>
+        <w:rPr>
+          <w:b w:val="0"/>
+        </w:rPr>
+        <w:t xml:space="preserve"> B, renormalise the remaining weights and compute the new </w:t>
+      </w:r>
+      <w:r>
+        <w:rPr>
+          <w:b/>
+        </w:rPr>
+        <w:t>output</w:t>
+      </w:r>
+      <w:r>
+        <w:rPr>
+          <w:b w:val="0"/>
+        </w:rPr>
+        <w:t>.</w:t>
       </w:r>
     </w:p>
     <w:p>
@@ -1183,6 +1862,18 @@
     </w:p>
     <w:p>
       <w:r>
+        <w:t>Use the supplied Tokens and Context task to record your reasoning, evidence and next step.</w:t>
+      </w:r>
+    </w:p>
+    <w:p>
+      <w:pPr>
+        <w:spacing w:line="336" w:lineRule="auto" w:after="180"/>
+        <w:shd w:fill="F5F1FB"/>
+      </w:pPr>
+      <w:r>
+        <w:rPr>
+          <w:b w:val="0"/>
+        </w:rPr>
         <w:t>A student claims the highest attention weight explains the entire model and authenticates a retrieved instruction. What additional reasoning is needed?</w:t>
       </w:r>
     </w:p>
@@ -1230,6 +1921,11 @@
       </w:pPr>
       <w:r>
         <w:t>22. Feedback, return check and learning record</w:t>
+      </w:r>
+    </w:p>
+    <w:p>
+      <w:r>
+        <w:t>Record the first repaired step and a different case to revisit after a delay.</w:t>
       </w:r>
     </w:p>
     <w:tbl>
@@ -1369,7 +2065,13 @@
       </w:tr>
     </w:tbl>
     <w:p>
-      <w:r>
+      <w:pPr>
+        <w:spacing w:line="336" w:lineRule="auto" w:after="180"/>
+      </w:pPr>
+      <w:r>
+        <w:rPr>
+          <w:b w:val="0"/>
+        </w:rPr>
         <w:t>Revisit this idea with your teacher after a delay. Familiarity is different from explaining and using it on a changed case.</w:t>
       </w:r>
     </w:p>
@@ -1383,16 +2085,87 @@
     </w:p>
     <w:p>
       <w:r>
-        <w:t>A fictional assistant has a small context budget for answering an event-capacity question.</w:t>
-      </w:r>
-    </w:p>
-    <w:p>
-      <w:r>
-        <w:t>Total budget 100 toy tokens; instructions 20, question 10, output reserve 25. Evidence capacity is the remainder.</w:t>
-      </w:r>
-    </w:p>
-    <w:p>
-      <w:r>
+        <w:t>A fictional assistant has a small context budget for answering an event-capacity question. Explain the labelled step before checking the changed condition.</w:t>
+      </w:r>
+    </w:p>
+    <w:p>
+      <w:pPr>
+        <w:spacing w:line="336" w:lineRule="auto" w:after="180"/>
+      </w:pPr>
+      <w:r>
+        <w:rPr>
+          <w:b w:val="0"/>
+        </w:rPr>
+        <w:t xml:space="preserve">A fictional assistant has a small </w:t>
+      </w:r>
+      <w:r>
+        <w:rPr>
+          <w:b/>
+        </w:rPr>
+        <w:t>context budget</w:t>
+      </w:r>
+      <w:r>
+        <w:rPr>
+          <w:b w:val="0"/>
+        </w:rPr>
+        <w:t xml:space="preserve"> for answering an event-capacity question.</w:t>
+      </w:r>
+    </w:p>
+    <w:p>
+      <w:pPr>
+        <w:spacing w:line="336" w:lineRule="auto" w:after="180"/>
+      </w:pPr>
+      <w:r>
+        <w:rPr>
+          <w:b w:val="0"/>
+        </w:rPr>
+        <w:t xml:space="preserve">Total budget 100 toy </w:t>
+      </w:r>
+      <w:r>
+        <w:rPr>
+          <w:b/>
+        </w:rPr>
+        <w:t>token</w:t>
+      </w:r>
+      <w:r>
+        <w:rPr>
+          <w:b w:val="0"/>
+        </w:rPr>
+        <w:t xml:space="preserve">s; instructions 20, question 10, </w:t>
+      </w:r>
+      <w:r>
+        <w:rPr>
+          <w:b/>
+        </w:rPr>
+        <w:t>output</w:t>
+      </w:r>
+      <w:r>
+        <w:rPr>
+          <w:b w:val="0"/>
+        </w:rPr>
+        <w:t xml:space="preserve"> reserve 25. </w:t>
+      </w:r>
+      <w:r>
+        <w:rPr>
+          <w:b/>
+        </w:rPr>
+        <w:t>Evidence</w:t>
+      </w:r>
+      <w:r>
+        <w:rPr>
+          <w:b w:val="0"/>
+        </w:rPr>
+        <w:t xml:space="preserve"> capacity is the remainder.</w:t>
+      </w:r>
+    </w:p>
+    <w:p>
+      <w:pPr>
+        <w:spacing w:line="336" w:lineRule="auto" w:after="180"/>
+      </w:pPr>
+      <w:r>
+        <w:rPr>
+          <w:b w:val="0"/>
+        </w:rPr>
         <w:t>Current capacity record A costs 18; its safety exception B costs 20; unrelated slogan C costs 12. A says 20 seats; B caps this event at 12.</w:t>
       </w:r>
     </w:p>
@@ -1469,7 +2242,14 @@
       </w:r>
     </w:p>
     <w:p>
-      <w:r>
+      <w:pPr>
+        <w:spacing w:line="336" w:lineRule="auto" w:after="180"/>
+        <w:shd w:fill="F5F1FB"/>
+      </w:pPr>
+      <w:r>
+        <w:rPr>
+          <w:b w:val="0"/>
+        </w:rPr>
         <w:t>Can A alone justify answering 20 seats after the exception is known?</w:t>
       </w:r>
     </w:p>
@@ -1512,13 +2292,58 @@
       </w:r>
     </w:p>
     <w:p>
-      <w:r>
-        <w:t>Support used: alone / hint / worked example. This record is practice evidence.</w:t>
-      </w:r>
-    </w:p>
-    <w:p>
-      <w:r>
-        <w:t>Project connection: Design Study Buddy retrieval to preserve current facts, exceptions and source identity within its context budget.</w:t>
+      <w:pPr>
+        <w:pStyle w:val="Heading3"/>
+      </w:pPr>
+      <w:r>
+        <w:t>Record the help used</w:t>
+      </w:r>
+    </w:p>
+    <w:p>
+      <w:pPr>
+        <w:spacing w:line="336" w:lineRule="auto" w:after="180"/>
+        <w:shd w:fill="F1F6F8"/>
+      </w:pPr>
+      <w:r>
+        <w:rPr>
+          <w:b w:val="0"/>
+        </w:rPr>
+        <w:t xml:space="preserve">Support used: alone / hint / worked example. This record is practice </w:t>
+      </w:r>
+      <w:r>
+        <w:rPr>
+          <w:b/>
+        </w:rPr>
+        <w:t>evidence</w:t>
+      </w:r>
+      <w:r>
+        <w:rPr>
+          <w:b w:val="0"/>
+        </w:rPr>
+        <w:t>.</w:t>
+      </w:r>
+    </w:p>
+    <w:p>
+      <w:pPr>
+        <w:spacing w:line="336" w:lineRule="auto" w:after="180"/>
+      </w:pPr>
+      <w:r>
+        <w:rPr>
+          <w:b w:val="0"/>
+        </w:rPr>
+        <w:t xml:space="preserve">Project connection: Design Study Buddy retrieval to preserve current facts, exceptions and source identity within its </w:t>
+      </w:r>
+      <w:r>
+        <w:rPr>
+          <w:b/>
+        </w:rPr>
+        <w:t>context budget</w:t>
+      </w:r>
+      <w:r>
+        <w:rPr>
+          <w:b w:val="0"/>
+        </w:rPr>
+        <w:t>.</w:t>
       </w:r>
     </w:p>
     <w:p>
@@ -1531,17 +2356,64 @@
     </w:p>
     <w:p>
       <w:r>
+        <w:t>Keep this week’s input, deciding step, result and limit together in the Verified Study Buddy record.</w:t>
+      </w:r>
+    </w:p>
+    <w:p>
+      <w:pPr>
+        <w:spacing w:line="336" w:lineRule="auto" w:after="180"/>
+      </w:pPr>
+      <w:r>
+        <w:rPr>
+          <w:b w:val="0"/>
+        </w:rPr>
         <w:t>Project: Verified Study Buddy</w:t>
       </w:r>
     </w:p>
     <w:p>
-      <w:r>
-        <w:t>Current milestone: Frame the need. Name the user, the problem, allowed inputs and a safe simple starting method.</w:t>
-      </w:r>
-    </w:p>
-    <w:p>
-      <w:r>
-        <w:t>Design Study Buddy retrieval to preserve current facts, exceptions and source identity within its context budget.</w:t>
+      <w:pPr>
+        <w:spacing w:line="336" w:lineRule="auto" w:after="180"/>
+      </w:pPr>
+      <w:r>
+        <w:rPr>
+          <w:b w:val="0"/>
+        </w:rPr>
+        <w:t xml:space="preserve">Current milestone: Frame the need. Name the user, the problem, allowed </w:t>
+      </w:r>
+      <w:r>
+        <w:rPr>
+          <w:b/>
+        </w:rPr>
+        <w:t>input</w:t>
+      </w:r>
+      <w:r>
+        <w:rPr>
+          <w:b w:val="0"/>
+        </w:rPr>
+        <w:t>s and a safe simple starting method.</w:t>
+      </w:r>
+    </w:p>
+    <w:p>
+      <w:pPr>
+        <w:spacing w:line="336" w:lineRule="auto" w:after="180"/>
+      </w:pPr>
+      <w:r>
+        <w:rPr>
+          <w:b w:val="0"/>
+        </w:rPr>
+        <w:t xml:space="preserve">Design Study Buddy retrieval to preserve current facts, exceptions and source identity within its </w:t>
+      </w:r>
+      <w:r>
+        <w:rPr>
+          <w:b/>
+        </w:rPr>
+        <w:t>context budget</w:t>
+      </w:r>
+      <w:r>
+        <w:rPr>
+          <w:b w:val="0"/>
+        </w:rPr>
+        <w:t>.</w:t>
       </w:r>
     </w:p>
     <w:tbl>
@@ -1703,12 +2575,41 @@
     </w:p>
     <w:p>
       <w:r>
+        <w:t>Try the supported questions before comparing with hints and feedback. Record what you repaired and the evidence you retained.</w:t>
+      </w:r>
+    </w:p>
+    <w:p>
+      <w:pPr>
+        <w:spacing w:line="336" w:lineRule="auto" w:after="180"/>
+      </w:pPr>
+      <w:r>
+        <w:rPr>
+          <w:b w:val="0"/>
+        </w:rPr>
         <w:t>Use this supported practice once, in the browser or on paper. Keep the reserved independent assessment for a separate first attempt before teacher feedback.</w:t>
       </w:r>
     </w:p>
     <w:p>
-      <w:r>
-        <w:t>A fictional assistant has a small context budget for answering an event-capacity question.</w:t>
+      <w:pPr>
+        <w:spacing w:line="336" w:lineRule="auto" w:after="180"/>
+      </w:pPr>
+      <w:r>
+        <w:rPr>
+          <w:b w:val="0"/>
+        </w:rPr>
+        <w:t xml:space="preserve">A fictional assistant has a small </w:t>
+      </w:r>
+      <w:r>
+        <w:rPr>
+          <w:b/>
+        </w:rPr>
+        <w:t>context budget</w:t>
+      </w:r>
+      <w:r>
+        <w:rPr>
+          <w:b w:val="0"/>
+        </w:rPr>
+        <w:t xml:space="preserve"> for answering an event-capacity question.</w:t>
       </w:r>
     </w:p>
     <w:p>
@@ -1720,27 +2621,61 @@
       </w:r>
     </w:p>
     <w:p>
-      <w:r>
+      <w:pPr>
+        <w:spacing w:line="336" w:lineRule="auto" w:after="180"/>
+      </w:pPr>
+      <w:r>
+        <w:rPr>
+          <w:b w:val="0"/>
+        </w:rPr>
         <w:t>Which labelled step matches this detail? For this event, the declared cap is 12, with both A and B retained.</w:t>
       </w:r>
     </w:p>
     <w:p>
-      <w:r>
+      <w:pPr>
+        <w:spacing w:line="336" w:lineRule="auto" w:after="180"/>
+        <w:shd w:fill="F4F9FC"/>
+      </w:pPr>
+      <w:r>
+        <w:rPr>
+          <w:b w:val="0"/>
+        </w:rPr>
         <w:t>1. Answer with scope</w:t>
       </w:r>
     </w:p>
     <w:p>
-      <w:r>
+      <w:pPr>
+        <w:spacing w:line="336" w:lineRule="auto" w:after="180"/>
+        <w:shd w:fill="F4F9FC"/>
+      </w:pPr>
+      <w:r>
+        <w:rPr>
+          <w:b w:val="0"/>
+        </w:rPr>
         <w:t>2. Select relevant pair</w:t>
       </w:r>
     </w:p>
     <w:p>
-      <w:r>
+      <w:pPr>
+        <w:spacing w:line="336" w:lineRule="auto" w:after="180"/>
+        <w:shd w:fill="F4F9FC"/>
+      </w:pPr>
+      <w:r>
+        <w:rPr>
+          <w:b w:val="0"/>
+        </w:rPr>
         <w:t>3. Reject incomplete shortcut</w:t>
       </w:r>
     </w:p>
     <w:p>
-      <w:r>
+      <w:pPr>
+        <w:spacing w:line="336" w:lineRule="auto" w:after="180"/>
+        <w:shd w:fill="F4F9FC"/>
+      </w:pPr>
+      <w:r>
+        <w:rPr>
+          <w:b w:val="0"/>
+        </w:rPr>
         <w:t>4. Compute budget</w:t>
       </w:r>
     </w:p>
@@ -1778,41 +2713,227 @@
       </w:r>
     </w:p>
     <w:p>
-      <w:r>
+      <w:pPr>
+        <w:pStyle w:val="Heading3"/>
+      </w:pPr>
+      <w:r>
+        <w:t>Hint · try first</w:t>
+      </w:r>
+    </w:p>
+    <w:p>
+      <w:pPr>
+        <w:spacing w:line="336" w:lineRule="auto" w:after="180"/>
+        <w:shd w:fill="F1F6F8"/>
+      </w:pPr>
+      <w:r>
+        <w:rPr>
+          <w:b w:val="0"/>
+        </w:rPr>
         <w:t>Hint if needed: Read the steps in the pictorial case. Match the supplied detail to the stage that performs or records it.</w:t>
       </w:r>
     </w:p>
     <w:p>
-      <w:r>
-        <w:t>After your attempt, compare with the supported explanation: Answer with scope For this event, the declared cap is 12, with both A and B retained. A context window limits how much information is available in one model call. Selecting the shortest passage is not always sufficient: an exception can change the meaning of a general statement. Keep the relevant source relationship visible. Toy token costs are supplied here; real token counts depend on the model’s tokenizer.</w:t>
-      </w:r>
-    </w:p>
-    <w:p>
       <w:pPr>
         <w:pStyle w:val="Heading3"/>
       </w:pPr>
       <w:r>
+        <w:t>Feedback · compare after trying</w:t>
+      </w:r>
+    </w:p>
+    <w:p>
+      <w:pPr>
+        <w:spacing w:line="336" w:lineRule="auto" w:after="180"/>
+        <w:shd w:fill="F1F6FC"/>
+      </w:pPr>
+      <w:r>
+        <w:rPr>
+          <w:b w:val="0"/>
+        </w:rPr>
+        <w:t xml:space="preserve">After your attempt, compare with the supported explanation: Answer with scope For this event, the declared cap is 12, with both A and B retained. A </w:t>
+      </w:r>
+      <w:r>
+        <w:rPr>
+          <w:b/>
+        </w:rPr>
+        <w:t>context window</w:t>
+      </w:r>
+      <w:r>
+        <w:rPr>
+          <w:b w:val="0"/>
+        </w:rPr>
+        <w:t xml:space="preserve"> limits how much information is available in one model call.</w:t>
+      </w:r>
+    </w:p>
+    <w:p>
+      <w:pPr>
+        <w:spacing w:line="336" w:lineRule="auto" w:after="180"/>
+        <w:shd w:fill="F1F6FC"/>
+      </w:pPr>
+      <w:r>
+        <w:rPr>
+          <w:b w:val="0"/>
+        </w:rPr>
+        <w:t>Selecting the shortest passage is not always sufficient: an exception can change the meaning of a general statement. Keep the relevant source relationship visible.</w:t>
+      </w:r>
+    </w:p>
+    <w:p>
+      <w:pPr>
+        <w:spacing w:line="336" w:lineRule="auto" w:after="180"/>
+        <w:shd w:fill="F1F6FC"/>
+      </w:pPr>
+      <w:r>
+        <w:rPr>
+          <w:b w:val="0"/>
+        </w:rPr>
+        <w:t xml:space="preserve">Toy </w:t>
+      </w:r>
+      <w:r>
+        <w:rPr>
+          <w:b/>
+        </w:rPr>
+        <w:t>token</w:t>
+      </w:r>
+      <w:r>
+        <w:rPr>
+          <w:b w:val="0"/>
+        </w:rPr>
+        <w:t xml:space="preserve"> costs are supplied here; real </w:t>
+      </w:r>
+      <w:r>
+        <w:rPr>
+          <w:b/>
+        </w:rPr>
+        <w:t>token</w:t>
+      </w:r>
+      <w:r>
+        <w:rPr>
+          <w:b w:val="0"/>
+        </w:rPr>
+        <w:t xml:space="preserve"> counts depend on the model’s </w:t>
+      </w:r>
+      <w:r>
+        <w:rPr>
+          <w:b/>
+        </w:rPr>
+        <w:t>token</w:t>
+      </w:r>
+      <w:r>
+        <w:rPr>
+          <w:b w:val="0"/>
+        </w:rPr>
+        <w:t>izer.</w:t>
+      </w:r>
+    </w:p>
+    <w:p>
+      <w:pPr>
+        <w:pStyle w:val="Heading3"/>
+      </w:pPr>
+      <w:r>
         <w:t>Practice 2: explain the deciding evidence</w:t>
       </w:r>
     </w:p>
     <w:p>
-      <w:r>
+      <w:pPr>
+        <w:pStyle w:val="Heading3"/>
+      </w:pPr>
+      <w:r>
+        <w:t>Changed case · predict first</w:t>
+      </w:r>
+    </w:p>
+    <w:p>
+      <w:pPr>
+        <w:spacing w:line="336" w:lineRule="auto" w:after="180"/>
+        <w:shd w:fill="F5F1FB"/>
+      </w:pPr>
+      <w:r>
+        <w:rPr>
+          <w:b w:val="0"/>
+        </w:rPr>
         <w:t>Changed-case practice: Increase B’s cost to 30 with all other costs fixed. Which conclusion is supported by the supplied facts?</w:t>
       </w:r>
     </w:p>
     <w:p>
-      <w:r>
-        <w:t>1. A+B costs 48 and no longer fits the 45-token evidence capacity.</w:t>
-      </w:r>
-    </w:p>
-    <w:p>
-      <w:r>
-        <w:t>2. This one example guarantees correct results for every future input.</w:t>
-      </w:r>
-    </w:p>
-    <w:p>
-      <w:r>
-        <w:t>3. We can decide the result without examining the changed input or the procedure.</w:t>
+      <w:pPr>
+        <w:spacing w:line="336" w:lineRule="auto" w:after="180"/>
+        <w:shd w:fill="F4F9FC"/>
+      </w:pPr>
+      <w:r>
+        <w:rPr>
+          <w:b w:val="0"/>
+        </w:rPr>
+        <w:t>1. A+B costs 48 and no longer fits the 45-</w:t>
+      </w:r>
+      <w:r>
+        <w:rPr>
+          <w:b/>
+        </w:rPr>
+        <w:t>token</w:t>
+      </w:r>
+      <w:r>
+        <w:rPr>
+          <w:b w:val="0"/>
+        </w:rPr>
+        <w:t xml:space="preserve"> </w:t>
+      </w:r>
+      <w:r>
+        <w:rPr>
+          <w:b/>
+        </w:rPr>
+        <w:t>evidence</w:t>
+      </w:r>
+      <w:r>
+        <w:rPr>
+          <w:b w:val="0"/>
+        </w:rPr>
+        <w:t xml:space="preserve"> capacity.</w:t>
+      </w:r>
+    </w:p>
+    <w:p>
+      <w:pPr>
+        <w:spacing w:line="336" w:lineRule="auto" w:after="180"/>
+        <w:shd w:fill="F4F9FC"/>
+      </w:pPr>
+      <w:r>
+        <w:rPr>
+          <w:b w:val="0"/>
+        </w:rPr>
+        <w:t xml:space="preserve">2. This one example guarantees correct results for every future </w:t>
+      </w:r>
+      <w:r>
+        <w:rPr>
+          <w:b/>
+        </w:rPr>
+        <w:t>input</w:t>
+      </w:r>
+      <w:r>
+        <w:rPr>
+          <w:b w:val="0"/>
+        </w:rPr>
+        <w:t>.</w:t>
+      </w:r>
+    </w:p>
+    <w:p>
+      <w:pPr>
+        <w:spacing w:line="336" w:lineRule="auto" w:after="180"/>
+        <w:shd w:fill="F4F9FC"/>
+      </w:pPr>
+      <w:r>
+        <w:rPr>
+          <w:b w:val="0"/>
+        </w:rPr>
+        <w:t xml:space="preserve">3. We can decide the result without examining the changed </w:t>
+      </w:r>
+      <w:r>
+        <w:rPr>
+          <w:b/>
+        </w:rPr>
+        <w:t>input</w:t>
+      </w:r>
+      <w:r>
+        <w:rPr>
+          <w:b w:val="0"/>
+        </w:rPr>
+        <w:t xml:space="preserve"> or the procedure.</w:t>
       </w:r>
     </w:p>
     <w:p>
@@ -1849,26 +2970,133 @@
       </w:r>
     </w:p>
     <w:p>
-      <w:r>
+      <w:pPr>
+        <w:pStyle w:val="Heading3"/>
+      </w:pPr>
+      <w:r>
+        <w:t>Hint · try first</w:t>
+      </w:r>
+    </w:p>
+    <w:p>
+      <w:pPr>
+        <w:spacing w:line="336" w:lineRule="auto" w:after="180"/>
+        <w:shd w:fill="F1F6F8"/>
+      </w:pPr>
+      <w:r>
+        <w:rPr>
+          <w:b w:val="0"/>
+        </w:rPr>
         <w:t>Hint if needed: Use the changed condition and the deciding step in the pictorial trace. The answer must say what follows from those facts.</w:t>
       </w:r>
     </w:p>
     <w:p>
-      <w:r>
-        <w:t>After your attempt, compare with the supported explanation: A+B costs 48 and no longer fits the 45-token evidence capacity. Do not silently omit the exception; use an approved source-preserving summary, another retrieval step or an honest incomplete-evidence response.</w:t>
-      </w:r>
-    </w:p>
-    <w:p>
       <w:pPr>
         <w:pStyle w:val="Heading3"/>
       </w:pPr>
       <w:r>
+        <w:t>Feedback · compare after trying</w:t>
+      </w:r>
+    </w:p>
+    <w:p>
+      <w:pPr>
+        <w:spacing w:line="336" w:lineRule="auto" w:after="180"/>
+        <w:shd w:fill="F1F6FC"/>
+      </w:pPr>
+      <w:r>
+        <w:rPr>
+          <w:b w:val="0"/>
+        </w:rPr>
+        <w:t>After your attempt, compare with the supported explanation: A+B costs 48 and no longer fits the 45-</w:t>
+      </w:r>
+      <w:r>
+        <w:rPr>
+          <w:b/>
+        </w:rPr>
+        <w:t>token</w:t>
+      </w:r>
+      <w:r>
+        <w:rPr>
+          <w:b w:val="0"/>
+        </w:rPr>
+        <w:t xml:space="preserve"> </w:t>
+      </w:r>
+      <w:r>
+        <w:rPr>
+          <w:b/>
+        </w:rPr>
+        <w:t>evidence</w:t>
+      </w:r>
+      <w:r>
+        <w:rPr>
+          <w:b w:val="0"/>
+        </w:rPr>
+        <w:t xml:space="preserve"> capacity.</w:t>
+      </w:r>
+    </w:p>
+    <w:p>
+      <w:pPr>
+        <w:spacing w:line="336" w:lineRule="auto" w:after="180"/>
+        <w:shd w:fill="F1F6FC"/>
+      </w:pPr>
+      <w:r>
+        <w:rPr>
+          <w:b w:val="0"/>
+        </w:rPr>
+        <w:t>Do not silently omit the exception; use an approved source-preserving summary, another retrieval step or an honest incomplete-</w:t>
+      </w:r>
+      <w:r>
+        <w:rPr>
+          <w:b/>
+        </w:rPr>
+        <w:t>evidence</w:t>
+      </w:r>
+      <w:r>
+        <w:rPr>
+          <w:b w:val="0"/>
+        </w:rPr>
+        <w:t xml:space="preserve"> response.</w:t>
+      </w:r>
+    </w:p>
+    <w:p>
+      <w:pPr>
+        <w:pStyle w:val="Heading3"/>
+      </w:pPr>
+      <w:r>
         <w:t>Repair a missing building block</w:t>
       </w:r>
     </w:p>
     <w:p>
-      <w:r>
-        <w:t>Review A Distribution of Possibilities (ai-3/2). Goal: Check whether a next-token table is a valid probability distribution. Short practice: Why is 0.625 not a broken probability sum?. Return to this week and explain what you changed.</w:t>
+      <w:pPr>
+        <w:spacing w:line="336" w:lineRule="auto" w:after="180"/>
+      </w:pPr>
+      <w:r>
+        <w:rPr>
+          <w:b w:val="0"/>
+        </w:rPr>
+        <w:t>Review A Distribution of Possibilities (ai-3/2). Goal: Check whether a next-</w:t>
+      </w:r>
+      <w:r>
+        <w:rPr>
+          <w:b/>
+        </w:rPr>
+        <w:t>token</w:t>
+      </w:r>
+      <w:r>
+        <w:rPr>
+          <w:b w:val="0"/>
+        </w:rPr>
+        <w:t xml:space="preserve"> table is a valid probability distribution. Short practice: Why is 0.625 not a broken probability sum?.</w:t>
+      </w:r>
+    </w:p>
+    <w:p>
+      <w:pPr>
+        <w:spacing w:line="336" w:lineRule="auto" w:after="180"/>
+      </w:pPr>
+      <w:r>
+        <w:rPr>
+          <w:b w:val="0"/>
+        </w:rPr>
+        <w:t>Return to this week and explain what you changed.</w:t>
       </w:r>
     </w:p>
     <w:p>
@@ -1880,8 +3108,37 @@
       </w:r>
     </w:p>
     <w:p>
-      <w:r>
-        <w:t>Use Download completed work in the hosted lesson to export your answers, reflections, practice feedback and code-run evidence. Open the HTML copy to read or print it. Drafts stay in this browser when storage is available; clear drafts on a shared device.</w:t>
+      <w:pPr>
+        <w:spacing w:line="336" w:lineRule="auto" w:after="180"/>
+      </w:pPr>
+      <w:r>
+        <w:rPr>
+          <w:b w:val="0"/>
+        </w:rPr>
+        <w:t xml:space="preserve">Use Download completed work in the hosted lesson to export your answers, reflections, practice feedback and code-run </w:t>
+      </w:r>
+      <w:r>
+        <w:rPr>
+          <w:b/>
+        </w:rPr>
+        <w:t>evidence</w:t>
+      </w:r>
+      <w:r>
+        <w:rPr>
+          <w:b w:val="0"/>
+        </w:rPr>
+        <w:t>. Open the HTML copy to read or print it.</w:t>
+      </w:r>
+    </w:p>
+    <w:p>
+      <w:pPr>
+        <w:spacing w:line="336" w:lineRule="auto" w:after="180"/>
+      </w:pPr>
+      <w:r>
+        <w:rPr>
+          <w:b w:val="0"/>
+        </w:rPr>
+        <w:t>Drafts stay in this browser when storage is available; clear drafts on a shared device.</w:t>
       </w:r>
     </w:p>
     <w:p>
@@ -1895,6 +3152,963 @@
     <w:p>
       <w:r>
         <w:t>________________________________________________________________</w:t>
+      </w:r>
+    </w:p>
+    <w:p>
+      <w:r>
+        <w:t>________________________________________________________________</w:t>
+      </w:r>
+    </w:p>
+    <w:p>
+      <w:r>
+        <w:t>________________________________________________________________</w:t>
+      </w:r>
+    </w:p>
+    <w:p>
+      <w:r>
+        <w:t>________________________________________________________________</w:t>
+      </w:r>
+    </w:p>
+    <w:p>
+      <w:r>
+        <w:t>________________________________________________________________</w:t>
+      </w:r>
+    </w:p>
+    <w:p>
+      <w:pPr>
+        <w:pStyle w:val="Heading1"/>
+      </w:pPr>
+      <w:r>
+        <w:t>26. Visual concept journey</w:t>
+      </w:r>
+    </w:p>
+    <w:p>
+      <w:r>
+        <w:t>Explain each Tokens and Context picture from its labels, then record a relevant limit.</w:t>
+      </w:r>
+    </w:p>
+    <w:p>
+      <w:pPr>
+        <w:pStyle w:val="Heading3"/>
+      </w:pPr>
+      <w:r>
+        <w:t>01. Tokens and Context: the case</w:t>
+      </w:r>
+    </w:p>
+    <w:p>
+      <w:r>
+        <w:drawing>
+          <wp:inline xmlns:a="http://schemas.openxmlformats.org/drawingml/2006/main" xmlns:pic="http://schemas.openxmlformats.org/drawingml/2006/picture">
+            <wp:extent cx="5486400" cy="3142488"/>
+            <wp:docPr id="3" name="Picture 3" descr="A fictional assistant has a small context budget for answering an event-capacity question. Supplied facts: Total budget 100 toy tokens; instructions 20, question 10, output reserve 25. Evidence capacity is the remainder. Current capacity record A costs 18; its safety exception B costs 20; unrelated slogan C costs 12. A says 20 seats; B caps this event at 12."/>
+            <wp:cNvGraphicFramePr>
+              <a:graphicFrameLocks noChangeAspect="1"/>
+            </wp:cNvGraphicFramePr>
+            <a:graphic>
+              <a:graphicData uri="http://schemas.openxmlformats.org/drawingml/2006/picture">
+                <pic:pic>
+                  <pic:nvPicPr>
+                    <pic:cNvPr id="0" name="academy-story-ai-3-3-01.png"/>
+                    <pic:cNvPicPr/>
+                  </pic:nvPicPr>
+                  <pic:blipFill>
+                    <a:blip r:embed="rId11"/>
+                    <a:stretch>
+                      <a:fillRect/>
+                    </a:stretch>
+                  </pic:blipFill>
+                  <pic:spPr>
+                    <a:xfrm>
+                      <a:off x="0" y="0"/>
+                      <a:ext cx="5486400" cy="3142488"/>
+                    </a:xfrm>
+                    <a:prstGeom prst="rect"/>
+                  </pic:spPr>
+                </pic:pic>
+              </a:graphicData>
+            </a:graphic>
+          </wp:inline>
+        </w:drawing>
+      </w:r>
+    </w:p>
+    <w:p>
+      <w:pPr>
+        <w:spacing w:line="336" w:lineRule="auto" w:after="180"/>
+      </w:pPr>
+      <w:r>
+        <w:rPr>
+          <w:b w:val="0"/>
+        </w:rPr>
+        <w:t xml:space="preserve">A fictional assistant has a small </w:t>
+      </w:r>
+      <w:r>
+        <w:rPr>
+          <w:b/>
+        </w:rPr>
+        <w:t>context budget</w:t>
+      </w:r>
+      <w:r>
+        <w:rPr>
+          <w:b w:val="0"/>
+        </w:rPr>
+        <w:t xml:space="preserve"> for answering an event-capacity question. Supplied facts: Total budget 100 toy </w:t>
+      </w:r>
+      <w:r>
+        <w:rPr>
+          <w:b/>
+        </w:rPr>
+        <w:t>token</w:t>
+      </w:r>
+      <w:r>
+        <w:rPr>
+          <w:b w:val="0"/>
+        </w:rPr>
+        <w:t xml:space="preserve">s; instructions 20, question 10, </w:t>
+      </w:r>
+      <w:r>
+        <w:rPr>
+          <w:b/>
+        </w:rPr>
+        <w:t>output</w:t>
+      </w:r>
+      <w:r>
+        <w:rPr>
+          <w:b w:val="0"/>
+        </w:rPr>
+        <w:t xml:space="preserve"> reserve 25. </w:t>
+      </w:r>
+      <w:r>
+        <w:rPr>
+          <w:b/>
+        </w:rPr>
+        <w:t>Evidence</w:t>
+      </w:r>
+      <w:r>
+        <w:rPr>
+          <w:b w:val="0"/>
+        </w:rPr>
+        <w:t xml:space="preserve"> capacity is the remainder.</w:t>
+      </w:r>
+    </w:p>
+    <w:p>
+      <w:pPr>
+        <w:spacing w:line="336" w:lineRule="auto" w:after="180"/>
+      </w:pPr>
+      <w:r>
+        <w:rPr>
+          <w:b w:val="0"/>
+        </w:rPr>
+        <w:t>Current capacity record A costs 18; its safety exception B costs 20; unrelated slogan C costs 12. A says 20 seats; B caps this event at 12.</w:t>
+      </w:r>
+    </w:p>
+    <w:p>
+      <w:pPr>
+        <w:spacing w:line="336" w:lineRule="auto" w:after="180"/>
+        <w:shd w:fill="F5F1FB"/>
+      </w:pPr>
+      <w:r>
+        <w:rPr>
+          <w:b w:val="0"/>
+        </w:rPr>
+        <w:t>Point to the given fact that matters most. Explain why it matters.</w:t>
+      </w:r>
+    </w:p>
+    <w:p>
+      <w:pPr>
+        <w:pStyle w:val="Heading3"/>
+      </w:pPr>
+      <w:r>
+        <w:t>My picture explanation, deciding evidence and one limit</w:t>
+      </w:r>
+    </w:p>
+    <w:p>
+      <w:r>
+        <w:t>________________________________________________________________</w:t>
+      </w:r>
+    </w:p>
+    <w:p>
+      <w:r>
+        <w:t>________________________________________________________________</w:t>
+      </w:r>
+    </w:p>
+    <w:p>
+      <w:r>
+        <w:t>________________________________________________________________</w:t>
+      </w:r>
+    </w:p>
+    <w:p>
+      <w:r>
+        <w:t>________________________________________________________________</w:t>
+      </w:r>
+    </w:p>
+    <w:p>
+      <w:pPr>
+        <w:pStyle w:val="Heading3"/>
+      </w:pPr>
+      <w:r>
+        <w:t>02. Follow the deciding steps</w:t>
+      </w:r>
+    </w:p>
+    <w:p>
+      <w:r>
+        <w:drawing>
+          <wp:inline xmlns:a="http://schemas.openxmlformats.org/drawingml/2006/main" xmlns:pic="http://schemas.openxmlformats.org/drawingml/2006/picture">
+            <wp:extent cx="5486400" cy="4005072"/>
+            <wp:docPr id="4" name="Picture 4" descr="Compute budget: 100−20−10−25=45 evidence tokens. → Select relevant pair: A+B costs 38 and preserves the capacity exception. → Reject incomplete shortcut: A+C costs 30 but leaves out the exception that changes the answer. → Answer with scope: For this event, the declared cap is 12, with both A and B retained."/>
+            <wp:cNvGraphicFramePr>
+              <a:graphicFrameLocks noChangeAspect="1"/>
+            </wp:cNvGraphicFramePr>
+            <a:graphic>
+              <a:graphicData uri="http://schemas.openxmlformats.org/drawingml/2006/picture">
+                <pic:pic>
+                  <pic:nvPicPr>
+                    <pic:cNvPr id="0" name="academy-story-ai-3-3-02.png"/>
+                    <pic:cNvPicPr/>
+                  </pic:nvPicPr>
+                  <pic:blipFill>
+                    <a:blip r:embed="rId12"/>
+                    <a:stretch>
+                      <a:fillRect/>
+                    </a:stretch>
+                  </pic:blipFill>
+                  <pic:spPr>
+                    <a:xfrm>
+                      <a:off x="0" y="0"/>
+                      <a:ext cx="5486400" cy="4005072"/>
+                    </a:xfrm>
+                    <a:prstGeom prst="rect"/>
+                  </pic:spPr>
+                </pic:pic>
+              </a:graphicData>
+            </a:graphic>
+          </wp:inline>
+        </w:drawing>
+      </w:r>
+    </w:p>
+    <w:p>
+      <w:pPr>
+        <w:spacing w:line="336" w:lineRule="auto" w:after="180"/>
+      </w:pPr>
+      <w:r>
+        <w:rPr>
+          <w:b w:val="0"/>
+        </w:rPr>
+        <w:t xml:space="preserve">Compute budget: 100−20−10−25=45 </w:t>
+      </w:r>
+      <w:r>
+        <w:rPr>
+          <w:b/>
+        </w:rPr>
+        <w:t>evidence</w:t>
+      </w:r>
+      <w:r>
+        <w:rPr>
+          <w:b w:val="0"/>
+        </w:rPr>
+        <w:t xml:space="preserve"> </w:t>
+      </w:r>
+      <w:r>
+        <w:rPr>
+          <w:b/>
+        </w:rPr>
+        <w:t>token</w:t>
+      </w:r>
+      <w:r>
+        <w:rPr>
+          <w:b w:val="0"/>
+        </w:rPr>
+        <w:t>s. → Select relevant pair: A+B costs 38 and preserves the capacity exception. → Reject incomplete shortcut: A+C costs 30 but leaves out the exception that changes the answer. → Answer with scope: For this event, the declared cap is 12, with both A and B retained.</w:t>
+      </w:r>
+    </w:p>
+    <w:p>
+      <w:pPr>
+        <w:spacing w:line="336" w:lineRule="auto" w:after="180"/>
+        <w:shd w:fill="F5F1FB"/>
+      </w:pPr>
+      <w:r>
+        <w:rPr>
+          <w:b w:val="0"/>
+        </w:rPr>
+        <w:t xml:space="preserve">Point to each numbered stage and explain which recorded </w:t>
+      </w:r>
+      <w:r>
+        <w:rPr>
+          <w:b/>
+        </w:rPr>
+        <w:t>input</w:t>
+      </w:r>
+      <w:r>
+        <w:rPr>
+          <w:b w:val="0"/>
+        </w:rPr>
+        <w:t xml:space="preserve"> it uses.</w:t>
+      </w:r>
+    </w:p>
+    <w:p>
+      <w:pPr>
+        <w:pStyle w:val="Heading3"/>
+      </w:pPr>
+      <w:r>
+        <w:t>My picture explanation, deciding evidence and one limit</w:t>
+      </w:r>
+    </w:p>
+    <w:p>
+      <w:r>
+        <w:t>________________________________________________________________</w:t>
+      </w:r>
+    </w:p>
+    <w:p>
+      <w:r>
+        <w:t>________________________________________________________________</w:t>
+      </w:r>
+    </w:p>
+    <w:p>
+      <w:r>
+        <w:t>________________________________________________________________</w:t>
+      </w:r>
+    </w:p>
+    <w:p>
+      <w:r>
+        <w:t>________________________________________________________________</w:t>
+      </w:r>
+    </w:p>
+    <w:p>
+      <w:pPr>
+        <w:pStyle w:val="Heading3"/>
+      </w:pPr>
+      <w:r>
+        <w:t>03. Context budget allocations</w:t>
+      </w:r>
+    </w:p>
+    <w:p>
+      <w:r>
+        <w:drawing>
+          <wp:inline xmlns:a="http://schemas.openxmlformats.org/drawingml/2006/main" xmlns:pic="http://schemas.openxmlformats.org/drawingml/2006/picture">
+            <wp:extent cx="5486400" cy="3938016"/>
+            <wp:docPr id="5" name="Picture 5" descr="Context budget allocations. Instructions: Toy tokens = 20. Question: Toy tokens = 10. Output reserve: Toy tokens = 25. Evidence available: Toy tokens = 45."/>
+            <wp:cNvGraphicFramePr>
+              <a:graphicFrameLocks noChangeAspect="1"/>
+            </wp:cNvGraphicFramePr>
+            <a:graphic>
+              <a:graphicData uri="http://schemas.openxmlformats.org/drawingml/2006/picture">
+                <pic:pic>
+                  <pic:nvPicPr>
+                    <pic:cNvPr id="0" name="academy-story-ai-3-3-03.png"/>
+                    <pic:cNvPicPr/>
+                  </pic:nvPicPr>
+                  <pic:blipFill>
+                    <a:blip r:embed="rId13"/>
+                    <a:stretch>
+                      <a:fillRect/>
+                    </a:stretch>
+                  </pic:blipFill>
+                  <pic:spPr>
+                    <a:xfrm>
+                      <a:off x="0" y="0"/>
+                      <a:ext cx="5486400" cy="3938016"/>
+                    </a:xfrm>
+                    <a:prstGeom prst="rect"/>
+                  </pic:spPr>
+                </pic:pic>
+              </a:graphicData>
+            </a:graphic>
+          </wp:inline>
+        </w:drawing>
+      </w:r>
+    </w:p>
+    <w:p>
+      <w:pPr>
+        <w:spacing w:line="336" w:lineRule="auto" w:after="180"/>
+      </w:pPr>
+      <w:r>
+        <w:rPr>
+          <w:b/>
+        </w:rPr>
+        <w:t>Context budget</w:t>
+      </w:r>
+      <w:r>
+        <w:rPr>
+          <w:b w:val="0"/>
+        </w:rPr>
+        <w:t xml:space="preserve"> allocations. Instructions: Toy </w:t>
+      </w:r>
+      <w:r>
+        <w:rPr>
+          <w:b/>
+        </w:rPr>
+        <w:t>token</w:t>
+      </w:r>
+      <w:r>
+        <w:rPr>
+          <w:b w:val="0"/>
+        </w:rPr>
+        <w:t xml:space="preserve">s = 20. Question: Toy </w:t>
+      </w:r>
+      <w:r>
+        <w:rPr>
+          <w:b/>
+        </w:rPr>
+        <w:t>token</w:t>
+      </w:r>
+      <w:r>
+        <w:rPr>
+          <w:b w:val="0"/>
+        </w:rPr>
+        <w:t xml:space="preserve">s = 10. </w:t>
+      </w:r>
+      <w:r>
+        <w:rPr>
+          <w:b/>
+        </w:rPr>
+        <w:t>Output</w:t>
+      </w:r>
+      <w:r>
+        <w:rPr>
+          <w:b w:val="0"/>
+        </w:rPr>
+        <w:t xml:space="preserve"> reserve: Toy </w:t>
+      </w:r>
+      <w:r>
+        <w:rPr>
+          <w:b/>
+        </w:rPr>
+        <w:t>token</w:t>
+      </w:r>
+      <w:r>
+        <w:rPr>
+          <w:b w:val="0"/>
+        </w:rPr>
+        <w:t xml:space="preserve">s = 25. </w:t>
+      </w:r>
+      <w:r>
+        <w:rPr>
+          <w:b/>
+        </w:rPr>
+        <w:t>Evidence</w:t>
+      </w:r>
+      <w:r>
+        <w:rPr>
+          <w:b w:val="0"/>
+        </w:rPr>
+        <w:t xml:space="preserve"> available: Toy </w:t>
+      </w:r>
+      <w:r>
+        <w:rPr>
+          <w:b/>
+        </w:rPr>
+        <w:t>token</w:t>
+      </w:r>
+      <w:r>
+        <w:rPr>
+          <w:b w:val="0"/>
+        </w:rPr>
+        <w:t>s = 45.</w:t>
+      </w:r>
+    </w:p>
+    <w:p>
+      <w:pPr>
+        <w:spacing w:line="336" w:lineRule="auto" w:after="180"/>
+        <w:shd w:fill="F5F1FB"/>
+      </w:pPr>
+      <w:r>
+        <w:rPr>
+          <w:b w:val="0"/>
+        </w:rPr>
+        <w:t xml:space="preserve">Read the labels and </w:t>
+      </w:r>
+      <w:r>
+        <w:rPr>
+          <w:b/>
+        </w:rPr>
+        <w:t>value</w:t>
+      </w:r>
+      <w:r>
+        <w:rPr>
+          <w:b w:val="0"/>
+        </w:rPr>
+        <w:t>s. Explain the relationship the model shows.</w:t>
+      </w:r>
+    </w:p>
+    <w:p>
+      <w:pPr>
+        <w:pStyle w:val="Heading3"/>
+      </w:pPr>
+      <w:r>
+        <w:t>My picture explanation, deciding evidence and one limit</w:t>
+      </w:r>
+    </w:p>
+    <w:p>
+      <w:r>
+        <w:t>________________________________________________________________</w:t>
+      </w:r>
+    </w:p>
+    <w:p>
+      <w:r>
+        <w:t>________________________________________________________________</w:t>
+      </w:r>
+    </w:p>
+    <w:p>
+      <w:r>
+        <w:t>________________________________________________________________</w:t>
+      </w:r>
+    </w:p>
+    <w:p>
+      <w:r>
+        <w:t>________________________________________________________________</w:t>
+      </w:r>
+    </w:p>
+    <w:p>
+      <w:pPr>
+        <w:pStyle w:val="Heading3"/>
+      </w:pPr>
+      <w:r>
+        <w:t>04. Change one thing. Trace what follows.</w:t>
+      </w:r>
+    </w:p>
+    <w:p>
+      <w:r>
+        <w:drawing>
+          <wp:inline xmlns:a="http://schemas.openxmlformats.org/drawingml/2006/main" xmlns:pic="http://schemas.openxmlformats.org/drawingml/2006/picture">
+            <wp:extent cx="5486400" cy="3179064"/>
+            <wp:docPr id="6" name="Picture 6" descr="Original case: For this event, the declared cap is 12, with both A and B retained. Changed condition: Increase B’s cost to 30 with all other costs fixed. Expected result: A+B costs 48 and no longer fits the 45-token evidence capacity. Reason: Do not silently omit the exception; use an approved source-preserving summary, another retrieval step or an honest incomplete-evidence response."/>
+            <wp:cNvGraphicFramePr>
+              <a:graphicFrameLocks noChangeAspect="1"/>
+            </wp:cNvGraphicFramePr>
+            <a:graphic>
+              <a:graphicData uri="http://schemas.openxmlformats.org/drawingml/2006/picture">
+                <pic:pic>
+                  <pic:nvPicPr>
+                    <pic:cNvPr id="0" name="academy-story-ai-3-3-04.png"/>
+                    <pic:cNvPicPr/>
+                  </pic:nvPicPr>
+                  <pic:blipFill>
+                    <a:blip r:embed="rId14"/>
+                    <a:stretch>
+                      <a:fillRect/>
+                    </a:stretch>
+                  </pic:blipFill>
+                  <pic:spPr>
+                    <a:xfrm>
+                      <a:off x="0" y="0"/>
+                      <a:ext cx="5486400" cy="3179064"/>
+                    </a:xfrm>
+                    <a:prstGeom prst="rect"/>
+                  </pic:spPr>
+                </pic:pic>
+              </a:graphicData>
+            </a:graphic>
+          </wp:inline>
+        </w:drawing>
+      </w:r>
+    </w:p>
+    <w:p>
+      <w:pPr>
+        <w:spacing w:line="336" w:lineRule="auto" w:after="180"/>
+      </w:pPr>
+      <w:r>
+        <w:rPr>
+          <w:b w:val="0"/>
+        </w:rPr>
+        <w:t>Original case: For this event, the declared cap is 12, with both A and B retained. Changed condition: Increase B’s cost to 30 with all other costs fixed.</w:t>
+      </w:r>
+    </w:p>
+    <w:p>
+      <w:pPr>
+        <w:spacing w:line="336" w:lineRule="auto" w:after="180"/>
+      </w:pPr>
+      <w:r>
+        <w:rPr>
+          <w:b w:val="0"/>
+        </w:rPr>
+        <w:t>Expected result: A+B costs 48 and no longer fits the 45-</w:t>
+      </w:r>
+      <w:r>
+        <w:rPr>
+          <w:b/>
+        </w:rPr>
+        <w:t>token</w:t>
+      </w:r>
+      <w:r>
+        <w:rPr>
+          <w:b w:val="0"/>
+        </w:rPr>
+        <w:t xml:space="preserve"> </w:t>
+      </w:r>
+      <w:r>
+        <w:rPr>
+          <w:b/>
+        </w:rPr>
+        <w:t>evidence</w:t>
+      </w:r>
+      <w:r>
+        <w:rPr>
+          <w:b w:val="0"/>
+        </w:rPr>
+        <w:t xml:space="preserve"> capacity.</w:t>
+      </w:r>
+    </w:p>
+    <w:p>
+      <w:pPr>
+        <w:spacing w:line="336" w:lineRule="auto" w:after="180"/>
+      </w:pPr>
+      <w:r>
+        <w:rPr>
+          <w:b w:val="0"/>
+        </w:rPr>
+        <w:t>Reason: Do not silently omit the exception; use an approved source-preserving summary, another retrieval step or an honest incomplete-</w:t>
+      </w:r>
+      <w:r>
+        <w:rPr>
+          <w:b/>
+        </w:rPr>
+        <w:t>evidence</w:t>
+      </w:r>
+      <w:r>
+        <w:rPr>
+          <w:b w:val="0"/>
+        </w:rPr>
+        <w:t xml:space="preserve"> response.</w:t>
+      </w:r>
+    </w:p>
+    <w:p>
+      <w:pPr>
+        <w:spacing w:line="336" w:lineRule="auto" w:after="180"/>
+        <w:shd w:fill="F5F1FB"/>
+      </w:pPr>
+      <w:r>
+        <w:rPr>
+          <w:b w:val="0"/>
+        </w:rPr>
+        <w:t>Predict before checking the worked changed-case result. Name what changed and what the supplied facts allow you to conclude.</w:t>
+      </w:r>
+    </w:p>
+    <w:p>
+      <w:pPr>
+        <w:pStyle w:val="Heading3"/>
+      </w:pPr>
+      <w:r>
+        <w:t>My picture explanation, deciding evidence and one limit</w:t>
+      </w:r>
+    </w:p>
+    <w:p>
+      <w:r>
+        <w:t>________________________________________________________________</w:t>
+      </w:r>
+    </w:p>
+    <w:p>
+      <w:r>
+        <w:t>________________________________________________________________</w:t>
+      </w:r>
+    </w:p>
+    <w:p>
+      <w:r>
+        <w:t>________________________________________________________________</w:t>
+      </w:r>
+    </w:p>
+    <w:p>
+      <w:r>
+        <w:t>________________________________________________________________</w:t>
+      </w:r>
+    </w:p>
+    <w:p>
+      <w:pPr>
+        <w:pStyle w:val="Heading3"/>
+      </w:pPr>
+      <w:r>
+        <w:t>05. Connect the explanation to its limit</w:t>
+      </w:r>
+    </w:p>
+    <w:p>
+      <w:r>
+        <w:drawing>
+          <wp:inline xmlns:a="http://schemas.openxmlformats.org/drawingml/2006/main" xmlns:pic="http://schemas.openxmlformats.org/drawingml/2006/picture">
+            <wp:extent cx="5486400" cy="2834640"/>
+            <wp:docPr id="7" name="Picture 7" descr="A context window limits how much information is available in one model call. Selecting the shortest passage is not always sufficient: an exception can change the meaning of a general statement. Keep the relevant source relationship visible. Toy token costs are supplied here; real token counts depend on the model’s tokenizer. Limit: Fitting in context does not guarantee attention, correct interpretation or accurate generation."/>
+            <wp:cNvGraphicFramePr>
+              <a:graphicFrameLocks noChangeAspect="1"/>
+            </wp:cNvGraphicFramePr>
+            <a:graphic>
+              <a:graphicData uri="http://schemas.openxmlformats.org/drawingml/2006/picture">
+                <pic:pic>
+                  <pic:nvPicPr>
+                    <pic:cNvPr id="0" name="academy-story-ai-3-3-05.png"/>
+                    <pic:cNvPicPr/>
+                  </pic:nvPicPr>
+                  <pic:blipFill>
+                    <a:blip r:embed="rId15"/>
+                    <a:stretch>
+                      <a:fillRect/>
+                    </a:stretch>
+                  </pic:blipFill>
+                  <pic:spPr>
+                    <a:xfrm>
+                      <a:off x="0" y="0"/>
+                      <a:ext cx="5486400" cy="2834640"/>
+                    </a:xfrm>
+                    <a:prstGeom prst="rect"/>
+                  </pic:spPr>
+                </pic:pic>
+              </a:graphicData>
+            </a:graphic>
+          </wp:inline>
+        </w:drawing>
+      </w:r>
+    </w:p>
+    <w:p>
+      <w:pPr>
+        <w:spacing w:line="336" w:lineRule="auto" w:after="180"/>
+      </w:pPr>
+      <w:r>
+        <w:rPr>
+          <w:b w:val="0"/>
+        </w:rPr>
+        <w:t xml:space="preserve">A </w:t>
+      </w:r>
+      <w:r>
+        <w:rPr>
+          <w:b/>
+        </w:rPr>
+        <w:t>context window</w:t>
+      </w:r>
+      <w:r>
+        <w:rPr>
+          <w:b w:val="0"/>
+        </w:rPr>
+        <w:t xml:space="preserve"> limits how much information is available in one model call. Selecting the shortest passage is not always sufficient: an exception can change the meaning of a general statement.</w:t>
+      </w:r>
+    </w:p>
+    <w:p>
+      <w:pPr>
+        <w:spacing w:line="336" w:lineRule="auto" w:after="180"/>
+      </w:pPr>
+      <w:r>
+        <w:rPr>
+          <w:b w:val="0"/>
+        </w:rPr>
+        <w:t xml:space="preserve">Keep the relevant source relationship visible. Toy </w:t>
+      </w:r>
+      <w:r>
+        <w:rPr>
+          <w:b/>
+        </w:rPr>
+        <w:t>token</w:t>
+      </w:r>
+      <w:r>
+        <w:rPr>
+          <w:b w:val="0"/>
+        </w:rPr>
+        <w:t xml:space="preserve"> costs are supplied here; real </w:t>
+      </w:r>
+      <w:r>
+        <w:rPr>
+          <w:b/>
+        </w:rPr>
+        <w:t>token</w:t>
+      </w:r>
+      <w:r>
+        <w:rPr>
+          <w:b w:val="0"/>
+        </w:rPr>
+        <w:t xml:space="preserve"> counts depend on the model’s </w:t>
+      </w:r>
+      <w:r>
+        <w:rPr>
+          <w:b/>
+        </w:rPr>
+        <w:t>token</w:t>
+      </w:r>
+      <w:r>
+        <w:rPr>
+          <w:b w:val="0"/>
+        </w:rPr>
+        <w:t>izer.</w:t>
+      </w:r>
+    </w:p>
+    <w:p>
+      <w:pPr>
+        <w:spacing w:line="336" w:lineRule="auto" w:after="180"/>
+      </w:pPr>
+      <w:r>
+        <w:rPr>
+          <w:b w:val="0"/>
+        </w:rPr>
+        <w:t xml:space="preserve">Limit: </w:t>
+      </w:r>
+      <w:r>
+        <w:rPr>
+          <w:b/>
+        </w:rPr>
+        <w:t>Fitting</w:t>
+      </w:r>
+      <w:r>
+        <w:rPr>
+          <w:b w:val="0"/>
+        </w:rPr>
+        <w:t xml:space="preserve"> in context does not guarantee attention, correct interpretation or accurate generation.</w:t>
+      </w:r>
+    </w:p>
+    <w:p>
+      <w:pPr>
+        <w:spacing w:line="336" w:lineRule="auto" w:after="180"/>
+        <w:shd w:fill="F5F1FB"/>
+      </w:pPr>
+      <w:r>
+        <w:rPr>
+          <w:b w:val="0"/>
+        </w:rPr>
+        <w:t>Explain the case, then point to a limit on the claim.</w:t>
+      </w:r>
+    </w:p>
+    <w:p>
+      <w:pPr>
+        <w:pStyle w:val="Heading3"/>
+      </w:pPr>
+      <w:r>
+        <w:t>My picture explanation, deciding evidence and one limit</w:t>
+      </w:r>
+    </w:p>
+    <w:p>
+      <w:r>
+        <w:t>________________________________________________________________</w:t>
+      </w:r>
+    </w:p>
+    <w:p>
+      <w:r>
+        <w:t>________________________________________________________________</w:t>
+      </w:r>
+    </w:p>
+    <w:p>
+      <w:r>
+        <w:t>________________________________________________________________</w:t>
+      </w:r>
+    </w:p>
+    <w:p>
+      <w:r>
+        <w:t>________________________________________________________________</w:t>
+      </w:r>
+    </w:p>
+    <w:p>
+      <w:pPr>
+        <w:pStyle w:val="Heading3"/>
+      </w:pPr>
+      <w:r>
+        <w:t>06. Make the idea visible in your project</w:t>
+      </w:r>
+    </w:p>
+    <w:p>
+      <w:r>
+        <w:drawing>
+          <wp:inline xmlns:a="http://schemas.openxmlformats.org/drawingml/2006/main" xmlns:pic="http://schemas.openxmlformats.org/drawingml/2006/picture">
+            <wp:extent cx="5486400" cy="3380232"/>
+            <wp:docPr id="8" name="Picture 8" descr="Design Study Buddy retrieval to preserve current facts, exceptions and source identity within its context budget. Draw your input, deciding step, result and limit. Supported question: Can A alone justify answering 20 seats after the exception is known?"/>
+            <wp:cNvGraphicFramePr>
+              <a:graphicFrameLocks noChangeAspect="1"/>
+            </wp:cNvGraphicFramePr>
+            <a:graphic>
+              <a:graphicData uri="http://schemas.openxmlformats.org/drawingml/2006/picture">
+                <pic:pic>
+                  <pic:nvPicPr>
+                    <pic:cNvPr id="0" name="academy-story-ai-3-3-06.png"/>
+                    <pic:cNvPicPr/>
+                  </pic:nvPicPr>
+                  <pic:blipFill>
+                    <a:blip r:embed="rId16"/>
+                    <a:stretch>
+                      <a:fillRect/>
+                    </a:stretch>
+                  </pic:blipFill>
+                  <pic:spPr>
+                    <a:xfrm>
+                      <a:off x="0" y="0"/>
+                      <a:ext cx="5486400" cy="3380232"/>
+                    </a:xfrm>
+                    <a:prstGeom prst="rect"/>
+                  </pic:spPr>
+                </pic:pic>
+              </a:graphicData>
+            </a:graphic>
+          </wp:inline>
+        </w:drawing>
+      </w:r>
+    </w:p>
+    <w:p>
+      <w:pPr>
+        <w:spacing w:line="336" w:lineRule="auto" w:after="180"/>
+        <w:shd w:fill="F5F1FB"/>
+      </w:pPr>
+      <w:r>
+        <w:rPr>
+          <w:b w:val="0"/>
+        </w:rPr>
+        <w:t xml:space="preserve">Design Study Buddy retrieval to preserve current facts, exceptions and source identity within its </w:t>
+      </w:r>
+      <w:r>
+        <w:rPr>
+          <w:b/>
+        </w:rPr>
+        <w:t>context budget</w:t>
+      </w:r>
+      <w:r>
+        <w:rPr>
+          <w:b w:val="0"/>
+        </w:rPr>
+        <w:t xml:space="preserve">. Draw your </w:t>
+      </w:r>
+      <w:r>
+        <w:rPr>
+          <w:b/>
+        </w:rPr>
+        <w:t>input</w:t>
+      </w:r>
+      <w:r>
+        <w:rPr>
+          <w:b w:val="0"/>
+        </w:rPr>
+        <w:t>, deciding step, result and limit.</w:t>
+      </w:r>
+    </w:p>
+    <w:p>
+      <w:pPr>
+        <w:spacing w:line="336" w:lineRule="auto" w:after="180"/>
+        <w:shd w:fill="F5F1FB"/>
+      </w:pPr>
+      <w:r>
+        <w:rPr>
+          <w:b w:val="0"/>
+        </w:rPr>
+        <w:t>Supported question: Can A alone justify answering 20 seats after the exception is known?</w:t>
+      </w:r>
+    </w:p>
+    <w:p>
+      <w:pPr>
+        <w:spacing w:line="336" w:lineRule="auto" w:after="180"/>
+        <w:shd w:fill="F5F1FB"/>
+      </w:pPr>
+      <w:r>
+        <w:rPr>
+          <w:b w:val="0"/>
+        </w:rPr>
+        <w:t xml:space="preserve">Draw your project trace and justify the deciding step using </w:t>
+      </w:r>
+      <w:r>
+        <w:rPr>
+          <w:b/>
+        </w:rPr>
+        <w:t>evidence</w:t>
+      </w:r>
+      <w:r>
+        <w:rPr>
+          <w:b w:val="0"/>
+        </w:rPr>
+        <w:t>.</w:t>
+      </w:r>
+    </w:p>
+    <w:p>
+      <w:pPr>
+        <w:pStyle w:val="Heading3"/>
+      </w:pPr>
+      <w:r>
+        <w:t>My picture explanation, deciding evidence and one limit</w:t>
       </w:r>
     </w:p>
     <w:p>

--- a/downloads/workbook/ai-3-week-03.docx
+++ b/downloads/workbook/ai-3-week-03.docx
@@ -25,42 +25,130 @@
         <w:pStyle w:val="Heading1"/>
       </w:pPr>
       <w:r>
-        <w:t>01. Recall and choose your starting point</w:t>
-      </w:r>
-    </w:p>
-    <w:p>
-      <w:r>
-        <w:t>Record your starting explanation for Tokens and Context before opening notes. Show any later correction separately.</w:t>
-      </w:r>
-    </w:p>
-    <w:p>
-      <w:pPr>
-        <w:spacing w:line="336" w:lineRule="auto" w:after="180"/>
-      </w:pPr>
-      <w:r>
-        <w:rPr>
-          <w:b w:val="0"/>
-        </w:rPr>
+        <w:t>One connected context record, with a weighted-information extension.</w:t>
+      </w:r>
+    </w:p>
+    <w:p>
+      <w:r>
+        <w:t>Compute capacity, choose support, preserve qualifiers and audit inclusion before independent budgeting.</w:t>
+      </w:r>
+    </w:p>
+    <w:p>
+      <w:r>
+        <w:t>Keep accounting rules, source identity, exceptions, missing facts and evidence limits visible.</w:t>
+      </w:r>
+    </w:p>
+    <w:p>
+      <w:pPr>
+        <w:pStyle w:val="Heading1"/>
+      </w:pPr>
+      <w:r>
+        <w:t>01. Recall · Retrieve earlier ideas</w:t>
+      </w:r>
+    </w:p>
+    <w:p>
+      <w:r>
+        <w:t>Try before opening notes.</w:t>
+      </w:r>
+    </w:p>
+    <w:p>
+      <w:pPr>
+        <w:pStyle w:val="Heading2"/>
+      </w:pPr>
+      <w:r>
+        <w:t>Your evidence record</w:t>
+      </w:r>
+    </w:p>
+    <w:p>
+      <w:pPr>
+        <w:pStyle w:val="ListBullet"/>
+      </w:pPr>
+      <w:r>
         <w:t>Try the recall before opening notes. Then use a different colour or a labelled second line to correct your explanation.</w:t>
       </w:r>
     </w:p>
     <w:p>
       <w:pPr>
+        <w:pStyle w:val="ListBullet"/>
+      </w:pPr>
+      <w:r>
+        <w:t>Without opening the old lesson, explain one key idea from A Distribution of Possibilities. Give an example and a mistake that the idea helps you avoid.</w:t>
+      </w:r>
+    </w:p>
+    <w:p>
+      <w:pPr>
         <w:pStyle w:val="Heading3"/>
       </w:pPr>
       <w:r>
+        <w:t>My remembered idea, example and correction</w:t>
+      </w:r>
+    </w:p>
+    <w:p>
+      <w:r>
+        <w:t>________________________________________________________________</w:t>
+      </w:r>
+    </w:p>
+    <w:p>
+      <w:r>
+        <w:t>________________________________________________________________</w:t>
+      </w:r>
+    </w:p>
+    <w:p>
+      <w:r>
+        <w:t>________________________________________________________________</w:t>
+      </w:r>
+    </w:p>
+    <w:p>
+      <w:pPr>
+        <w:pStyle w:val="Heading2"/>
+      </w:pPr>
+      <w:r>
+        <w:t>Earlier wording, alternatives and picture transcripts · reference / check after trying</w:t>
+      </w:r>
+    </w:p>
+    <w:p>
+      <w:pPr>
+        <w:pStyle w:val="Heading3"/>
+      </w:pPr>
+      <w:r>
         <w:t>A Distribution of Possibilities</w:t>
       </w:r>
     </w:p>
     <w:p>
       <w:pPr>
-        <w:spacing w:line="336" w:lineRule="auto" w:after="180"/>
-      </w:pPr>
-      <w:r>
-        <w:rPr>
-          <w:b w:val="0"/>
-        </w:rPr>
-        <w:t>Without opening the old lesson, explain one key idea from A Distribution of Possibilities. Give an example and a mistake that the idea helps you avoid.</w:t>
+        <w:pStyle w:val="Heading1"/>
+      </w:pPr>
+      <w:r>
+        <w:t>12. W1 · Compute available evidence</w:t>
+      </w:r>
+    </w:p>
+    <w:p>
+      <w:r>
+        <w:t>Preserve the declared output reserve.</w:t>
+      </w:r>
+    </w:p>
+    <w:p>
+      <w:pPr>
+        <w:pStyle w:val="Heading2"/>
+      </w:pPr>
+      <w:r>
+        <w:t>Your evidence record</w:t>
+      </w:r>
+    </w:p>
+    <w:p>
+      <w:pPr>
+        <w:pStyle w:val="ListBullet"/>
+      </w:pPr>
+      <w:r>
+        <w:t>Main room task: total100,instructions20,question10,output reserve20→evidence50. A=currentapproval roomB,cost30;B=currentregister roomBcapacity12,cost20;C=oldapproval roomA,cost25. Separate event picture reserves25output→evidence45;A=general20seats,cost18;B=eventcap12,cost20;C=unrelated,cost12. The repeated A/B/C labels name different cases; preserve the case heading.</w:t>
+      </w:r>
+    </w:p>
+    <w:p>
+      <w:pPr>
+        <w:pStyle w:val="ListBullet"/>
+      </w:pPr>
+      <w:r>
+        <w:t>Under total 100, instructions 20, question 10 and output reserve 20, calculate evidence capacity.</w:t>
       </w:r>
     </w:p>
     <w:p>
@@ -68,7 +156,7 @@
         <w:pStyle w:val="Heading3"/>
       </w:pPr>
       <w:r>
-        <w:t>My remembered idea, example and correction</w:t>
+        <w:t>My reasoning and evidence</w:t>
       </w:r>
     </w:p>
     <w:p>
@@ -87,139 +175,63 @@
       </w:r>
     </w:p>
     <w:p>
+      <w:r>
+        <w:t>________________________________________________________________</w:t>
+      </w:r>
+    </w:p>
+    <w:p>
+      <w:r>
+        <w:t>________________________________________________________________</w:t>
+      </w:r>
+    </w:p>
+    <w:p>
+      <w:r>
+        <w:t>________________________________________________________________</w:t>
+      </w:r>
+    </w:p>
+    <w:p>
       <w:pPr>
         <w:pStyle w:val="Heading1"/>
       </w:pPr>
       <w:r>
-        <w:t>02. Practise with fading help</w:t>
-      </w:r>
-    </w:p>
-    <w:p>
-      <w:r>
-        <w:t>Complete the supported Tokens and Context trace and record the first step you can explain without help.</w:t>
-      </w:r>
-    </w:p>
-    <w:p>
-      <w:pPr>
-        <w:spacing w:line="336" w:lineRule="auto" w:after="180"/>
-      </w:pPr>
-      <w:r>
-        <w:rPr>
-          <w:b w:val="0"/>
-        </w:rPr>
-        <w:t xml:space="preserve">Use W2: Choose complete support for Context limits and </w:t>
-      </w:r>
-      <w:r>
-        <w:rPr>
-          <w:b/>
-        </w:rPr>
-        <w:t>evidence selection</w:t>
-      </w:r>
-      <w:r>
-        <w:rPr>
-          <w:b w:val="0"/>
-        </w:rPr>
-        <w:t>. Record the answer once; the lesson and workbook refer to the same attempt.</w:t>
-      </w:r>
-    </w:p>
-    <w:tbl>
-      <w:tblPr>
-        <w:tblStyle w:val="LightShading-Accent1"/>
-        <w:tblW w:type="auto" w:w="0"/>
-        <w:tblLook w:firstColumn="1" w:firstRow="1" w:lastColumn="0" w:lastRow="0" w:noHBand="0" w:noVBand="1" w:val="04A0"/>
-      </w:tblPr>
-      <w:tblGrid>
-        <w:gridCol w:w="2556"/>
-        <w:gridCol w:w="2556"/>
-        <w:gridCol w:w="2556"/>
-        <w:gridCol w:w="2556"/>
-      </w:tblGrid>
-      <w:tr>
-        <w:trPr>
-          <w:tblHeader/>
-        </w:trPr>
-        <w:tc>
-          <w:tcPr>
-            <w:tcW w:type="dxa" w:w="2556"/>
-          </w:tcPr>
-          <w:p>
-            <w:r>
-              <w:t>Given inputs</w:t>
-            </w:r>
-          </w:p>
-        </w:tc>
-        <w:tc>
-          <w:tcPr>
-            <w:tcW w:type="dxa" w:w="2556"/>
-          </w:tcPr>
-          <w:p>
-            <w:r>
-              <w:t>Procedure I chose</w:t>
-            </w:r>
-          </w:p>
-        </w:tc>
-        <w:tc>
-          <w:tcPr>
-            <w:tcW w:type="dxa" w:w="2556"/>
-          </w:tcPr>
-          <w:p>
-            <w:r>
-              <w:t>Middle steps</w:t>
-            </w:r>
-          </w:p>
-        </w:tc>
-        <w:tc>
-          <w:tcPr>
-            <w:tcW w:type="dxa" w:w="2556"/>
-          </w:tcPr>
-          <w:p>
-            <w:r>
-              <w:t>Result and check</w:t>
-            </w:r>
-          </w:p>
-        </w:tc>
-      </w:tr>
-      <w:tr>
-        <w:tc>
-          <w:tcPr>
-            <w:tcW w:type="dxa" w:w="2556"/>
-          </w:tcPr>
-          <w:p>
-            <w:r/>
-          </w:p>
-        </w:tc>
-        <w:tc>
-          <w:tcPr>
-            <w:tcW w:type="dxa" w:w="2556"/>
-          </w:tcPr>
-          <w:p>
-            <w:r/>
-          </w:p>
-        </w:tc>
-        <w:tc>
-          <w:tcPr>
-            <w:tcW w:type="dxa" w:w="2556"/>
-          </w:tcPr>
-          <w:p>
-            <w:r/>
-          </w:p>
-        </w:tc>
-        <w:tc>
-          <w:tcPr>
-            <w:tcW w:type="dxa" w:w="2556"/>
-          </w:tcPr>
-          <w:p>
-            <w:r/>
-          </w:p>
-        </w:tc>
-      </w:tr>
-    </w:tbl>
+        <w:t>13. W2 · Choose complete current support</w:t>
+      </w:r>
+    </w:p>
+    <w:p>
+      <w:r>
+        <w:t>Check both pair costs and the facts supplied.</w:t>
+      </w:r>
+    </w:p>
+    <w:p>
+      <w:pPr>
+        <w:pStyle w:val="Heading2"/>
+      </w:pPr>
+      <w:r>
+        <w:t>Your evidence record</w:t>
+      </w:r>
+    </w:p>
+    <w:p>
+      <w:pPr>
+        <w:pStyle w:val="ListBullet"/>
+      </w:pPr>
+      <w:r>
+        <w:t>Main room task: total100,instructions20,question10,output reserve20→evidence50. A=currentapproval roomB,cost30;B=currentregister roomBcapacity12,cost20;C=oldapproval roomA,cost25. Separate event picture reserves25output→evidence45;A=general20seats,cost18;B=eventcap12,cost20;C=unrelated,cost12. The repeated A/B/C labels name different cases; preserve the case heading.</w:t>
+      </w:r>
+    </w:p>
+    <w:p>
+      <w:pPr>
+        <w:pStyle w:val="ListBullet"/>
+      </w:pPr>
+      <w:r>
+        <w:t>Compare A+B,A+C,C+B for fit and support of current approval and capacity.</w:t>
+      </w:r>
+    </w:p>
     <w:p>
       <w:pPr>
         <w:pStyle w:val="Heading3"/>
       </w:pPr>
       <w:r>
-        <w:t>The step I completed without help, and the hint I needed</w:t>
+        <w:t>My reasoning and evidence</w:t>
       </w:r>
     </w:p>
     <w:p>
@@ -238,62 +250,55 @@
       </w:r>
     </w:p>
     <w:p>
+      <w:r>
+        <w:t>________________________________________________________________</w:t>
+      </w:r>
+    </w:p>
+    <w:p>
+      <w:r>
+        <w:t>________________________________________________________________</w:t>
+      </w:r>
+    </w:p>
+    <w:p>
+      <w:r>
+        <w:t>________________________________________________________________</w:t>
+      </w:r>
+    </w:p>
+    <w:p>
       <w:pPr>
         <w:pStyle w:val="Heading1"/>
       </w:pPr>
       <w:r>
-        <w:t>03. Individual reasoning check</w:t>
-      </w:r>
-    </w:p>
-    <w:p>
-      <w:r>
-        <w:t>Check the proposed Tokens and Context explanation against the supplied facts before discussing it.</w:t>
-      </w:r>
-    </w:p>
-    <w:p>
-      <w:pPr>
-        <w:spacing w:line="336" w:lineRule="auto" w:after="180"/>
-      </w:pPr>
-      <w:r>
-        <w:rPr>
-          <w:b w:val="0"/>
-        </w:rPr>
-        <w:t xml:space="preserve">Use the worked case for Context limits and </w:t>
-      </w:r>
-      <w:r>
-        <w:rPr>
-          <w:b/>
-        </w:rPr>
-        <w:t>evidence selection</w:t>
-      </w:r>
-      <w:r>
-        <w:rPr>
-          <w:b w:val="0"/>
-        </w:rPr>
-        <w:t>. Proposed explanation: “</w:t>
-      </w:r>
-      <w:r>
-        <w:rPr>
-          <w:b/>
-        </w:rPr>
-        <w:t>Token</w:t>
-      </w:r>
-      <w:r>
-        <w:rPr>
-          <w:b w:val="0"/>
-        </w:rPr>
-        <w:t xml:space="preserve"> count equals word count”. Decide whether this explanation is supported.</w:t>
-      </w:r>
-    </w:p>
-    <w:p>
-      <w:pPr>
-        <w:spacing w:line="336" w:lineRule="auto" w:after="180"/>
-      </w:pPr>
-      <w:r>
-        <w:rPr>
-          <w:b w:val="0"/>
-        </w:rPr>
-        <w:t>Point to the step or supplied fact that decides; explain your repair if needed.</w:t>
+        <w:t>14. W3 · Preserve a qualifier</w:t>
+      </w:r>
+    </w:p>
+    <w:p>
+      <w:r>
+        <w:t>Keep the exception and determine whether it applies.</w:t>
+      </w:r>
+    </w:p>
+    <w:p>
+      <w:pPr>
+        <w:pStyle w:val="Heading2"/>
+      </w:pPr>
+      <w:r>
+        <w:t>Your evidence record</w:t>
+      </w:r>
+    </w:p>
+    <w:p>
+      <w:pPr>
+        <w:pStyle w:val="ListBullet"/>
+      </w:pPr>
+      <w:r>
+        <w:t>Main room task: total100,instructions20,question10,output reserve20→evidence50. A=currentapproval roomB,cost30;B=currentregister roomBcapacity12,cost20;C=oldapproval roomA,cost25. Separate event picture reserves25output→evidence45;A=general20seats,cost18;B=eventcap12,cost20;C=unrelated,cost12. The repeated A/B/C labels name different cases; preserve the case heading.</w:t>
+      </w:r>
+    </w:p>
+    <w:p>
+      <w:pPr>
+        <w:pStyle w:val="ListBullet"/>
+      </w:pPr>
+      <w:r>
+        <w:t>A passage says room B normally holds 12, except during maintenance when the approved limit is 8. Why is retaining only the first clause inadequate?</w:t>
       </w:r>
     </w:p>
     <w:p>
@@ -301,7 +306,7 @@
         <w:pStyle w:val="Heading3"/>
       </w:pPr>
       <w:r>
-        <w:t>My explanation before partner discussion</w:t>
+        <w:t>My reasoning and evidence</w:t>
       </w:r>
     </w:p>
     <w:p>
@@ -325,16 +330,50 @@
       </w:r>
     </w:p>
     <w:p>
+      <w:r>
+        <w:t>________________________________________________________________</w:t>
+      </w:r>
+    </w:p>
+    <w:p>
+      <w:r>
+        <w:t>________________________________________________________________</w:t>
+      </w:r>
+    </w:p>
+    <w:p>
       <w:pPr>
         <w:pStyle w:val="Heading1"/>
       </w:pPr>
       <w:r>
-        <w:t>04. Independent transfer case</w:t>
-      </w:r>
-    </w:p>
-    <w:p>
-      <w:r>
-        <w:t>Write one first attempt at the reserved independent case before feedback. Repeated copies of that case refer to the same recorded attempt.</w:t>
+        <w:t>16. W5 · Audit inclusion versus verification</w:t>
+      </w:r>
+    </w:p>
+    <w:p>
+      <w:r>
+        <w:t>Fitting documents do not establish faithful generated claims.</w:t>
+      </w:r>
+    </w:p>
+    <w:p>
+      <w:pPr>
+        <w:pStyle w:val="Heading2"/>
+      </w:pPr>
+      <w:r>
+        <w:t>Your evidence record</w:t>
+      </w:r>
+    </w:p>
+    <w:p>
+      <w:pPr>
+        <w:pStyle w:val="ListBullet"/>
+      </w:pPr>
+      <w:r>
+        <w:t>Main room task: total100,instructions20,question10,output reserve20→evidence50. A=currentapproval roomB,cost30;B=currentregister roomBcapacity12,cost20;C=oldapproval roomA,cost25. Separate event picture reserves25output→evidence45;A=general20seats,cost18;B=eventcap12,cost20;C=unrelated,cost12. The repeated A/B/C labels name different cases; preserve the case heading.</w:t>
+      </w:r>
+    </w:p>
+    <w:p>
+      <w:pPr>
+        <w:pStyle w:val="ListBullet"/>
+      </w:pPr>
+      <w:r>
+        <w:t>A team says every claim is verified because all chosen documents fit in context. What further check is needed?</w:t>
       </w:r>
     </w:p>
     <w:p>
@@ -342,41 +381,178 @@
         <w:pStyle w:val="Heading3"/>
       </w:pPr>
       <w:r>
+        <w:t>My reasoning and evidence</w:t>
+      </w:r>
+    </w:p>
+    <w:p>
+      <w:r>
+        <w:t>________________________________________________________________</w:t>
+      </w:r>
+    </w:p>
+    <w:p>
+      <w:r>
+        <w:t>________________________________________________________________</w:t>
+      </w:r>
+    </w:p>
+    <w:p>
+      <w:r>
+        <w:t>________________________________________________________________</w:t>
+      </w:r>
+    </w:p>
+    <w:p>
+      <w:r>
+        <w:t>________________________________________________________________</w:t>
+      </w:r>
+    </w:p>
+    <w:p>
+      <w:r>
+        <w:t>________________________________________________________________</w:t>
+      </w:r>
+    </w:p>
+    <w:p>
+      <w:r>
+        <w:t>________________________________________________________________</w:t>
+      </w:r>
+    </w:p>
+    <w:p>
+      <w:pPr>
+        <w:pStyle w:val="Heading1"/>
+      </w:pPr>
+      <w:r>
+        <w:t>04. W4 · Budget a new evidence set independently</w:t>
+      </w:r>
+    </w:p>
+    <w:p>
+      <w:r>
+        <w:t>Keep the first attempt before hints.</w:t>
+      </w:r>
+    </w:p>
+    <w:p>
+      <w:pPr>
+        <w:pStyle w:val="Heading2"/>
+      </w:pPr>
+      <w:r>
+        <w:t>Your evidence record</w:t>
+      </w:r>
+    </w:p>
+    <w:p>
+      <w:pPr>
+        <w:pStyle w:val="ListBullet"/>
+      </w:pPr>
+      <w:r>
+        <w:t>The independent task supplies source roles and costs, not actual room values. Compute fit and explain which evidence role is missing; do not invent an approved room or capacity. If D is missing, distinguish a capacity fact supported by E from the unresolved approval needed to link the response to the current event.</w:t>
+      </w:r>
+    </w:p>
+    <w:p>
+      <w:pPr>
+        <w:pStyle w:val="ListBullet"/>
+      </w:pPr>
+      <w:r>
+        <w:t>Total 120, instructions 25, question 15, output reserve 30. Source D is current approval, cost 28; E is current capacity, cost 22; F is old approval, cost 18. Compute capacity, compare D+E and E+F, and state an honest fallback if D is missing.</w:t>
+      </w:r>
+    </w:p>
+    <w:p>
+      <w:pPr>
+        <w:pStyle w:val="Heading3"/>
+      </w:pPr>
+      <w:r>
+        <w:t>My independent explanation, trace and limits</w:t>
+      </w:r>
+    </w:p>
+    <w:p>
+      <w:r>
+        <w:t>________________________________________________________________</w:t>
+      </w:r>
+    </w:p>
+    <w:p>
+      <w:r>
+        <w:t>________________________________________________________________</w:t>
+      </w:r>
+    </w:p>
+    <w:p>
+      <w:r>
+        <w:t>________________________________________________________________</w:t>
+      </w:r>
+    </w:p>
+    <w:p>
+      <w:r>
+        <w:t>________________________________________________________________</w:t>
+      </w:r>
+    </w:p>
+    <w:p>
+      <w:r>
+        <w:t>________________________________________________________________</w:t>
+      </w:r>
+    </w:p>
+    <w:p>
+      <w:r>
+        <w:t>________________________________________________________________</w:t>
+      </w:r>
+    </w:p>
+    <w:p>
+      <w:r>
+        <w:t>________________________________________________________________</w:t>
+      </w:r>
+    </w:p>
+    <w:p>
+      <w:pPr>
+        <w:pStyle w:val="ListBullet"/>
+      </w:pPr>
+      <w:r>
+        <w:t>Attempt this case before feedback. Record any help. Earlier examples below are further practice; a case already practised with feedback cannot establish fresh transfer.</w:t>
+      </w:r>
+    </w:p>
+    <w:p>
+      <w:pPr>
+        <w:pStyle w:val="Heading2"/>
+      </w:pPr>
+      <w:r>
+        <w:t>Earlier wording, alternatives and picture transcripts · reference / check after trying</w:t>
+      </w:r>
+    </w:p>
+    <w:p>
+      <w:pPr>
+        <w:pStyle w:val="Heading3"/>
+      </w:pPr>
+      <w:r>
         <w:t>Independent case: Budget new evidence independently</w:t>
       </w:r>
     </w:p>
     <w:p>
       <w:pPr>
-        <w:spacing w:line="336" w:lineRule="auto" w:after="180"/>
-      </w:pPr>
-      <w:r>
-        <w:rPr>
-          <w:b w:val="0"/>
-        </w:rPr>
-        <w:t xml:space="preserve">Total 120, instructions 25, question 15, </w:t>
-      </w:r>
-      <w:r>
-        <w:rPr>
-          <w:b/>
-        </w:rPr>
-        <w:t>output</w:t>
-      </w:r>
-      <w:r>
-        <w:rPr>
-          <w:b w:val="0"/>
-        </w:rPr>
-        <w:t xml:space="preserve"> reserve 30. Source D is current approval, cost 28; E is current capacity, cost 22; F is old approval, cost 18.</w:t>
-      </w:r>
-    </w:p>
-    <w:p>
-      <w:pPr>
-        <w:spacing w:line="336" w:lineRule="auto" w:after="180"/>
-      </w:pPr>
-      <w:r>
-        <w:rPr>
-          <w:b w:val="0"/>
-        </w:rPr>
-        <w:t>Compute capacity, compare D+E and E+F, and state an honest fallback if D is missing.</w:t>
+        <w:pStyle w:val="Heading1"/>
+      </w:pPr>
+      <w:r>
+        <w:t>09. Project · Keep the decision and evidence</w:t>
+      </w:r>
+    </w:p>
+    <w:p>
+      <w:r>
+        <w:t>Extend the existing project record.</w:t>
+      </w:r>
+    </w:p>
+    <w:p>
+      <w:pPr>
+        <w:pStyle w:val="Heading2"/>
+      </w:pPr>
+      <w:r>
+        <w:t>Your evidence record</w:t>
+      </w:r>
+    </w:p>
+    <w:p>
+      <w:pPr>
+        <w:pStyle w:val="ListBullet"/>
+      </w:pPr>
+      <w:r>
+        <w:t>Keep the learner’s question, approved source excerpt, and output rules inside the active context.</w:t>
+      </w:r>
+    </w:p>
+    <w:p>
+      <w:pPr>
+        <w:pStyle w:val="ListBullet"/>
+      </w:pPr>
+      <w:r>
+        <w:t>The project change and evidence I will keep</w:t>
       </w:r>
     </w:p>
     <w:p>
@@ -384,7 +560,7 @@
         <w:pStyle w:val="Heading3"/>
       </w:pPr>
       <w:r>
-        <w:t>My independent explanation, trace and limits</w:t>
+        <w:t>Write or draw your reasoning and evidence.</w:t>
       </w:r>
     </w:p>
     <w:p>
@@ -413,1519 +589,24 @@
       </w:r>
     </w:p>
     <w:p>
-      <w:r>
-        <w:t>________________________________________________________________</w:t>
-      </w:r>
-    </w:p>
-    <w:p>
-      <w:r>
-        <w:t>________________________________________________________________</w:t>
-      </w:r>
-    </w:p>
-    <w:p>
-      <w:pPr>
-        <w:spacing w:line="336" w:lineRule="auto" w:after="180"/>
-      </w:pPr>
-      <w:r>
-        <w:rPr>
-          <w:b w:val="0"/>
-        </w:rPr>
-        <w:t>Attempt this case before feedback. Record any help. Earlier examples below are further practice; a case already practised with feedback cannot establish fresh transfer.</w:t>
-      </w:r>
-    </w:p>
-    <w:p>
       <w:pPr>
         <w:pStyle w:val="Heading1"/>
       </w:pPr>
       <w:r>
-        <w:t>05. Your learning target</w:t>
-      </w:r>
-    </w:p>
-    <w:p>
-      <w:r>
-        <w:t>Connect the Tokens and Context target to a trace and a justified conclusion.</w:t>
-      </w:r>
-    </w:p>
-    <w:p>
-      <w:pPr>
-        <w:spacing w:line="336" w:lineRule="auto" w:after="180"/>
-      </w:pPr>
-      <w:r>
-        <w:rPr>
-          <w:b w:val="0"/>
-        </w:rPr>
-        <w:t xml:space="preserve">A toy system allows 12 </w:t>
-      </w:r>
-      <w:r>
-        <w:rPr>
-          <w:b/>
-        </w:rPr>
-        <w:t>token</w:t>
-      </w:r>
-      <w:r>
-        <w:rPr>
-          <w:b w:val="0"/>
-        </w:rPr>
-        <w:t xml:space="preserve">s total for </w:t>
-      </w:r>
-      <w:r>
-        <w:rPr>
-          <w:b/>
-        </w:rPr>
-        <w:t>input</w:t>
-      </w:r>
-      <w:r>
-        <w:rPr>
-          <w:b w:val="0"/>
-        </w:rPr>
-        <w:t xml:space="preserve"> and </w:t>
-      </w:r>
-      <w:r>
-        <w:rPr>
-          <w:b/>
-        </w:rPr>
-        <w:t>reserved output</w:t>
-      </w:r>
-      <w:r>
-        <w:rPr>
-          <w:b w:val="0"/>
-        </w:rPr>
-        <w:t xml:space="preserve">. Instructions use 3, a source uses 7 and the planned answer needs 4. Compute the excess and propose a revision that preserves </w:t>
-      </w:r>
-      <w:r>
-        <w:rPr>
-          <w:b/>
-        </w:rPr>
-        <w:t>evidence</w:t>
-      </w:r>
-      <w:r>
-        <w:rPr>
-          <w:b w:val="0"/>
-        </w:rPr>
-        <w:t>.</w:t>
-      </w:r>
-    </w:p>
-    <w:p>
-      <w:pPr>
-        <w:pStyle w:val="Heading1"/>
-      </w:pPr>
-      <w:r>
-        <w:t>06. Solve the given case</w:t>
-      </w:r>
-    </w:p>
-    <w:p>
-      <w:r>
-        <w:t>Solve the supplied Tokens and Context case and show the deciding evidence.</w:t>
-      </w:r>
-    </w:p>
-    <w:p>
-      <w:pPr>
-        <w:spacing w:line="336" w:lineRule="auto" w:after="180"/>
-      </w:pPr>
-      <w:r>
-        <w:rPr>
-          <w:b w:val="0"/>
-        </w:rPr>
-        <w:t xml:space="preserve">A toy window holds eight </w:t>
-      </w:r>
-      <w:r>
-        <w:rPr>
-          <w:b/>
-        </w:rPr>
-        <w:t>token</w:t>
-      </w:r>
-      <w:r>
-        <w:rPr>
-          <w:b w:val="0"/>
-        </w:rPr>
-        <w:t>s; prompt uses six and quotation uses three.</w:t>
-      </w:r>
-    </w:p>
-    <w:p>
-      <w:pPr>
-        <w:spacing w:line="336" w:lineRule="auto" w:after="180"/>
-        <w:shd w:fill="F5F1FB"/>
-      </w:pPr>
-      <w:r>
-        <w:rPr>
-          <w:b w:val="0"/>
-        </w:rPr>
-        <w:t>Does it fit? What should be preserved?</w:t>
-      </w:r>
-    </w:p>
-    <w:p>
-      <w:pPr>
-        <w:spacing w:line="336" w:lineRule="auto" w:after="180"/>
-      </w:pPr>
-      <w:r>
-        <w:rPr>
-          <w:b w:val="0"/>
-        </w:rPr>
-        <w:t xml:space="preserve">Show your trace, calculation or </w:t>
-      </w:r>
-      <w:r>
-        <w:rPr>
-          <w:b/>
-        </w:rPr>
-        <w:t>evidence</w:t>
-      </w:r>
-    </w:p>
-    <w:p>
-      <w:pPr>
-        <w:pStyle w:val="Heading3"/>
-      </w:pPr>
-      <w:r>
-        <w:t>Write or draw your reasoning and evidence.</w:t>
-      </w:r>
-    </w:p>
-    <w:p>
-      <w:r>
-        <w:t>________________________________________________________________</w:t>
-      </w:r>
-    </w:p>
-    <w:p>
-      <w:r>
-        <w:t>________________________________________________________________</w:t>
-      </w:r>
-    </w:p>
-    <w:p>
-      <w:r>
-        <w:t>________________________________________________________________</w:t>
-      </w:r>
-    </w:p>
-    <w:p>
-      <w:r>
-        <w:t>________________________________________________________________</w:t>
-      </w:r>
-    </w:p>
-    <w:p>
-      <w:r>
-        <w:t>________________________________________________________________</w:t>
-      </w:r>
-    </w:p>
-    <w:p>
-      <w:pPr>
-        <w:pStyle w:val="Heading1"/>
-      </w:pPr>
-      <w:r>
-        <w:t>07. Check a changed case</w:t>
-      </w:r>
-    </w:p>
-    <w:p>
-      <w:r>
-        <w:t>Apply the procedure to the changed case and record why the conclusion follows.</w:t>
-      </w:r>
-    </w:p>
-    <w:p>
-      <w:pPr>
-        <w:spacing w:line="336" w:lineRule="auto" w:after="180"/>
-        <w:shd w:fill="F5F1FB"/>
-      </w:pPr>
-      <w:r>
-        <w:rPr>
-          <w:b w:val="0"/>
-        </w:rPr>
-        <w:t>A system can use only the last two messages. Message 1 says use centimetres; messages 2 and 3 discuss plants. What instruction may be lost, and how can the next request repair this?</w:t>
-      </w:r>
-    </w:p>
-    <w:p>
-      <w:pPr>
-        <w:spacing w:line="336" w:lineRule="auto" w:after="180"/>
-      </w:pPr>
-      <w:r>
-        <w:rPr>
-          <w:b w:val="0"/>
-        </w:rPr>
-        <w:t>My independent answer and reason</w:t>
-      </w:r>
-    </w:p>
-    <w:p>
-      <w:pPr>
-        <w:pStyle w:val="Heading3"/>
-      </w:pPr>
-      <w:r>
-        <w:t>Write or draw your reasoning and evidence.</w:t>
-      </w:r>
-    </w:p>
-    <w:p>
-      <w:r>
-        <w:t>________________________________________________________________</w:t>
-      </w:r>
-    </w:p>
-    <w:p>
-      <w:r>
-        <w:t>________________________________________________________________</w:t>
-      </w:r>
-    </w:p>
-    <w:p>
-      <w:r>
-        <w:t>________________________________________________________________</w:t>
-      </w:r>
-    </w:p>
-    <w:p>
-      <w:r>
-        <w:t>________________________________________________________________</w:t>
-      </w:r>
-    </w:p>
-    <w:p>
-      <w:r>
-        <w:t>________________________________________________________________</w:t>
-      </w:r>
-    </w:p>
-    <w:p>
-      <w:pPr>
-        <w:pStyle w:val="Heading3"/>
-      </w:pPr>
-      <w:r>
-        <w:t>Week 3 Test and reflect</w:t>
-      </w:r>
-    </w:p>
-    <w:p>
-      <w:pPr>
-        <w:pStyle w:val="Heading1"/>
-      </w:pPr>
-      <w:r>
-        <w:t>08. Design a revealing test</w:t>
-      </w:r>
-    </w:p>
-    <w:p>
-      <w:r>
-        <w:t>Specify a changed input, expected result and observation separately.</w:t>
-      </w:r>
-    </w:p>
-    <w:p>
-      <w:pPr>
-        <w:spacing w:line="336" w:lineRule="auto" w:after="180"/>
-      </w:pPr>
-      <w:r>
-        <w:rPr>
-          <w:b w:val="0"/>
-        </w:rPr>
-        <w:t xml:space="preserve">Create a changed </w:t>
-      </w:r>
-      <w:r>
-        <w:rPr>
-          <w:b/>
-        </w:rPr>
-        <w:t>input</w:t>
-      </w:r>
-      <w:r>
-        <w:rPr>
-          <w:b w:val="0"/>
-        </w:rPr>
-        <w:t>, boundary case or missing-information case. Write the expected answer or safe response before testing.</w:t>
-      </w:r>
-    </w:p>
-    <w:tbl>
-      <w:tblPr>
-        <w:tblStyle w:val="LightShading-Accent1"/>
-        <w:tblW w:type="auto" w:w="0"/>
-        <w:tblLook w:firstColumn="1" w:firstRow="1" w:lastColumn="0" w:lastRow="0" w:noHBand="0" w:noVBand="1" w:val="04A0"/>
-      </w:tblPr>
-      <w:tblGrid>
-        <w:gridCol w:w="5112"/>
-        <w:gridCol w:w="5112"/>
-      </w:tblGrid>
-      <w:tr>
-        <w:trPr>
-          <w:tblHeader/>
-        </w:trPr>
-        <w:tc>
-          <w:tcPr>
-            <w:tcW w:type="dxa" w:w="5112"/>
-          </w:tcPr>
-          <w:p>
-            <w:r>
-              <w:t>Test record</w:t>
-            </w:r>
-          </w:p>
-        </w:tc>
-        <w:tc>
-          <w:tcPr>
-            <w:tcW w:type="dxa" w:w="5112"/>
-          </w:tcPr>
-          <w:p>
-            <w:r>
-              <w:t>My evidence</w:t>
-            </w:r>
-          </w:p>
-        </w:tc>
-      </w:tr>
-      <w:tr>
-        <w:tc>
-          <w:tcPr>
-            <w:tcW w:type="dxa" w:w="5112"/>
-          </w:tcPr>
-          <w:p>
-            <w:r>
-              <w:t>Changed input or condition</w:t>
-            </w:r>
-          </w:p>
-        </w:tc>
-        <w:tc>
-          <w:tcPr>
-            <w:tcW w:type="dxa" w:w="5112"/>
-          </w:tcPr>
-          <w:p>
-            <w:r/>
-          </w:p>
-        </w:tc>
-      </w:tr>
-      <w:tr>
-        <w:tc>
-          <w:tcPr>
-            <w:tcW w:type="dxa" w:w="5112"/>
-          </w:tcPr>
-          <w:p>
-            <w:r>
-              <w:t>Expected answer or fallback</w:t>
-            </w:r>
-          </w:p>
-        </w:tc>
-        <w:tc>
-          <w:tcPr>
-            <w:tcW w:type="dxa" w:w="5112"/>
-          </w:tcPr>
-          <w:p>
-            <w:r/>
-          </w:p>
-        </w:tc>
-      </w:tr>
-      <w:tr>
-        <w:tc>
-          <w:tcPr>
-            <w:tcW w:type="dxa" w:w="5112"/>
-          </w:tcPr>
-          <w:p>
-            <w:r>
-              <w:t>Observed result</w:t>
-            </w:r>
-          </w:p>
-        </w:tc>
-        <w:tc>
-          <w:tcPr>
-            <w:tcW w:type="dxa" w:w="5112"/>
-          </w:tcPr>
-          <w:p>
-            <w:r/>
-          </w:p>
-        </w:tc>
-      </w:tr>
-      <w:tr>
-        <w:tc>
-          <w:tcPr>
-            <w:tcW w:type="dxa" w:w="5112"/>
-          </w:tcPr>
-          <w:p>
-            <w:r>
-              <w:t>Why the result occurred</w:t>
-            </w:r>
-          </w:p>
-        </w:tc>
-        <w:tc>
-          <w:tcPr>
-            <w:tcW w:type="dxa" w:w="5112"/>
-          </w:tcPr>
-          <w:p>
-            <w:r/>
-          </w:p>
-        </w:tc>
-      </w:tr>
-    </w:tbl>
-    <w:p>
-      <w:pPr>
-        <w:pStyle w:val="Heading1"/>
-      </w:pPr>
-      <w:r>
-        <w:t>09. Project checkpoint</w:t>
-      </w:r>
-    </w:p>
-    <w:p>
-      <w:r>
-        <w:t>Justify what Tokens and Context adds to Verified Study Buddy and keep the evidence.</w:t>
-      </w:r>
-    </w:p>
-    <w:p>
-      <w:pPr>
-        <w:spacing w:line="336" w:lineRule="auto" w:after="180"/>
-      </w:pPr>
-      <w:r>
-        <w:rPr>
-          <w:b w:val="0"/>
-        </w:rPr>
-        <w:t xml:space="preserve">Keep the learner’s question, approved source excerpt, and </w:t>
-      </w:r>
-      <w:r>
-        <w:rPr>
-          <w:b/>
-        </w:rPr>
-        <w:t>output</w:t>
-      </w:r>
-      <w:r>
-        <w:rPr>
-          <w:b w:val="0"/>
-        </w:rPr>
-        <w:t xml:space="preserve"> rules inside the active context.</w:t>
-      </w:r>
-    </w:p>
-    <w:p>
-      <w:pPr>
-        <w:spacing w:line="336" w:lineRule="auto" w:after="180"/>
-      </w:pPr>
-      <w:r>
-        <w:rPr>
-          <w:b w:val="0"/>
-        </w:rPr>
-        <w:t xml:space="preserve">The project change and </w:t>
-      </w:r>
-      <w:r>
-        <w:rPr>
-          <w:b/>
-        </w:rPr>
-        <w:t>evidence</w:t>
-      </w:r>
-      <w:r>
-        <w:rPr>
-          <w:b w:val="0"/>
-        </w:rPr>
-        <w:t xml:space="preserve"> I will keep</w:t>
-      </w:r>
-    </w:p>
-    <w:p>
-      <w:pPr>
-        <w:pStyle w:val="Heading3"/>
-      </w:pPr>
-      <w:r>
-        <w:t>Write or draw your reasoning and evidence.</w:t>
-      </w:r>
-    </w:p>
-    <w:p>
-      <w:r>
-        <w:t>________________________________________________________________</w:t>
-      </w:r>
-    </w:p>
-    <w:p>
-      <w:r>
-        <w:t>________________________________________________________________</w:t>
-      </w:r>
-    </w:p>
-    <w:p>
-      <w:r>
-        <w:t>________________________________________________________________</w:t>
-      </w:r>
-    </w:p>
-    <w:p>
-      <w:r>
-        <w:t>________________________________________________________________</w:t>
-      </w:r>
-    </w:p>
-    <w:p>
-      <w:r>
-        <w:t>________________________________________________________________</w:t>
-      </w:r>
-    </w:p>
-    <w:p>
-      <w:pPr>
-        <w:pStyle w:val="Heading1"/>
-      </w:pPr>
-      <w:r>
-        <w:t>10. Self check</w:t>
-      </w:r>
-    </w:p>
-    <w:p>
-      <w:r>
-        <w:t>Judge explanation, evidence, transfer and limits separately; attach the work behind your judgement.</w:t>
-      </w:r>
-    </w:p>
-    <w:p>
-      <w:pPr>
-        <w:pStyle w:val="ListBullet"/>
-      </w:pPr>
-      <w:r>
-        <w:t>I can explain the mechanism.</w:t>
-      </w:r>
-    </w:p>
-    <w:p>
-      <w:pPr>
-        <w:pStyle w:val="ListBullet"/>
-      </w:pPr>
-      <w:r>
-        <w:t>I can show evidence.</w:t>
-      </w:r>
-    </w:p>
-    <w:p>
-      <w:pPr>
-        <w:pStyle w:val="ListBullet"/>
-      </w:pPr>
-      <w:r>
-        <w:t>I can handle a changed case.</w:t>
-      </w:r>
-    </w:p>
-    <w:p>
-      <w:pPr>
-        <w:pStyle w:val="ListBullet"/>
-      </w:pPr>
-      <w:r>
-        <w:t>I can name a limit.</w:t>
-      </w:r>
-    </w:p>
-    <w:p>
-      <w:r>
-        <w:t>Mark each as not yet, with help or independently, and attach supporting work.</w:t>
-      </w:r>
-    </w:p>
-    <w:p>
-      <w:pPr>
-        <w:spacing w:line="336" w:lineRule="auto" w:after="180"/>
-      </w:pPr>
-      <w:r>
-        <w:rPr>
-          <w:b w:val="0"/>
-        </w:rPr>
-        <w:t>Teacher review ____________________  Next step ____________________</w:t>
-      </w:r>
-    </w:p>
-    <w:p>
-      <w:pPr>
-        <w:pStyle w:val="Heading1"/>
-      </w:pPr>
-      <w:r>
-        <w:t>11. Transfer practice from the original programme</w:t>
-      </w:r>
-    </w:p>
-    <w:p>
-      <w:r>
-        <w:t>Use this earlier case as transfer practice. A case already discussed with feedback is not fresh assessment evidence.</w:t>
-      </w:r>
-    </w:p>
-    <w:p>
-      <w:pPr>
-        <w:spacing w:line="336" w:lineRule="auto" w:after="180"/>
-      </w:pPr>
-      <w:r>
-        <w:rPr>
-          <w:b w:val="0"/>
-        </w:rPr>
-        <w:t xml:space="preserve">A toy system allows 12 </w:t>
-      </w:r>
-      <w:r>
-        <w:rPr>
-          <w:b/>
-        </w:rPr>
-        <w:t>token</w:t>
-      </w:r>
-      <w:r>
-        <w:rPr>
-          <w:b w:val="0"/>
-        </w:rPr>
-        <w:t xml:space="preserve">s total for </w:t>
-      </w:r>
-      <w:r>
-        <w:rPr>
-          <w:b/>
-        </w:rPr>
-        <w:t>input</w:t>
-      </w:r>
-      <w:r>
-        <w:rPr>
-          <w:b w:val="0"/>
-        </w:rPr>
-        <w:t xml:space="preserve"> and </w:t>
-      </w:r>
-      <w:r>
-        <w:rPr>
-          <w:b/>
-        </w:rPr>
-        <w:t>reserved output</w:t>
-      </w:r>
-      <w:r>
-        <w:rPr>
-          <w:b w:val="0"/>
-        </w:rPr>
-        <w:t xml:space="preserve">. Instructions use 3, a source uses 7 and the planned answer needs 4. Compute the excess and propose a revision that preserves </w:t>
-      </w:r>
-      <w:r>
-        <w:rPr>
-          <w:b/>
-        </w:rPr>
-        <w:t>evidence</w:t>
-      </w:r>
-      <w:r>
-        <w:rPr>
-          <w:b w:val="0"/>
-        </w:rPr>
-        <w:t>.</w:t>
-      </w:r>
-    </w:p>
-    <w:p>
-      <w:pPr>
-        <w:pStyle w:val="Heading3"/>
-      </w:pPr>
-      <w:r>
-        <w:t>My independently reasoned answer</w:t>
-      </w:r>
-    </w:p>
-    <w:p>
-      <w:r>
-        <w:t>________________________________________________________________</w:t>
-      </w:r>
-    </w:p>
-    <w:p>
-      <w:r>
-        <w:t>________________________________________________________________</w:t>
-      </w:r>
-    </w:p>
-    <w:p>
-      <w:r>
-        <w:t>________________________________________________________________</w:t>
-      </w:r>
-    </w:p>
-    <w:p>
-      <w:r>
-        <w:t>________________________________________________________________</w:t>
-      </w:r>
-    </w:p>
-    <w:p>
-      <w:r>
-        <w:t>________________________________________________________________</w:t>
-      </w:r>
-    </w:p>
-    <w:p>
-      <w:r>
-        <w:t>________________________________________________________________</w:t>
-      </w:r>
-    </w:p>
-    <w:p>
-      <w:r>
-        <w:t>________________________________________________________________</w:t>
-      </w:r>
-    </w:p>
-    <w:p>
-      <w:pPr>
-        <w:spacing w:line="336" w:lineRule="auto" w:after="180"/>
-      </w:pPr>
-      <w:r>
-        <w:rPr>
-          <w:b w:val="0"/>
-        </w:rPr>
-        <w:t>Record support used: none, hint or teacher explanation.</w:t>
-      </w:r>
-    </w:p>
-    <w:p>
-      <w:pPr>
-        <w:pStyle w:val="Heading1"/>
-      </w:pPr>
-      <w:r>
-        <w:t>12. W1 Compute available evidence</w:t>
-      </w:r>
-    </w:p>
-    <w:p>
-      <w:r>
-        <w:t>Compute available evidence. Apply the supplied Tokens and Context facts and keep your reasoning.</w:t>
-      </w:r>
-    </w:p>
-    <w:p>
-      <w:pPr>
-        <w:spacing w:line="336" w:lineRule="auto" w:after="180"/>
-      </w:pPr>
-      <w:r>
-        <w:rPr>
-          <w:b w:val="0"/>
-        </w:rPr>
-        <w:t xml:space="preserve">Under total 100, instructions 20, question 10 and </w:t>
-      </w:r>
-      <w:r>
-        <w:rPr>
-          <w:b/>
-        </w:rPr>
-        <w:t>output</w:t>
-      </w:r>
-      <w:r>
-        <w:rPr>
-          <w:b w:val="0"/>
-        </w:rPr>
-        <w:t xml:space="preserve"> reserve 20, calculate </w:t>
-      </w:r>
-      <w:r>
-        <w:rPr>
-          <w:b/>
-        </w:rPr>
-        <w:t>evidence</w:t>
-      </w:r>
-      <w:r>
-        <w:rPr>
-          <w:b w:val="0"/>
-        </w:rPr>
-        <w:t xml:space="preserve"> capacity.</w:t>
-      </w:r>
-    </w:p>
-    <w:p>
-      <w:pPr>
-        <w:pStyle w:val="Heading3"/>
-      </w:pPr>
-      <w:r>
-        <w:t>My reasoning and evidence</w:t>
-      </w:r>
-    </w:p>
-    <w:p>
-      <w:r>
-        <w:t>________________________________________________________________</w:t>
-      </w:r>
-    </w:p>
-    <w:p>
-      <w:r>
-        <w:t>________________________________________________________________</w:t>
-      </w:r>
-    </w:p>
-    <w:p>
-      <w:r>
-        <w:t>________________________________________________________________</w:t>
-      </w:r>
-    </w:p>
-    <w:p>
-      <w:r>
-        <w:t>________________________________________________________________</w:t>
-      </w:r>
-    </w:p>
-    <w:p>
-      <w:r>
-        <w:t>________________________________________________________________</w:t>
-      </w:r>
-    </w:p>
-    <w:p>
-      <w:r>
-        <w:t>________________________________________________________________</w:t>
-      </w:r>
-    </w:p>
-    <w:p>
-      <w:pPr>
-        <w:pStyle w:val="Heading1"/>
-      </w:pPr>
-      <w:r>
-        <w:t>13. W2 Choose complete support</w:t>
-      </w:r>
-    </w:p>
-    <w:p>
-      <w:r>
-        <w:t>Choose complete support. Apply the supplied Tokens and Context facts and keep your reasoning.</w:t>
-      </w:r>
-    </w:p>
-    <w:p>
-      <w:pPr>
-        <w:spacing w:line="336" w:lineRule="auto" w:after="180"/>
-      </w:pPr>
-      <w:r>
-        <w:rPr>
-          <w:b w:val="0"/>
-        </w:rPr>
-        <w:t>Compare A+B,A+C,C+B for fit and support of current approval and capacity.</w:t>
-      </w:r>
-    </w:p>
-    <w:p>
-      <w:pPr>
-        <w:pStyle w:val="Heading3"/>
-      </w:pPr>
-      <w:r>
-        <w:t>My reasoning and evidence</w:t>
-      </w:r>
-    </w:p>
-    <w:p>
-      <w:r>
-        <w:t>________________________________________________________________</w:t>
-      </w:r>
-    </w:p>
-    <w:p>
-      <w:r>
-        <w:t>________________________________________________________________</w:t>
-      </w:r>
-    </w:p>
-    <w:p>
-      <w:r>
-        <w:t>________________________________________________________________</w:t>
-      </w:r>
-    </w:p>
-    <w:p>
-      <w:r>
-        <w:t>________________________________________________________________</w:t>
-      </w:r>
-    </w:p>
-    <w:p>
-      <w:r>
-        <w:t>________________________________________________________________</w:t>
-      </w:r>
-    </w:p>
-    <w:p>
-      <w:r>
-        <w:t>________________________________________________________________</w:t>
-      </w:r>
-    </w:p>
-    <w:p>
-      <w:pPr>
-        <w:pStyle w:val="Heading1"/>
-      </w:pPr>
-      <w:r>
-        <w:t>14. W3 Preserve a qualifier</w:t>
-      </w:r>
-    </w:p>
-    <w:p>
-      <w:r>
-        <w:t>Preserve a qualifier. Apply the supplied Tokens and Context facts and keep your reasoning.</w:t>
-      </w:r>
-    </w:p>
-    <w:p>
-      <w:pPr>
-        <w:spacing w:line="336" w:lineRule="auto" w:after="180"/>
-        <w:shd w:fill="F5F1FB"/>
-      </w:pPr>
-      <w:r>
-        <w:rPr>
-          <w:b w:val="0"/>
-        </w:rPr>
-        <w:t>A passage says room B normally holds 12, except during maintenance when the approved limit is 8. Why is retaining only the first clause inadequate?</w:t>
-      </w:r>
-    </w:p>
-    <w:p>
-      <w:pPr>
-        <w:pStyle w:val="Heading3"/>
-      </w:pPr>
-      <w:r>
-        <w:t>My reasoning and evidence</w:t>
-      </w:r>
-    </w:p>
-    <w:p>
-      <w:r>
-        <w:t>________________________________________________________________</w:t>
-      </w:r>
-    </w:p>
-    <w:p>
-      <w:r>
-        <w:t>________________________________________________________________</w:t>
-      </w:r>
-    </w:p>
-    <w:p>
-      <w:r>
-        <w:t>________________________________________________________________</w:t>
-      </w:r>
-    </w:p>
-    <w:p>
-      <w:r>
-        <w:t>________________________________________________________________</w:t>
-      </w:r>
-    </w:p>
-    <w:p>
-      <w:r>
-        <w:t>________________________________________________________________</w:t>
-      </w:r>
-    </w:p>
-    <w:p>
-      <w:r>
-        <w:t>________________________________________________________________</w:t>
-      </w:r>
-    </w:p>
-    <w:p>
-      <w:pPr>
-        <w:pStyle w:val="Heading1"/>
-      </w:pPr>
-      <w:r>
-        <w:t>15. W4 Budget new evidence independently</w:t>
-      </w:r>
-    </w:p>
-    <w:p>
-      <w:r>
-        <w:t>Attempt before feedback. If this repeats the selected independent case, reuse that first attempt; otherwise keep a separate record. Budget new evidence independently. Apply the supplied Tokens and Context facts and keep your reasoning.</w:t>
-      </w:r>
-    </w:p>
-    <w:p>
-      <w:pPr>
-        <w:spacing w:line="336" w:lineRule="auto" w:after="180"/>
-      </w:pPr>
-      <w:r>
-        <w:rPr>
-          <w:b w:val="0"/>
-        </w:rPr>
-        <w:t xml:space="preserve">Total 120, instructions 25, question 15, </w:t>
-      </w:r>
-      <w:r>
-        <w:rPr>
-          <w:b/>
-        </w:rPr>
-        <w:t>output</w:t>
-      </w:r>
-      <w:r>
-        <w:rPr>
-          <w:b w:val="0"/>
-        </w:rPr>
-        <w:t xml:space="preserve"> reserve 30. Source D is current approval, cost 28; E is current capacity, cost 22; F is old approval, cost 18.</w:t>
-      </w:r>
-    </w:p>
-    <w:p>
-      <w:pPr>
-        <w:spacing w:line="336" w:lineRule="auto" w:after="180"/>
-      </w:pPr>
-      <w:r>
-        <w:rPr>
-          <w:b w:val="0"/>
-        </w:rPr>
-        <w:t>Compute capacity, compare D+E and E+F, and state an honest fallback if D is missing.</w:t>
-      </w:r>
-    </w:p>
-    <w:p>
-      <w:pPr>
-        <w:pStyle w:val="Heading3"/>
-      </w:pPr>
-      <w:r>
-        <w:t>My reasoning and evidence</w:t>
-      </w:r>
-    </w:p>
-    <w:p>
-      <w:r>
-        <w:t>________________________________________________________________</w:t>
-      </w:r>
-    </w:p>
-    <w:p>
-      <w:r>
-        <w:t>________________________________________________________________</w:t>
-      </w:r>
-    </w:p>
-    <w:p>
-      <w:r>
-        <w:t>________________________________________________________________</w:t>
-      </w:r>
-    </w:p>
-    <w:p>
-      <w:r>
-        <w:t>________________________________________________________________</w:t>
-      </w:r>
-    </w:p>
-    <w:p>
-      <w:r>
-        <w:t>________________________________________________________________</w:t>
-      </w:r>
-    </w:p>
-    <w:p>
-      <w:r>
-        <w:t>________________________________________________________________</w:t>
-      </w:r>
-    </w:p>
-    <w:p>
-      <w:r>
-        <w:t>________________________________________________________________</w:t>
-      </w:r>
-    </w:p>
-    <w:p>
-      <w:r>
-        <w:t>________________________________________________________________</w:t>
-      </w:r>
-    </w:p>
-    <w:p>
-      <w:pPr>
-        <w:pStyle w:val="Heading1"/>
-      </w:pPr>
-      <w:r>
-        <w:t>16. W5 Audit inclusion</w:t>
-      </w:r>
-    </w:p>
-    <w:p>
-      <w:r>
-        <w:t>Audit inclusion. Apply the supplied Tokens and Context facts and keep your reasoning.</w:t>
-      </w:r>
-    </w:p>
-    <w:p>
-      <w:pPr>
-        <w:spacing w:line="336" w:lineRule="auto" w:after="180"/>
-        <w:shd w:fill="F5F1FB"/>
-      </w:pPr>
-      <w:r>
-        <w:rPr>
-          <w:b w:val="0"/>
-        </w:rPr>
-        <w:t>A team says every claim is verified because all chosen documents fit in context. What further check is needed?</w:t>
-      </w:r>
-    </w:p>
-    <w:p>
-      <w:pPr>
-        <w:pStyle w:val="Heading3"/>
-      </w:pPr>
-      <w:r>
-        <w:t>My reasoning and evidence</w:t>
-      </w:r>
-    </w:p>
-    <w:p>
-      <w:r>
-        <w:t>________________________________________________________________</w:t>
-      </w:r>
-    </w:p>
-    <w:p>
-      <w:r>
-        <w:t>________________________________________________________________</w:t>
-      </w:r>
-    </w:p>
-    <w:p>
-      <w:r>
-        <w:t>________________________________________________________________</w:t>
-      </w:r>
-    </w:p>
-    <w:p>
-      <w:r>
-        <w:t>________________________________________________________________</w:t>
-      </w:r>
-    </w:p>
-    <w:p>
-      <w:r>
-        <w:t>________________________________________________________________</w:t>
-      </w:r>
-    </w:p>
-    <w:p>
-      <w:r>
-        <w:t>________________________________________________________________</w:t>
-      </w:r>
-    </w:p>
-    <w:p>
-      <w:pPr>
-        <w:pStyle w:val="Heading1"/>
-      </w:pPr>
-      <w:r>
-        <w:t>17. Attention as weighted information selection — W1 Identify the roles</w:t>
-      </w:r>
-    </w:p>
-    <w:p>
-      <w:r>
-        <w:t>Use the supplied Tokens and Context task to record your reasoning, evidence and next step.</w:t>
-      </w:r>
-    </w:p>
-    <w:p>
-      <w:pPr>
-        <w:spacing w:line="336" w:lineRule="auto" w:after="180"/>
-      </w:pPr>
-      <w:r>
-        <w:rPr>
-          <w:b w:val="0"/>
-        </w:rPr>
-        <w:t xml:space="preserve">Explain </w:t>
-      </w:r>
-      <w:r>
-        <w:rPr>
-          <w:b/>
-        </w:rPr>
-        <w:t>query</w:t>
-      </w:r>
-      <w:r>
-        <w:rPr>
-          <w:b w:val="0"/>
-        </w:rPr>
-        <w:t xml:space="preserve">, key, </w:t>
-      </w:r>
-      <w:r>
-        <w:rPr>
-          <w:b/>
-        </w:rPr>
-        <w:t>value</w:t>
-      </w:r>
-      <w:r>
-        <w:rPr>
-          <w:b w:val="0"/>
-        </w:rPr>
-        <w:t xml:space="preserve"> and weight without calling the largest weight a truth score.</w:t>
-      </w:r>
-    </w:p>
-    <w:p>
-      <w:pPr>
-        <w:pStyle w:val="Heading3"/>
-      </w:pPr>
-      <w:r>
-        <w:t>My reasoning and evidence</w:t>
-      </w:r>
-    </w:p>
-    <w:p>
-      <w:r>
-        <w:t>________________________________________________________________</w:t>
-      </w:r>
-    </w:p>
-    <w:p>
-      <w:r>
-        <w:t>________________________________________________________________</w:t>
-      </w:r>
-    </w:p>
-    <w:p>
-      <w:r>
-        <w:t>________________________________________________________________</w:t>
-      </w:r>
-    </w:p>
-    <w:p>
-      <w:r>
-        <w:t>________________________________________________________________</w:t>
-      </w:r>
-    </w:p>
-    <w:p>
-      <w:r>
-        <w:t>________________________________________________________________</w:t>
-      </w:r>
-    </w:p>
-    <w:p>
-      <w:r>
-        <w:t>________________________________________________________________</w:t>
-      </w:r>
-    </w:p>
-    <w:p>
-      <w:pPr>
-        <w:pStyle w:val="Heading1"/>
-      </w:pPr>
-      <w:r>
-        <w:t>18. Attention as weighted information selection — W2 Compute the mixture</w:t>
-      </w:r>
-    </w:p>
-    <w:p>
-      <w:r>
-        <w:t>Use the supplied Tokens and Context task to record your reasoning, evidence and next step.</w:t>
-      </w:r>
-    </w:p>
-    <w:p>
-      <w:pPr>
-        <w:spacing w:line="336" w:lineRule="auto" w:after="180"/>
-      </w:pPr>
-      <w:r>
-        <w:rPr>
-          <w:b w:val="0"/>
-        </w:rPr>
-        <w:t xml:space="preserve">Calculate the </w:t>
-      </w:r>
-      <w:r>
-        <w:rPr>
-          <w:b/>
-        </w:rPr>
-        <w:t>output</w:t>
-      </w:r>
-      <w:r>
-        <w:rPr>
-          <w:b w:val="0"/>
-        </w:rPr>
-        <w:t xml:space="preserve"> from the three supplied </w:t>
-      </w:r>
-      <w:r>
-        <w:rPr>
-          <w:b/>
-        </w:rPr>
-        <w:t>value</w:t>
-      </w:r>
-      <w:r>
-        <w:rPr>
-          <w:b w:val="0"/>
-        </w:rPr>
-        <w:t>s and weights.</w:t>
-      </w:r>
-    </w:p>
-    <w:p>
-      <w:pPr>
-        <w:pStyle w:val="Heading3"/>
-      </w:pPr>
-      <w:r>
-        <w:t>My reasoning and evidence</w:t>
-      </w:r>
-    </w:p>
-    <w:p>
-      <w:r>
-        <w:t>________________________________________________________________</w:t>
-      </w:r>
-    </w:p>
-    <w:p>
-      <w:r>
-        <w:t>________________________________________________________________</w:t>
-      </w:r>
-    </w:p>
-    <w:p>
-      <w:r>
-        <w:t>________________________________________________________________</w:t>
-      </w:r>
-    </w:p>
-    <w:p>
-      <w:r>
-        <w:t>________________________________________________________________</w:t>
-      </w:r>
-    </w:p>
-    <w:p>
-      <w:r>
-        <w:t>________________________________________________________________</w:t>
-      </w:r>
-    </w:p>
-    <w:p>
-      <w:r>
-        <w:t>________________________________________________________________</w:t>
-      </w:r>
-    </w:p>
-    <w:p>
-      <w:pPr>
-        <w:pStyle w:val="Heading1"/>
-      </w:pPr>
-      <w:r>
-        <w:t>19. Attention as weighted information selection — W3 Mask and renormalise</w:t>
-      </w:r>
-    </w:p>
-    <w:p>
-      <w:r>
-        <w:t>Use the supplied Tokens and Context task to record your reasoning, evidence and next step.</w:t>
-      </w:r>
-    </w:p>
-    <w:p>
-      <w:pPr>
-        <w:spacing w:line="336" w:lineRule="auto" w:after="180"/>
-      </w:pPr>
-      <w:r>
-        <w:rPr>
-          <w:b w:val="0"/>
-        </w:rPr>
-        <w:t xml:space="preserve">Exclude V3 and calculate permitted weights and </w:t>
-      </w:r>
-      <w:r>
-        <w:rPr>
-          <w:b/>
-        </w:rPr>
-        <w:t>output</w:t>
-      </w:r>
-      <w:r>
-        <w:rPr>
-          <w:b w:val="0"/>
-        </w:rPr>
-        <w:t>. Explain the empty-</w:t>
-      </w:r>
-      <w:r>
-        <w:rPr>
-          <w:b/>
-        </w:rPr>
-        <w:t>mask</w:t>
-      </w:r>
-      <w:r>
-        <w:rPr>
-          <w:b w:val="0"/>
-        </w:rPr>
-        <w:t xml:space="preserve"> case.</w:t>
-      </w:r>
-    </w:p>
-    <w:p>
-      <w:pPr>
-        <w:pStyle w:val="Heading3"/>
-      </w:pPr>
-      <w:r>
-        <w:t>My reasoning and evidence</w:t>
-      </w:r>
-    </w:p>
-    <w:p>
-      <w:r>
-        <w:t>________________________________________________________________</w:t>
-      </w:r>
-    </w:p>
-    <w:p>
-      <w:r>
-        <w:t>________________________________________________________________</w:t>
-      </w:r>
-    </w:p>
-    <w:p>
-      <w:r>
-        <w:t>________________________________________________________________</w:t>
-      </w:r>
-    </w:p>
-    <w:p>
-      <w:r>
-        <w:t>________________________________________________________________</w:t>
-      </w:r>
-    </w:p>
-    <w:p>
-      <w:r>
-        <w:t>________________________________________________________________</w:t>
-      </w:r>
-    </w:p>
-    <w:p>
-      <w:r>
-        <w:t>________________________________________________________________</w:t>
-      </w:r>
-    </w:p>
-    <w:p>
-      <w:pPr>
-        <w:pStyle w:val="Heading1"/>
-      </w:pPr>
-      <w:r>
-        <w:t>20. Attention as weighted information selection — W4 Combine a new case independently</w:t>
-      </w:r>
-    </w:p>
-    <w:p>
-      <w:r>
-        <w:t>Use the supplied Tokens and Context task to record your reasoning, evidence and next step.</w:t>
-      </w:r>
-    </w:p>
-    <w:p>
-      <w:pPr>
-        <w:spacing w:line="336" w:lineRule="auto" w:after="180"/>
-      </w:pPr>
-      <w:r>
-        <w:rPr>
-          <w:b/>
-        </w:rPr>
-        <w:t>Value</w:t>
-      </w:r>
-      <w:r>
-        <w:rPr>
-          <w:b w:val="0"/>
-        </w:rPr>
-        <w:t xml:space="preserve">s A=[4,1],B=[0,5],C=[2,3]; weights 0.25,0.5,0.25. Compute the full </w:t>
-      </w:r>
-      <w:r>
-        <w:rPr>
-          <w:b/>
-        </w:rPr>
-        <w:t>output</w:t>
-      </w:r>
-      <w:r>
-        <w:rPr>
-          <w:b w:val="0"/>
-        </w:rPr>
-        <w:t xml:space="preserve">. </w:t>
-      </w:r>
-      <w:r>
-        <w:rPr>
-          <w:b/>
-        </w:rPr>
-        <w:t>Mask</w:t>
-      </w:r>
-      <w:r>
-        <w:rPr>
-          <w:b w:val="0"/>
-        </w:rPr>
-        <w:t xml:space="preserve"> B, renormalise the remaining weights and compute the new </w:t>
-      </w:r>
-      <w:r>
-        <w:rPr>
-          <w:b/>
-        </w:rPr>
-        <w:t>output</w:t>
-      </w:r>
-      <w:r>
-        <w:rPr>
-          <w:b w:val="0"/>
-        </w:rPr>
-        <w:t>.</w:t>
-      </w:r>
-    </w:p>
-    <w:p>
-      <w:pPr>
-        <w:pStyle w:val="Heading3"/>
-      </w:pPr>
-      <w:r>
-        <w:t>My reasoning and evidence</w:t>
-      </w:r>
-    </w:p>
-    <w:p>
-      <w:r>
-        <w:t>________________________________________________________________</w:t>
-      </w:r>
-    </w:p>
-    <w:p>
-      <w:r>
-        <w:t>________________________________________________________________</w:t>
-      </w:r>
-    </w:p>
-    <w:p>
-      <w:r>
-        <w:t>________________________________________________________________</w:t>
-      </w:r>
-    </w:p>
-    <w:p>
-      <w:r>
-        <w:t>________________________________________________________________</w:t>
-      </w:r>
-    </w:p>
-    <w:p>
-      <w:r>
-        <w:t>________________________________________________________________</w:t>
-      </w:r>
-    </w:p>
-    <w:p>
-      <w:r>
-        <w:t>________________________________________________________________</w:t>
-      </w:r>
-    </w:p>
-    <w:p>
-      <w:r>
-        <w:t>________________________________________________________________</w:t>
-      </w:r>
-    </w:p>
-    <w:p>
-      <w:r>
-        <w:t>________________________________________________________________</w:t>
-      </w:r>
-    </w:p>
-    <w:p>
-      <w:pPr>
-        <w:pStyle w:val="Heading1"/>
-      </w:pPr>
-      <w:r>
-        <w:t>21. Attention as weighted information selection — W5 Audit an explanation</w:t>
-      </w:r>
-    </w:p>
-    <w:p>
-      <w:r>
-        <w:t>Use the supplied Tokens and Context task to record your reasoning, evidence and next step.</w:t>
-      </w:r>
-    </w:p>
-    <w:p>
-      <w:pPr>
-        <w:spacing w:line="336" w:lineRule="auto" w:after="180"/>
-        <w:shd w:fill="F5F1FB"/>
-      </w:pPr>
-      <w:r>
-        <w:rPr>
-          <w:b w:val="0"/>
-        </w:rPr>
-        <w:t>A student claims the highest attention weight explains the entire model and authenticates a retrieved instruction. What additional reasoning is needed?</w:t>
-      </w:r>
-    </w:p>
-    <w:p>
-      <w:pPr>
-        <w:pStyle w:val="Heading3"/>
-      </w:pPr>
-      <w:r>
-        <w:t>My reasoning and evidence</w:t>
-      </w:r>
-    </w:p>
-    <w:p>
-      <w:r>
-        <w:t>________________________________________________________________</w:t>
-      </w:r>
-    </w:p>
-    <w:p>
-      <w:r>
-        <w:t>________________________________________________________________</w:t>
-      </w:r>
-    </w:p>
-    <w:p>
-      <w:r>
-        <w:t>________________________________________________________________</w:t>
-      </w:r>
-    </w:p>
-    <w:p>
-      <w:r>
-        <w:t>________________________________________________________________</w:t>
-      </w:r>
-    </w:p>
-    <w:p>
-      <w:r>
-        <w:t>________________________________________________________________</w:t>
-      </w:r>
-    </w:p>
-    <w:p>
-      <w:r>
-        <w:t>________________________________________________________________</w:t>
-      </w:r>
-    </w:p>
-    <w:p>
-      <w:pPr>
-        <w:pStyle w:val="Heading1"/>
-      </w:pPr>
-      <w:r>
-        <w:t>22. Feedback, return check and learning record</w:t>
-      </w:r>
-    </w:p>
-    <w:p>
-      <w:r>
-        <w:t>Record the first repaired step and a different case to revisit after a delay.</w:t>
+        <w:t>22. Feedback · Repair and return</w:t>
+      </w:r>
+    </w:p>
+    <w:p>
+      <w:r>
+        <w:t>Keep first attempt, repair and a changed-case check.</w:t>
+      </w:r>
+    </w:p>
+    <w:p>
+      <w:pPr>
+        <w:pStyle w:val="Heading2"/>
+      </w:pPr>
+      <w:r>
+        <w:t>Your evidence record</w:t>
       </w:r>
     </w:p>
     <w:tbl>
@@ -2066,13 +747,214 @@
     </w:tbl>
     <w:p>
       <w:pPr>
+        <w:pStyle w:val="ListBullet"/>
+      </w:pPr>
+      <w:r>
+        <w:t>Revisit this idea with your teacher after a delay. Familiarity is different from explaining and using it on a changed case.</w:t>
+      </w:r>
+    </w:p>
+    <w:p>
+      <w:pPr>
+        <w:pStyle w:val="Heading1"/>
+      </w:pPr>
+      <w:r>
+        <w:t>10. Finish · Judge your evidence</w:t>
+      </w:r>
+    </w:p>
+    <w:p>
+      <w:r>
+        <w:t>Point to work that supports your judgement.</w:t>
+      </w:r>
+    </w:p>
+    <w:p>
+      <w:pPr>
+        <w:pStyle w:val="Heading2"/>
+      </w:pPr>
+      <w:r>
+        <w:t>Your evidence record</w:t>
+      </w:r>
+    </w:p>
+    <w:p>
+      <w:pPr>
+        <w:pStyle w:val="ListBullet"/>
+      </w:pPr>
+      <w:r>
+        <w:t>I can explain the mechanism. I can show evidence. I can handle a changed case. I can name a limit. Mark each as not yet, with help or independently, and attach supporting work.</w:t>
+      </w:r>
+    </w:p>
+    <w:p>
+      <w:pPr>
+        <w:pStyle w:val="ListBullet"/>
+      </w:pPr>
+      <w:r>
+        <w:t>Teacher review ____________________  Next step ____________________</w:t>
+      </w:r>
+    </w:p>
+    <w:p>
+      <w:pPr>
+        <w:pStyle w:val="Heading1"/>
+      </w:pPr>
+      <w:r>
+        <w:t>Reference bank and extra practice</w:t>
+      </w:r>
+    </w:p>
+    <w:p>
+      <w:pPr>
+        <w:pStyle w:val="Heading1"/>
+      </w:pPr>
+      <w:r>
+        <w:t>02. Reference · Supported W2 record</w:t>
+      </w:r>
+    </w:p>
+    <w:p>
+      <w:r>
+        <w:t>Use when helpful; keep this practice separate from the selected first attempt.</w:t>
+      </w:r>
+    </w:p>
+    <w:p>
+      <w:pPr>
+        <w:pStyle w:val="Heading2"/>
+      </w:pPr>
+      <w:r>
+        <w:t>Additional evidence</w:t>
+      </w:r>
+    </w:p>
+    <w:p>
+      <w:pPr>
         <w:spacing w:line="336" w:lineRule="auto" w:after="180"/>
       </w:pPr>
       <w:r>
         <w:rPr>
           <w:b w:val="0"/>
         </w:rPr>
-        <w:t>Revisit this idea with your teacher after a delay. Familiarity is different from explaining and using it on a changed case.</w:t>
+        <w:t xml:space="preserve">Use W2: Choose complete support for Context limits and </w:t>
+      </w:r>
+      <w:r>
+        <w:rPr>
+          <w:b/>
+        </w:rPr>
+        <w:t>evidence selection</w:t>
+      </w:r>
+      <w:r>
+        <w:rPr>
+          <w:b w:val="0"/>
+        </w:rPr>
+        <w:t>. Record the answer once; the lesson and workbook refer to the same attempt.</w:t>
+      </w:r>
+    </w:p>
+    <w:tbl>
+      <w:tblPr>
+        <w:tblStyle w:val="LightShading-Accent1"/>
+        <w:tblW w:type="auto" w:w="0"/>
+        <w:tblLook w:firstColumn="1" w:firstRow="1" w:lastColumn="0" w:lastRow="0" w:noHBand="0" w:noVBand="1" w:val="04A0"/>
+      </w:tblPr>
+      <w:tblGrid>
+        <w:gridCol w:w="2556"/>
+        <w:gridCol w:w="2556"/>
+        <w:gridCol w:w="2556"/>
+        <w:gridCol w:w="2556"/>
+      </w:tblGrid>
+      <w:tr>
+        <w:trPr>
+          <w:tblHeader/>
+        </w:trPr>
+        <w:tc>
+          <w:tcPr>
+            <w:tcW w:type="dxa" w:w="2556"/>
+          </w:tcPr>
+          <w:p>
+            <w:r>
+              <w:t>Given inputs</w:t>
+            </w:r>
+          </w:p>
+        </w:tc>
+        <w:tc>
+          <w:tcPr>
+            <w:tcW w:type="dxa" w:w="2556"/>
+          </w:tcPr>
+          <w:p>
+            <w:r>
+              <w:t>Procedure I chose</w:t>
+            </w:r>
+          </w:p>
+        </w:tc>
+        <w:tc>
+          <w:tcPr>
+            <w:tcW w:type="dxa" w:w="2556"/>
+          </w:tcPr>
+          <w:p>
+            <w:r>
+              <w:t>Middle steps</w:t>
+            </w:r>
+          </w:p>
+        </w:tc>
+        <w:tc>
+          <w:tcPr>
+            <w:tcW w:type="dxa" w:w="2556"/>
+          </w:tcPr>
+          <w:p>
+            <w:r>
+              <w:t>Result and check</w:t>
+            </w:r>
+          </w:p>
+        </w:tc>
+      </w:tr>
+      <w:tr>
+        <w:tc>
+          <w:tcPr>
+            <w:tcW w:type="dxa" w:w="2556"/>
+          </w:tcPr>
+          <w:p>
+            <w:r/>
+          </w:p>
+        </w:tc>
+        <w:tc>
+          <w:tcPr>
+            <w:tcW w:type="dxa" w:w="2556"/>
+          </w:tcPr>
+          <w:p>
+            <w:r/>
+          </w:p>
+        </w:tc>
+        <w:tc>
+          <w:tcPr>
+            <w:tcW w:type="dxa" w:w="2556"/>
+          </w:tcPr>
+          <w:p>
+            <w:r/>
+          </w:p>
+        </w:tc>
+        <w:tc>
+          <w:tcPr>
+            <w:tcW w:type="dxa" w:w="2556"/>
+          </w:tcPr>
+          <w:p>
+            <w:r/>
+          </w:p>
+        </w:tc>
+      </w:tr>
+    </w:tbl>
+    <w:p>
+      <w:pPr>
+        <w:pStyle w:val="Heading3"/>
+      </w:pPr>
+      <w:r>
+        <w:t>The step I completed without help, and the hint I needed</w:t>
+      </w:r>
+    </w:p>
+    <w:p>
+      <w:r>
+        <w:t>________________________________________________________________</w:t>
+      </w:r>
+    </w:p>
+    <w:p>
+      <w:r>
+        <w:t>________________________________________________________________</w:t>
+      </w:r>
+    </w:p>
+    <w:p>
+      <w:r>
+        <w:t>________________________________________________________________</w:t>
       </w:r>
     </w:p>
     <w:p>
@@ -2080,12 +962,1158 @@
         <w:pStyle w:val="Heading1"/>
       </w:pPr>
       <w:r>
-        <w:t>23. Pictorial case practice: Tokens and Context</w:t>
-      </w:r>
-    </w:p>
-    <w:p>
-      <w:r>
-        <w:t>A fictional assistant has a small context budget for answering an event-capacity question. Explain the labelled step before checking the changed condition.</w:t>
+        <w:t>03. Extra practice · Repair a claim</w:t>
+      </w:r>
+    </w:p>
+    <w:p>
+      <w:r>
+        <w:t>Use when helpful; keep this practice separate from the selected first attempt.</w:t>
+      </w:r>
+    </w:p>
+    <w:p>
+      <w:pPr>
+        <w:pStyle w:val="Heading2"/>
+      </w:pPr>
+      <w:r>
+        <w:t>Additional evidence</w:t>
+      </w:r>
+    </w:p>
+    <w:p>
+      <w:pPr>
+        <w:spacing w:line="336" w:lineRule="auto" w:after="180"/>
+      </w:pPr>
+      <w:r>
+        <w:rPr>
+          <w:b w:val="0"/>
+        </w:rPr>
+        <w:t xml:space="preserve">Use the worked case for Context limits and </w:t>
+      </w:r>
+      <w:r>
+        <w:rPr>
+          <w:b/>
+        </w:rPr>
+        <w:t>evidence selection</w:t>
+      </w:r>
+      <w:r>
+        <w:rPr>
+          <w:b w:val="0"/>
+        </w:rPr>
+        <w:t>. Proposed explanation: “</w:t>
+      </w:r>
+      <w:r>
+        <w:rPr>
+          <w:b/>
+        </w:rPr>
+        <w:t>Token</w:t>
+      </w:r>
+      <w:r>
+        <w:rPr>
+          <w:b w:val="0"/>
+        </w:rPr>
+        <w:t xml:space="preserve"> count equals word count”. Decide whether this explanation is supported.</w:t>
+      </w:r>
+    </w:p>
+    <w:p>
+      <w:pPr>
+        <w:spacing w:line="336" w:lineRule="auto" w:after="180"/>
+      </w:pPr>
+      <w:r>
+        <w:rPr>
+          <w:b w:val="0"/>
+        </w:rPr>
+        <w:t>Point to the step or supplied fact that decides; explain your repair if needed.</w:t>
+      </w:r>
+    </w:p>
+    <w:p>
+      <w:pPr>
+        <w:pStyle w:val="Heading3"/>
+      </w:pPr>
+      <w:r>
+        <w:t>My explanation before partner discussion</w:t>
+      </w:r>
+    </w:p>
+    <w:p>
+      <w:r>
+        <w:t>________________________________________________________________</w:t>
+      </w:r>
+    </w:p>
+    <w:p>
+      <w:r>
+        <w:t>________________________________________________________________</w:t>
+      </w:r>
+    </w:p>
+    <w:p>
+      <w:r>
+        <w:t>________________________________________________________________</w:t>
+      </w:r>
+    </w:p>
+    <w:p>
+      <w:r>
+        <w:t>________________________________________________________________</w:t>
+      </w:r>
+    </w:p>
+    <w:p>
+      <w:pPr>
+        <w:pStyle w:val="Heading1"/>
+      </w:pPr>
+      <w:r>
+        <w:t>05. Reference · Earlier target</w:t>
+      </w:r>
+    </w:p>
+    <w:p>
+      <w:r>
+        <w:t>Use when helpful; keep this practice separate from the selected first attempt.</w:t>
+      </w:r>
+    </w:p>
+    <w:p>
+      <w:pPr>
+        <w:pStyle w:val="Heading2"/>
+      </w:pPr>
+      <w:r>
+        <w:t>Additional evidence</w:t>
+      </w:r>
+    </w:p>
+    <w:p>
+      <w:pPr>
+        <w:spacing w:line="336" w:lineRule="auto" w:after="180"/>
+      </w:pPr>
+      <w:r>
+        <w:rPr>
+          <w:b w:val="0"/>
+        </w:rPr>
+        <w:t xml:space="preserve">A toy system allows 12 </w:t>
+      </w:r>
+      <w:r>
+        <w:rPr>
+          <w:b/>
+        </w:rPr>
+        <w:t>token</w:t>
+      </w:r>
+      <w:r>
+        <w:rPr>
+          <w:b w:val="0"/>
+        </w:rPr>
+        <w:t xml:space="preserve">s total for </w:t>
+      </w:r>
+      <w:r>
+        <w:rPr>
+          <w:b/>
+        </w:rPr>
+        <w:t>input</w:t>
+      </w:r>
+      <w:r>
+        <w:rPr>
+          <w:b w:val="0"/>
+        </w:rPr>
+        <w:t xml:space="preserve"> and </w:t>
+      </w:r>
+      <w:r>
+        <w:rPr>
+          <w:b/>
+        </w:rPr>
+        <w:t>reserved output</w:t>
+      </w:r>
+      <w:r>
+        <w:rPr>
+          <w:b w:val="0"/>
+        </w:rPr>
+        <w:t xml:space="preserve">. Instructions use 3, a source uses 7 and the planned answer needs 4. Compute the excess and propose a revision that preserves </w:t>
+      </w:r>
+      <w:r>
+        <w:rPr>
+          <w:b/>
+        </w:rPr>
+        <w:t>evidence</w:t>
+      </w:r>
+      <w:r>
+        <w:rPr>
+          <w:b w:val="0"/>
+        </w:rPr>
+        <w:t>.</w:t>
+      </w:r>
+    </w:p>
+    <w:p>
+      <w:pPr>
+        <w:pStyle w:val="Heading1"/>
+      </w:pPr>
+      <w:r>
+        <w:t>06. Extra practice · Earlier worked case</w:t>
+      </w:r>
+    </w:p>
+    <w:p>
+      <w:r>
+        <w:t>Use when helpful; keep this practice separate from the selected first attempt.</w:t>
+      </w:r>
+    </w:p>
+    <w:p>
+      <w:pPr>
+        <w:pStyle w:val="Heading2"/>
+      </w:pPr>
+      <w:r>
+        <w:t>Additional evidence</w:t>
+      </w:r>
+    </w:p>
+    <w:p>
+      <w:pPr>
+        <w:spacing w:line="336" w:lineRule="auto" w:after="180"/>
+      </w:pPr>
+      <w:r>
+        <w:rPr>
+          <w:b w:val="0"/>
+        </w:rPr>
+        <w:t xml:space="preserve">A toy window holds eight </w:t>
+      </w:r>
+      <w:r>
+        <w:rPr>
+          <w:b/>
+        </w:rPr>
+        <w:t>token</w:t>
+      </w:r>
+      <w:r>
+        <w:rPr>
+          <w:b w:val="0"/>
+        </w:rPr>
+        <w:t>s; prompt uses six and quotation uses three.</w:t>
+      </w:r>
+    </w:p>
+    <w:p>
+      <w:pPr>
+        <w:spacing w:line="336" w:lineRule="auto" w:after="180"/>
+      </w:pPr>
+      <w:r>
+        <w:rPr>
+          <w:b w:val="0"/>
+        </w:rPr>
+        <w:t>Does it fit? What should be preserved?</w:t>
+      </w:r>
+    </w:p>
+    <w:p>
+      <w:pPr>
+        <w:spacing w:line="336" w:lineRule="auto" w:after="180"/>
+      </w:pPr>
+      <w:r>
+        <w:rPr>
+          <w:b w:val="0"/>
+        </w:rPr>
+        <w:t xml:space="preserve">Show your trace, calculation or </w:t>
+      </w:r>
+      <w:r>
+        <w:rPr>
+          <w:b/>
+        </w:rPr>
+        <w:t>evidence</w:t>
+      </w:r>
+    </w:p>
+    <w:p>
+      <w:pPr>
+        <w:pStyle w:val="Heading3"/>
+      </w:pPr>
+      <w:r>
+        <w:t>Write or draw your reasoning and evidence.</w:t>
+      </w:r>
+    </w:p>
+    <w:p>
+      <w:r>
+        <w:t>________________________________________________________________</w:t>
+      </w:r>
+    </w:p>
+    <w:p>
+      <w:r>
+        <w:t>________________________________________________________________</w:t>
+      </w:r>
+    </w:p>
+    <w:p>
+      <w:r>
+        <w:t>________________________________________________________________</w:t>
+      </w:r>
+    </w:p>
+    <w:p>
+      <w:r>
+        <w:t>________________________________________________________________</w:t>
+      </w:r>
+    </w:p>
+    <w:p>
+      <w:r>
+        <w:t>________________________________________________________________</w:t>
+      </w:r>
+    </w:p>
+    <w:p>
+      <w:pPr>
+        <w:pStyle w:val="Heading1"/>
+      </w:pPr>
+      <w:r>
+        <w:t>07. Extra practice · Changed case</w:t>
+      </w:r>
+    </w:p>
+    <w:p>
+      <w:r>
+        <w:t>Use when helpful; keep this practice separate from the selected first attempt.</w:t>
+      </w:r>
+    </w:p>
+    <w:p>
+      <w:pPr>
+        <w:pStyle w:val="Heading2"/>
+      </w:pPr>
+      <w:r>
+        <w:t>Additional evidence</w:t>
+      </w:r>
+    </w:p>
+    <w:p>
+      <w:pPr>
+        <w:spacing w:line="336" w:lineRule="auto" w:after="180"/>
+      </w:pPr>
+      <w:r>
+        <w:rPr>
+          <w:b w:val="0"/>
+        </w:rPr>
+        <w:t>A system can use only the last two messages. Message 1 says use centimetres; messages 2 and 3 discuss plants. What instruction may be lost, and how can the next request repair this?</w:t>
+      </w:r>
+    </w:p>
+    <w:p>
+      <w:pPr>
+        <w:spacing w:line="336" w:lineRule="auto" w:after="180"/>
+      </w:pPr>
+      <w:r>
+        <w:rPr>
+          <w:b w:val="0"/>
+        </w:rPr>
+        <w:t>My practice reasoning</w:t>
+      </w:r>
+    </w:p>
+    <w:p>
+      <w:pPr>
+        <w:pStyle w:val="Heading3"/>
+      </w:pPr>
+      <w:r>
+        <w:t>Write or draw your reasoning and evidence.</w:t>
+      </w:r>
+    </w:p>
+    <w:p>
+      <w:r>
+        <w:t>________________________________________________________________</w:t>
+      </w:r>
+    </w:p>
+    <w:p>
+      <w:r>
+        <w:t>________________________________________________________________</w:t>
+      </w:r>
+    </w:p>
+    <w:p>
+      <w:r>
+        <w:t>________________________________________________________________</w:t>
+      </w:r>
+    </w:p>
+    <w:p>
+      <w:r>
+        <w:t>________________________________________________________________</w:t>
+      </w:r>
+    </w:p>
+    <w:p>
+      <w:r>
+        <w:t>________________________________________________________________</w:t>
+      </w:r>
+    </w:p>
+    <w:p>
+      <w:pPr>
+        <w:pStyle w:val="Heading3"/>
+      </w:pPr>
+      <w:r>
+        <w:t>Week 3 Test and reflect</w:t>
+      </w:r>
+    </w:p>
+    <w:p>
+      <w:pPr>
+        <w:pStyle w:val="Heading1"/>
+      </w:pPr>
+      <w:r>
+        <w:t>08. Extra practice · A revealing test</w:t>
+      </w:r>
+    </w:p>
+    <w:p>
+      <w:r>
+        <w:t>Use when helpful; keep this practice separate from the selected first attempt.</w:t>
+      </w:r>
+    </w:p>
+    <w:p>
+      <w:pPr>
+        <w:pStyle w:val="Heading2"/>
+      </w:pPr>
+      <w:r>
+        <w:t>Additional evidence</w:t>
+      </w:r>
+    </w:p>
+    <w:p>
+      <w:pPr>
+        <w:spacing w:line="336" w:lineRule="auto" w:after="180"/>
+      </w:pPr>
+      <w:r>
+        <w:rPr>
+          <w:b w:val="0"/>
+        </w:rPr>
+        <w:t xml:space="preserve">Create a changed </w:t>
+      </w:r>
+      <w:r>
+        <w:rPr>
+          <w:b/>
+        </w:rPr>
+        <w:t>input</w:t>
+      </w:r>
+      <w:r>
+        <w:rPr>
+          <w:b w:val="0"/>
+        </w:rPr>
+        <w:t>, boundary case or missing-information case. Write the expected answer or safe response before testing.</w:t>
+      </w:r>
+    </w:p>
+    <w:tbl>
+      <w:tblPr>
+        <w:tblStyle w:val="LightShading-Accent1"/>
+        <w:tblW w:type="auto" w:w="0"/>
+        <w:tblLook w:firstColumn="1" w:firstRow="1" w:lastColumn="0" w:lastRow="0" w:noHBand="0" w:noVBand="1" w:val="04A0"/>
+      </w:tblPr>
+      <w:tblGrid>
+        <w:gridCol w:w="5112"/>
+        <w:gridCol w:w="5112"/>
+      </w:tblGrid>
+      <w:tr>
+        <w:trPr>
+          <w:tblHeader/>
+        </w:trPr>
+        <w:tc>
+          <w:tcPr>
+            <w:tcW w:type="dxa" w:w="5112"/>
+          </w:tcPr>
+          <w:p>
+            <w:r>
+              <w:t>Test record</w:t>
+            </w:r>
+          </w:p>
+        </w:tc>
+        <w:tc>
+          <w:tcPr>
+            <w:tcW w:type="dxa" w:w="5112"/>
+          </w:tcPr>
+          <w:p>
+            <w:r>
+              <w:t>My evidence</w:t>
+            </w:r>
+          </w:p>
+        </w:tc>
+      </w:tr>
+      <w:tr>
+        <w:tc>
+          <w:tcPr>
+            <w:tcW w:type="dxa" w:w="5112"/>
+          </w:tcPr>
+          <w:p>
+            <w:r>
+              <w:t>Changed input or condition</w:t>
+            </w:r>
+          </w:p>
+        </w:tc>
+        <w:tc>
+          <w:tcPr>
+            <w:tcW w:type="dxa" w:w="5112"/>
+          </w:tcPr>
+          <w:p>
+            <w:r/>
+          </w:p>
+        </w:tc>
+      </w:tr>
+      <w:tr>
+        <w:tc>
+          <w:tcPr>
+            <w:tcW w:type="dxa" w:w="5112"/>
+          </w:tcPr>
+          <w:p>
+            <w:r>
+              <w:t>Expected answer or fallback</w:t>
+            </w:r>
+          </w:p>
+        </w:tc>
+        <w:tc>
+          <w:tcPr>
+            <w:tcW w:type="dxa" w:w="5112"/>
+          </w:tcPr>
+          <w:p>
+            <w:r/>
+          </w:p>
+        </w:tc>
+      </w:tr>
+      <w:tr>
+        <w:tc>
+          <w:tcPr>
+            <w:tcW w:type="dxa" w:w="5112"/>
+          </w:tcPr>
+          <w:p>
+            <w:r>
+              <w:t>Observed result</w:t>
+            </w:r>
+          </w:p>
+        </w:tc>
+        <w:tc>
+          <w:tcPr>
+            <w:tcW w:type="dxa" w:w="5112"/>
+          </w:tcPr>
+          <w:p>
+            <w:r/>
+          </w:p>
+        </w:tc>
+      </w:tr>
+      <w:tr>
+        <w:tc>
+          <w:tcPr>
+            <w:tcW w:type="dxa" w:w="5112"/>
+          </w:tcPr>
+          <w:p>
+            <w:r>
+              <w:t>Why the result occurred</w:t>
+            </w:r>
+          </w:p>
+        </w:tc>
+        <w:tc>
+          <w:tcPr>
+            <w:tcW w:type="dxa" w:w="5112"/>
+          </w:tcPr>
+          <w:p>
+            <w:r/>
+          </w:p>
+        </w:tc>
+      </w:tr>
+    </w:tbl>
+    <w:p>
+      <w:pPr>
+        <w:pStyle w:val="Heading1"/>
+      </w:pPr>
+      <w:r>
+        <w:t>11. Extra practice · Earlier transfer</w:t>
+      </w:r>
+    </w:p>
+    <w:p>
+      <w:r>
+        <w:t>Use when helpful; keep this practice separate from the selected first attempt.</w:t>
+      </w:r>
+    </w:p>
+    <w:p>
+      <w:pPr>
+        <w:pStyle w:val="Heading2"/>
+      </w:pPr>
+      <w:r>
+        <w:t>Additional evidence</w:t>
+      </w:r>
+    </w:p>
+    <w:p>
+      <w:pPr>
+        <w:spacing w:line="336" w:lineRule="auto" w:after="180"/>
+      </w:pPr>
+      <w:r>
+        <w:rPr>
+          <w:b w:val="0"/>
+        </w:rPr>
+        <w:t xml:space="preserve">A toy system allows 12 </w:t>
+      </w:r>
+      <w:r>
+        <w:rPr>
+          <w:b/>
+        </w:rPr>
+        <w:t>token</w:t>
+      </w:r>
+      <w:r>
+        <w:rPr>
+          <w:b w:val="0"/>
+        </w:rPr>
+        <w:t xml:space="preserve">s total for </w:t>
+      </w:r>
+      <w:r>
+        <w:rPr>
+          <w:b/>
+        </w:rPr>
+        <w:t>input</w:t>
+      </w:r>
+      <w:r>
+        <w:rPr>
+          <w:b w:val="0"/>
+        </w:rPr>
+        <w:t xml:space="preserve"> and </w:t>
+      </w:r>
+      <w:r>
+        <w:rPr>
+          <w:b/>
+        </w:rPr>
+        <w:t>reserved output</w:t>
+      </w:r>
+      <w:r>
+        <w:rPr>
+          <w:b w:val="0"/>
+        </w:rPr>
+        <w:t xml:space="preserve">. Instructions use 3, a source uses 7 and the planned answer needs 4. Compute the excess and propose a revision that preserves </w:t>
+      </w:r>
+      <w:r>
+        <w:rPr>
+          <w:b/>
+        </w:rPr>
+        <w:t>evidence</w:t>
+      </w:r>
+      <w:r>
+        <w:rPr>
+          <w:b w:val="0"/>
+        </w:rPr>
+        <w:t>.</w:t>
+      </w:r>
+    </w:p>
+    <w:p>
+      <w:pPr>
+        <w:pStyle w:val="Heading3"/>
+      </w:pPr>
+      <w:r>
+        <w:t>My explanation after practice</w:t>
+      </w:r>
+    </w:p>
+    <w:p>
+      <w:r>
+        <w:t>________________________________________________________________</w:t>
+      </w:r>
+    </w:p>
+    <w:p>
+      <w:r>
+        <w:t>________________________________________________________________</w:t>
+      </w:r>
+    </w:p>
+    <w:p>
+      <w:r>
+        <w:t>________________________________________________________________</w:t>
+      </w:r>
+    </w:p>
+    <w:p>
+      <w:r>
+        <w:t>________________________________________________________________</w:t>
+      </w:r>
+    </w:p>
+    <w:p>
+      <w:r>
+        <w:t>________________________________________________________________</w:t>
+      </w:r>
+    </w:p>
+    <w:p>
+      <w:r>
+        <w:t>________________________________________________________________</w:t>
+      </w:r>
+    </w:p>
+    <w:p>
+      <w:r>
+        <w:t>________________________________________________________________</w:t>
+      </w:r>
+    </w:p>
+    <w:p>
+      <w:pPr>
+        <w:spacing w:line="336" w:lineRule="auto" w:after="180"/>
+      </w:pPr>
+      <w:r>
+        <w:rPr>
+          <w:b w:val="0"/>
+        </w:rPr>
+        <w:t>Record support used: none, hint or teacher explanation.</w:t>
+      </w:r>
+    </w:p>
+    <w:p>
+      <w:pPr>
+        <w:pStyle w:val="Heading1"/>
+      </w:pPr>
+      <w:r>
+        <w:t>15. Reference · Selected W4 response copy</w:t>
+      </w:r>
+    </w:p>
+    <w:p>
+      <w:r>
+        <w:t>Use when helpful; keep this practice separate from the selected first attempt.</w:t>
+      </w:r>
+    </w:p>
+    <w:p>
+      <w:pPr>
+        <w:pStyle w:val="Heading2"/>
+      </w:pPr>
+      <w:r>
+        <w:t>Additional evidence</w:t>
+      </w:r>
+    </w:p>
+    <w:p>
+      <w:pPr>
+        <w:spacing w:line="336" w:lineRule="auto" w:after="180"/>
+      </w:pPr>
+      <w:r>
+        <w:rPr>
+          <w:b w:val="0"/>
+        </w:rPr>
+        <w:t xml:space="preserve">Total 120, instructions 25, question 15, </w:t>
+      </w:r>
+      <w:r>
+        <w:rPr>
+          <w:b/>
+        </w:rPr>
+        <w:t>output</w:t>
+      </w:r>
+      <w:r>
+        <w:rPr>
+          <w:b w:val="0"/>
+        </w:rPr>
+        <w:t xml:space="preserve"> reserve 30. Source D is current approval, cost 28; E is current capacity, cost 22; F is old approval, cost 18.</w:t>
+      </w:r>
+    </w:p>
+    <w:p>
+      <w:pPr>
+        <w:spacing w:line="336" w:lineRule="auto" w:after="180"/>
+      </w:pPr>
+      <w:r>
+        <w:rPr>
+          <w:b w:val="0"/>
+        </w:rPr>
+        <w:t>Compute capacity, compare D+E and E+F, and state an honest fallback if D is missing.</w:t>
+      </w:r>
+    </w:p>
+    <w:p>
+      <w:pPr>
+        <w:pStyle w:val="Heading3"/>
+      </w:pPr>
+      <w:r>
+        <w:t>My reasoning and evidence</w:t>
+      </w:r>
+    </w:p>
+    <w:p>
+      <w:r>
+        <w:t>________________________________________________________________</w:t>
+      </w:r>
+    </w:p>
+    <w:p>
+      <w:r>
+        <w:t>________________________________________________________________</w:t>
+      </w:r>
+    </w:p>
+    <w:p>
+      <w:r>
+        <w:t>________________________________________________________________</w:t>
+      </w:r>
+    </w:p>
+    <w:p>
+      <w:r>
+        <w:t>________________________________________________________________</w:t>
+      </w:r>
+    </w:p>
+    <w:p>
+      <w:r>
+        <w:t>________________________________________________________________</w:t>
+      </w:r>
+    </w:p>
+    <w:p>
+      <w:r>
+        <w:t>________________________________________________________________</w:t>
+      </w:r>
+    </w:p>
+    <w:p>
+      <w:r>
+        <w:t>________________________________________________________________</w:t>
+      </w:r>
+    </w:p>
+    <w:p>
+      <w:r>
+        <w:t>________________________________________________________________</w:t>
+      </w:r>
+    </w:p>
+    <w:p>
+      <w:pPr>
+        <w:pStyle w:val="Heading1"/>
+      </w:pPr>
+      <w:r>
+        <w:t>17. Extension · Attention as weighted information selection — W1 Identify the roles</w:t>
+      </w:r>
+    </w:p>
+    <w:p>
+      <w:r>
+        <w:t>Use the supplied values and weights beside this task.</w:t>
+      </w:r>
+    </w:p>
+    <w:p>
+      <w:pPr>
+        <w:pStyle w:val="Heading2"/>
+      </w:pPr>
+      <w:r>
+        <w:t>Contract, question and response</w:t>
+      </w:r>
+    </w:p>
+    <w:p>
+      <w:pPr>
+        <w:pStyle w:val="ListBullet"/>
+      </w:pPr>
+      <w:r>
+        <w:t>Attention extension reference: V1=[2,0],V2=[0,4],V3=[4,2]; supplied weights0.5,0.25,0.25. Multiply each coordinate, then sum. Excluding V3 requires renormalising permitted weights by0.75. Empty permitted mass returns no available value under this toy contract. A weight is not a source-truth or authority score.</w:t>
+      </w:r>
+    </w:p>
+    <w:p>
+      <w:pPr>
+        <w:pStyle w:val="ListBullet"/>
+      </w:pPr>
+      <w:r>
+        <w:t>Explain query, key, value and weight without calling the largest weight a truth score.</w:t>
+      </w:r>
+    </w:p>
+    <w:p>
+      <w:pPr>
+        <w:pStyle w:val="Heading3"/>
+      </w:pPr>
+      <w:r>
+        <w:t>My reasoning and evidence</w:t>
+      </w:r>
+    </w:p>
+    <w:p>
+      <w:r>
+        <w:t>________________________________________________________________</w:t>
+      </w:r>
+    </w:p>
+    <w:p>
+      <w:r>
+        <w:t>________________________________________________________________</w:t>
+      </w:r>
+    </w:p>
+    <w:p>
+      <w:r>
+        <w:t>________________________________________________________________</w:t>
+      </w:r>
+    </w:p>
+    <w:p>
+      <w:r>
+        <w:t>________________________________________________________________</w:t>
+      </w:r>
+    </w:p>
+    <w:p>
+      <w:r>
+        <w:t>________________________________________________________________</w:t>
+      </w:r>
+    </w:p>
+    <w:p>
+      <w:r>
+        <w:t>________________________________________________________________</w:t>
+      </w:r>
+    </w:p>
+    <w:p>
+      <w:pPr>
+        <w:pStyle w:val="Heading1"/>
+      </w:pPr>
+      <w:r>
+        <w:t>18. Extension · Attention as weighted information selection — W2 Compute the mixture</w:t>
+      </w:r>
+    </w:p>
+    <w:p>
+      <w:r>
+        <w:t>Use the supplied values and weights beside this task.</w:t>
+      </w:r>
+    </w:p>
+    <w:p>
+      <w:pPr>
+        <w:pStyle w:val="Heading2"/>
+      </w:pPr>
+      <w:r>
+        <w:t>Contract, question and response</w:t>
+      </w:r>
+    </w:p>
+    <w:p>
+      <w:pPr>
+        <w:pStyle w:val="ListBullet"/>
+      </w:pPr>
+      <w:r>
+        <w:t>Attention extension reference: V1=[2,0],V2=[0,4],V3=[4,2]; supplied weights0.5,0.25,0.25. Multiply each coordinate, then sum. Excluding V3 requires renormalising permitted weights by0.75. Empty permitted mass returns no available value under this toy contract. A weight is not a source-truth or authority score.</w:t>
+      </w:r>
+    </w:p>
+    <w:p>
+      <w:pPr>
+        <w:pStyle w:val="ListBullet"/>
+      </w:pPr>
+      <w:r>
+        <w:t>Calculate the output from the three supplied values and weights.</w:t>
+      </w:r>
+    </w:p>
+    <w:p>
+      <w:pPr>
+        <w:pStyle w:val="Heading3"/>
+      </w:pPr>
+      <w:r>
+        <w:t>My reasoning and evidence</w:t>
+      </w:r>
+    </w:p>
+    <w:p>
+      <w:r>
+        <w:t>________________________________________________________________</w:t>
+      </w:r>
+    </w:p>
+    <w:p>
+      <w:r>
+        <w:t>________________________________________________________________</w:t>
+      </w:r>
+    </w:p>
+    <w:p>
+      <w:r>
+        <w:t>________________________________________________________________</w:t>
+      </w:r>
+    </w:p>
+    <w:p>
+      <w:r>
+        <w:t>________________________________________________________________</w:t>
+      </w:r>
+    </w:p>
+    <w:p>
+      <w:r>
+        <w:t>________________________________________________________________</w:t>
+      </w:r>
+    </w:p>
+    <w:p>
+      <w:r>
+        <w:t>________________________________________________________________</w:t>
+      </w:r>
+    </w:p>
+    <w:p>
+      <w:pPr>
+        <w:pStyle w:val="Heading1"/>
+      </w:pPr>
+      <w:r>
+        <w:t>19. Extension · Attention as weighted information selection — W3 Mask and renormalise</w:t>
+      </w:r>
+    </w:p>
+    <w:p>
+      <w:r>
+        <w:t>Use the supplied values and weights beside this task.</w:t>
+      </w:r>
+    </w:p>
+    <w:p>
+      <w:pPr>
+        <w:pStyle w:val="Heading2"/>
+      </w:pPr>
+      <w:r>
+        <w:t>Contract, question and response</w:t>
+      </w:r>
+    </w:p>
+    <w:p>
+      <w:pPr>
+        <w:pStyle w:val="ListBullet"/>
+      </w:pPr>
+      <w:r>
+        <w:t>Attention extension reference: V1=[2,0],V2=[0,4],V3=[4,2]; supplied weights0.5,0.25,0.25. Multiply each coordinate, then sum. Excluding V3 requires renormalising permitted weights by0.75. Empty permitted mass returns no available value under this toy contract. A weight is not a source-truth or authority score.</w:t>
+      </w:r>
+    </w:p>
+    <w:p>
+      <w:pPr>
+        <w:pStyle w:val="ListBullet"/>
+      </w:pPr>
+      <w:r>
+        <w:t>Exclude V3 and calculate permitted weights and output. Explain the empty-mask case.</w:t>
+      </w:r>
+    </w:p>
+    <w:p>
+      <w:pPr>
+        <w:pStyle w:val="Heading3"/>
+      </w:pPr>
+      <w:r>
+        <w:t>My reasoning and evidence</w:t>
+      </w:r>
+    </w:p>
+    <w:p>
+      <w:r>
+        <w:t>________________________________________________________________</w:t>
+      </w:r>
+    </w:p>
+    <w:p>
+      <w:r>
+        <w:t>________________________________________________________________</w:t>
+      </w:r>
+    </w:p>
+    <w:p>
+      <w:r>
+        <w:t>________________________________________________________________</w:t>
+      </w:r>
+    </w:p>
+    <w:p>
+      <w:r>
+        <w:t>________________________________________________________________</w:t>
+      </w:r>
+    </w:p>
+    <w:p>
+      <w:r>
+        <w:t>________________________________________________________________</w:t>
+      </w:r>
+    </w:p>
+    <w:p>
+      <w:r>
+        <w:t>________________________________________________________________</w:t>
+      </w:r>
+    </w:p>
+    <w:p>
+      <w:pPr>
+        <w:pStyle w:val="Heading1"/>
+      </w:pPr>
+      <w:r>
+        <w:t>20. Extension · Attention as weighted information selection — W4 Combine a new case independently</w:t>
+      </w:r>
+    </w:p>
+    <w:p>
+      <w:r>
+        <w:t>Retained extension task with its own teacher key and response.</w:t>
+      </w:r>
+    </w:p>
+    <w:p>
+      <w:pPr>
+        <w:pStyle w:val="Heading2"/>
+      </w:pPr>
+      <w:r>
+        <w:t>Extension question and record</w:t>
+      </w:r>
+    </w:p>
+    <w:p>
+      <w:pPr>
+        <w:pStyle w:val="ListBullet"/>
+      </w:pPr>
+      <w:r>
+        <w:t>Values A=[4,1],B=[0,5],C=[2,3]; weights 0.25,0.5,0.25. Compute the full output. Mask B, renormalise the remaining weights and compute the new output.</w:t>
+      </w:r>
+    </w:p>
+    <w:p>
+      <w:pPr>
+        <w:pStyle w:val="Heading3"/>
+      </w:pPr>
+      <w:r>
+        <w:t>My reasoning and evidence</w:t>
+      </w:r>
+    </w:p>
+    <w:p>
+      <w:r>
+        <w:t>________________________________________________________________</w:t>
+      </w:r>
+    </w:p>
+    <w:p>
+      <w:r>
+        <w:t>________________________________________________________________</w:t>
+      </w:r>
+    </w:p>
+    <w:p>
+      <w:r>
+        <w:t>________________________________________________________________</w:t>
+      </w:r>
+    </w:p>
+    <w:p>
+      <w:r>
+        <w:t>________________________________________________________________</w:t>
+      </w:r>
+    </w:p>
+    <w:p>
+      <w:r>
+        <w:t>________________________________________________________________</w:t>
+      </w:r>
+    </w:p>
+    <w:p>
+      <w:r>
+        <w:t>________________________________________________________________</w:t>
+      </w:r>
+    </w:p>
+    <w:p>
+      <w:r>
+        <w:t>________________________________________________________________</w:t>
+      </w:r>
+    </w:p>
+    <w:p>
+      <w:r>
+        <w:t>________________________________________________________________</w:t>
+      </w:r>
+    </w:p>
+    <w:p>
+      <w:pPr>
+        <w:pStyle w:val="Heading1"/>
+      </w:pPr>
+      <w:r>
+        <w:t>21. Extension · Attention as weighted information selection — W5 Audit an explanation</w:t>
+      </w:r>
+    </w:p>
+    <w:p>
+      <w:r>
+        <w:t>Use the supplied values and weights beside this task.</w:t>
+      </w:r>
+    </w:p>
+    <w:p>
+      <w:pPr>
+        <w:pStyle w:val="Heading2"/>
+      </w:pPr>
+      <w:r>
+        <w:t>Contract, question and response</w:t>
+      </w:r>
+    </w:p>
+    <w:p>
+      <w:pPr>
+        <w:pStyle w:val="ListBullet"/>
+      </w:pPr>
+      <w:r>
+        <w:t>Attention extension reference: V1=[2,0],V2=[0,4],V3=[4,2]; supplied weights0.5,0.25,0.25. Multiply each coordinate, then sum. Excluding V3 requires renormalising permitted weights by0.75. Empty permitted mass returns no available value under this toy contract. A weight is not a source-truth or authority score.</w:t>
+      </w:r>
+    </w:p>
+    <w:p>
+      <w:pPr>
+        <w:pStyle w:val="ListBullet"/>
+      </w:pPr>
+      <w:r>
+        <w:t>A student claims the highest attention weight explains the entire model and authenticates a retrieved instruction. What additional reasoning is needed?</w:t>
+      </w:r>
+    </w:p>
+    <w:p>
+      <w:pPr>
+        <w:pStyle w:val="Heading3"/>
+      </w:pPr>
+      <w:r>
+        <w:t>My reasoning and evidence</w:t>
+      </w:r>
+    </w:p>
+    <w:p>
+      <w:r>
+        <w:t>________________________________________________________________</w:t>
+      </w:r>
+    </w:p>
+    <w:p>
+      <w:r>
+        <w:t>________________________________________________________________</w:t>
+      </w:r>
+    </w:p>
+    <w:p>
+      <w:r>
+        <w:t>________________________________________________________________</w:t>
+      </w:r>
+    </w:p>
+    <w:p>
+      <w:r>
+        <w:t>________________________________________________________________</w:t>
+      </w:r>
+    </w:p>
+    <w:p>
+      <w:r>
+        <w:t>________________________________________________________________</w:t>
+      </w:r>
+    </w:p>
+    <w:p>
+      <w:r>
+        <w:t>________________________________________________________________</w:t>
+      </w:r>
+    </w:p>
+    <w:p>
+      <w:pPr>
+        <w:pStyle w:val="Heading1"/>
+      </w:pPr>
+      <w:r>
+        <w:t>23. Extra practice · Pictured case</w:t>
+      </w:r>
+    </w:p>
+    <w:p>
+      <w:r>
+        <w:t>Use when helpful; keep this practice separate from the selected first attempt.</w:t>
+      </w:r>
+    </w:p>
+    <w:p>
+      <w:pPr>
+        <w:pStyle w:val="Heading2"/>
+      </w:pPr>
+      <w:r>
+        <w:t>Additional evidence</w:t>
       </w:r>
     </w:p>
     <w:p>
@@ -2244,7 +2272,6 @@
     <w:p>
       <w:pPr>
         <w:spacing w:line="336" w:lineRule="auto" w:after="180"/>
-        <w:shd w:fill="F5F1FB"/>
       </w:pPr>
       <w:r>
         <w:rPr>
@@ -2293,16 +2320,7 @@
     </w:p>
     <w:p>
       <w:pPr>
-        <w:pStyle w:val="Heading3"/>
-      </w:pPr>
-      <w:r>
-        <w:t>Record the help used</w:t>
-      </w:r>
-    </w:p>
-    <w:p>
-      <w:pPr>
         <w:spacing w:line="336" w:lineRule="auto" w:after="180"/>
-        <w:shd w:fill="F1F6F8"/>
       </w:pPr>
       <w:r>
         <w:rPr>
@@ -2351,12 +2369,20 @@
         <w:pStyle w:val="Heading1"/>
       </w:pPr>
       <w:r>
-        <w:t>24. Project portfolio milestone</w:t>
-      </w:r>
-    </w:p>
-    <w:p>
-      <w:r>
-        <w:t>Keep this week’s input, deciding step, result and limit together in the Verified Study Buddy record.</w:t>
+        <w:t>24. Reference · Project milestone</w:t>
+      </w:r>
+    </w:p>
+    <w:p>
+      <w:r>
+        <w:t>Use when helpful; keep this practice separate from the selected first attempt.</w:t>
+      </w:r>
+    </w:p>
+    <w:p>
+      <w:pPr>
+        <w:pStyle w:val="Heading2"/>
+      </w:pPr>
+      <w:r>
+        <w:t>Additional evidence</w:t>
       </w:r>
     </w:p>
     <w:p>
@@ -2570,12 +2596,478 @@
         <w:pStyle w:val="Heading1"/>
       </w:pPr>
       <w:r>
-        <w:t>25. Supported practice and learning evidence</w:t>
-      </w:r>
-    </w:p>
-    <w:p>
-      <w:r>
-        <w:t>Try the supported questions before comparing with hints and feedback. Record what you repaired and the evidence you retained.</w:t>
+        <w:t>25. Extra practice · Pictures, feedback and repair</w:t>
+      </w:r>
+    </w:p>
+    <w:p>
+      <w:r>
+        <w:t>Try before opening feedback; keep the selected independent task separate.</w:t>
+      </w:r>
+    </w:p>
+    <w:p>
+      <w:pPr>
+        <w:pStyle w:val="Heading2"/>
+      </w:pPr>
+      <w:r>
+        <w:t>First supported question</w:t>
+      </w:r>
+    </w:p>
+    <w:p>
+      <w:pPr>
+        <w:pStyle w:val="ListBullet"/>
+      </w:pPr>
+      <w:r>
+        <w:t>A fictional assistant has a small context budget for answering an event-capacity question.</w:t>
+      </w:r>
+    </w:p>
+    <w:p>
+      <w:pPr>
+        <w:pStyle w:val="Heading3"/>
+      </w:pPr>
+      <w:r>
+        <w:t>Practice 1: explain the deciding evidence</w:t>
+      </w:r>
+    </w:p>
+    <w:p>
+      <w:pPr>
+        <w:pStyle w:val="ListBullet"/>
+      </w:pPr>
+      <w:r>
+        <w:t>Which labelled step matches this detail? For this event, the declared cap is 12, with both A and B retained.</w:t>
+      </w:r>
+    </w:p>
+    <w:p>
+      <w:pPr>
+        <w:pStyle w:val="ListBullet"/>
+      </w:pPr>
+      <w:r>
+        <w:t>1. Answer with scope</w:t>
+      </w:r>
+    </w:p>
+    <w:p>
+      <w:pPr>
+        <w:pStyle w:val="ListBullet"/>
+      </w:pPr>
+      <w:r>
+        <w:t>2. Select relevant pair</w:t>
+      </w:r>
+    </w:p>
+    <w:p>
+      <w:pPr>
+        <w:pStyle w:val="ListBullet"/>
+      </w:pPr>
+      <w:r>
+        <w:t>3. Reject incomplete shortcut</w:t>
+      </w:r>
+    </w:p>
+    <w:p>
+      <w:pPr>
+        <w:pStyle w:val="ListBullet"/>
+      </w:pPr>
+      <w:r>
+        <w:t>4. Compute budget</w:t>
+      </w:r>
+    </w:p>
+    <w:p>
+      <w:pPr>
+        <w:pStyle w:val="Heading3"/>
+      </w:pPr>
+      <w:r>
+        <w:t>My selected conclusion, deciding fact and explanation</w:t>
+      </w:r>
+    </w:p>
+    <w:p>
+      <w:r>
+        <w:t>________________________________________________________________</w:t>
+      </w:r>
+    </w:p>
+    <w:p>
+      <w:r>
+        <w:t>________________________________________________________________</w:t>
+      </w:r>
+    </w:p>
+    <w:p>
+      <w:r>
+        <w:t>________________________________________________________________</w:t>
+      </w:r>
+    </w:p>
+    <w:p>
+      <w:r>
+        <w:t>________________________________________________________________</w:t>
+      </w:r>
+    </w:p>
+    <w:p>
+      <w:r>
+        <w:t>________________________________________________________________</w:t>
+      </w:r>
+    </w:p>
+    <w:p>
+      <w:pPr>
+        <w:pStyle w:val="ListBullet"/>
+      </w:pPr>
+      <w:r>
+        <w:t>Hint if needed: Read the steps in the pictorial case. Match the supplied detail to the stage that performs or records it.</w:t>
+      </w:r>
+    </w:p>
+    <w:p>
+      <w:pPr>
+        <w:pStyle w:val="Heading2"/>
+      </w:pPr>
+      <w:r>
+        <w:t>Check after trying · reference / check after trying</w:t>
+      </w:r>
+    </w:p>
+    <w:p>
+      <w:pPr>
+        <w:spacing w:line="336" w:lineRule="auto" w:after="180"/>
+      </w:pPr>
+      <w:r>
+        <w:rPr>
+          <w:b w:val="0"/>
+        </w:rPr>
+        <w:t xml:space="preserve">After your attempt, compare with the supported explanation: Answer with scope For this event, the declared cap is 12, with both A and B retained. A </w:t>
+      </w:r>
+      <w:r>
+        <w:rPr>
+          <w:b/>
+        </w:rPr>
+        <w:t>context window</w:t>
+      </w:r>
+      <w:r>
+        <w:rPr>
+          <w:b w:val="0"/>
+        </w:rPr>
+        <w:t xml:space="preserve"> limits how much information is available in one model call.</w:t>
+      </w:r>
+    </w:p>
+    <w:p>
+      <w:pPr>
+        <w:spacing w:line="336" w:lineRule="auto" w:after="180"/>
+      </w:pPr>
+      <w:r>
+        <w:rPr>
+          <w:b w:val="0"/>
+        </w:rPr>
+        <w:t>Selecting the shortest passage is not always sufficient: an exception can change the meaning of a general statement. Keep the relevant source relationship visible.</w:t>
+      </w:r>
+    </w:p>
+    <w:p>
+      <w:pPr>
+        <w:spacing w:line="336" w:lineRule="auto" w:after="180"/>
+      </w:pPr>
+      <w:r>
+        <w:rPr>
+          <w:b w:val="0"/>
+        </w:rPr>
+        <w:t xml:space="preserve">Toy </w:t>
+      </w:r>
+      <w:r>
+        <w:rPr>
+          <w:b/>
+        </w:rPr>
+        <w:t>token</w:t>
+      </w:r>
+      <w:r>
+        <w:rPr>
+          <w:b w:val="0"/>
+        </w:rPr>
+        <w:t xml:space="preserve"> costs are supplied here; real </w:t>
+      </w:r>
+      <w:r>
+        <w:rPr>
+          <w:b/>
+        </w:rPr>
+        <w:t>token</w:t>
+      </w:r>
+      <w:r>
+        <w:rPr>
+          <w:b w:val="0"/>
+        </w:rPr>
+        <w:t xml:space="preserve"> counts depend on the model’s </w:t>
+      </w:r>
+      <w:r>
+        <w:rPr>
+          <w:b/>
+        </w:rPr>
+        <w:t>token</w:t>
+      </w:r>
+      <w:r>
+        <w:rPr>
+          <w:b w:val="0"/>
+        </w:rPr>
+        <w:t>izer.</w:t>
+      </w:r>
+    </w:p>
+    <w:p>
+      <w:pPr>
+        <w:pStyle w:val="Heading2"/>
+      </w:pPr>
+      <w:r>
+        <w:t>Changed-case question</w:t>
+      </w:r>
+    </w:p>
+    <w:p>
+      <w:pPr>
+        <w:pStyle w:val="Heading3"/>
+      </w:pPr>
+      <w:r>
+        <w:t>Practice 2: explain the deciding evidence</w:t>
+      </w:r>
+    </w:p>
+    <w:p>
+      <w:pPr>
+        <w:pStyle w:val="ListBullet"/>
+      </w:pPr>
+      <w:r>
+        <w:t>Changed-case practice: Increase B’s cost to 30 with all other costs fixed. Which conclusion is supported by the supplied facts?</w:t>
+      </w:r>
+    </w:p>
+    <w:p>
+      <w:pPr>
+        <w:pStyle w:val="ListBullet"/>
+      </w:pPr>
+      <w:r>
+        <w:t>1. A+B costs 48 and no longer fits the 45-token evidence capacity.</w:t>
+      </w:r>
+    </w:p>
+    <w:p>
+      <w:pPr>
+        <w:pStyle w:val="ListBullet"/>
+      </w:pPr>
+      <w:r>
+        <w:t>2. This one example guarantees correct results for every future input.</w:t>
+      </w:r>
+    </w:p>
+    <w:p>
+      <w:pPr>
+        <w:pStyle w:val="ListBullet"/>
+      </w:pPr>
+      <w:r>
+        <w:t>3. We can decide the result without examining the changed input or the procedure.</w:t>
+      </w:r>
+    </w:p>
+    <w:p>
+      <w:pPr>
+        <w:pStyle w:val="Heading3"/>
+      </w:pPr>
+      <w:r>
+        <w:t>My selected conclusion, deciding fact and explanation</w:t>
+      </w:r>
+    </w:p>
+    <w:p>
+      <w:r>
+        <w:t>________________________________________________________________</w:t>
+      </w:r>
+    </w:p>
+    <w:p>
+      <w:r>
+        <w:t>________________________________________________________________</w:t>
+      </w:r>
+    </w:p>
+    <w:p>
+      <w:r>
+        <w:t>________________________________________________________________</w:t>
+      </w:r>
+    </w:p>
+    <w:p>
+      <w:r>
+        <w:t>________________________________________________________________</w:t>
+      </w:r>
+    </w:p>
+    <w:p>
+      <w:r>
+        <w:t>________________________________________________________________</w:t>
+      </w:r>
+    </w:p>
+    <w:p>
+      <w:pPr>
+        <w:pStyle w:val="ListBullet"/>
+      </w:pPr>
+      <w:r>
+        <w:t>Hint if needed: Use the changed condition and the deciding step in the pictorial trace. The answer must say what follows from those facts.</w:t>
+      </w:r>
+    </w:p>
+    <w:p>
+      <w:pPr>
+        <w:pStyle w:val="Heading2"/>
+      </w:pPr>
+      <w:r>
+        <w:t>Check changed case · reference / check after trying</w:t>
+      </w:r>
+    </w:p>
+    <w:p>
+      <w:pPr>
+        <w:spacing w:line="336" w:lineRule="auto" w:after="180"/>
+      </w:pPr>
+      <w:r>
+        <w:rPr>
+          <w:b w:val="0"/>
+        </w:rPr>
+        <w:t>After your attempt, compare with the supported explanation: A+B costs 48 and no longer fits the 45-</w:t>
+      </w:r>
+      <w:r>
+        <w:rPr>
+          <w:b/>
+        </w:rPr>
+        <w:t>token</w:t>
+      </w:r>
+      <w:r>
+        <w:rPr>
+          <w:b w:val="0"/>
+        </w:rPr>
+        <w:t xml:space="preserve"> </w:t>
+      </w:r>
+      <w:r>
+        <w:rPr>
+          <w:b/>
+        </w:rPr>
+        <w:t>evidence</w:t>
+      </w:r>
+      <w:r>
+        <w:rPr>
+          <w:b w:val="0"/>
+        </w:rPr>
+        <w:t xml:space="preserve"> capacity.</w:t>
+      </w:r>
+    </w:p>
+    <w:p>
+      <w:pPr>
+        <w:spacing w:line="336" w:lineRule="auto" w:after="180"/>
+      </w:pPr>
+      <w:r>
+        <w:rPr>
+          <w:b w:val="0"/>
+        </w:rPr>
+        <w:t>Do not silently omit the exception; use an approved source-preserving summary, another retrieval step or an honest incomplete-</w:t>
+      </w:r>
+      <w:r>
+        <w:rPr>
+          <w:b/>
+        </w:rPr>
+        <w:t>evidence</w:t>
+      </w:r>
+      <w:r>
+        <w:rPr>
+          <w:b w:val="0"/>
+        </w:rPr>
+        <w:t xml:space="preserve"> response.</w:t>
+      </w:r>
+    </w:p>
+    <w:p>
+      <w:pPr>
+        <w:pStyle w:val="Heading2"/>
+      </w:pPr>
+      <w:r>
+        <w:t>Repair and keep evidence</w:t>
+      </w:r>
+    </w:p>
+    <w:p>
+      <w:pPr>
+        <w:spacing w:line="336" w:lineRule="auto" w:after="180"/>
+      </w:pPr>
+      <w:r>
+        <w:rPr>
+          <w:b w:val="0"/>
+        </w:rPr>
+        <w:t>Review A Distribution of Possibilities (ai-3/2). Goal: Check whether a next-</w:t>
+      </w:r>
+      <w:r>
+        <w:rPr>
+          <w:b/>
+        </w:rPr>
+        <w:t>token</w:t>
+      </w:r>
+      <w:r>
+        <w:rPr>
+          <w:b w:val="0"/>
+        </w:rPr>
+        <w:t xml:space="preserve"> table is a valid probability distribution. Short practice: Why is 0.625 not a broken probability sum?.</w:t>
+      </w:r>
+    </w:p>
+    <w:p>
+      <w:pPr>
+        <w:spacing w:line="336" w:lineRule="auto" w:after="180"/>
+      </w:pPr>
+      <w:r>
+        <w:rPr>
+          <w:b w:val="0"/>
+        </w:rPr>
+        <w:t>Return to this week and explain what you changed.</w:t>
+      </w:r>
+    </w:p>
+    <w:p>
+      <w:pPr>
+        <w:spacing w:line="336" w:lineRule="auto" w:after="180"/>
+      </w:pPr>
+      <w:r>
+        <w:rPr>
+          <w:b w:val="0"/>
+        </w:rPr>
+        <w:t xml:space="preserve">Use Download completed work in the hosted lesson to export your answers, reflections, practice feedback and code-run </w:t>
+      </w:r>
+      <w:r>
+        <w:rPr>
+          <w:b/>
+        </w:rPr>
+        <w:t>evidence</w:t>
+      </w:r>
+      <w:r>
+        <w:rPr>
+          <w:b w:val="0"/>
+        </w:rPr>
+        <w:t>. Open the HTML copy to read or print it.</w:t>
+      </w:r>
+    </w:p>
+    <w:p>
+      <w:pPr>
+        <w:spacing w:line="336" w:lineRule="auto" w:after="180"/>
+      </w:pPr>
+      <w:r>
+        <w:rPr>
+          <w:b w:val="0"/>
+        </w:rPr>
+        <w:t>Drafts stay in this browser when storage is available; clear drafts on a shared device.</w:t>
+      </w:r>
+    </w:p>
+    <w:p>
+      <w:pPr>
+        <w:pStyle w:val="Heading3"/>
+      </w:pPr>
+      <w:r>
+        <w:t>What I repaired, the evidence I kept and the next test</w:t>
+      </w:r>
+    </w:p>
+    <w:p>
+      <w:r>
+        <w:t>________________________________________________________________</w:t>
+      </w:r>
+    </w:p>
+    <w:p>
+      <w:r>
+        <w:t>________________________________________________________________</w:t>
+      </w:r>
+    </w:p>
+    <w:p>
+      <w:r>
+        <w:t>________________________________________________________________</w:t>
+      </w:r>
+    </w:p>
+    <w:p>
+      <w:r>
+        <w:t>________________________________________________________________</w:t>
+      </w:r>
+    </w:p>
+    <w:p>
+      <w:r>
+        <w:t>________________________________________________________________</w:t>
+      </w:r>
+    </w:p>
+    <w:p>
+      <w:pPr>
+        <w:pStyle w:val="Heading2"/>
+      </w:pPr>
+      <w:r>
+        <w:t>Earlier wording, alternatives and picture transcripts · reference / check after trying</w:t>
       </w:r>
     </w:p>
     <w:p>
@@ -2591,92 +3083,10 @@
     </w:p>
     <w:p>
       <w:pPr>
-        <w:spacing w:line="336" w:lineRule="auto" w:after="180"/>
-      </w:pPr>
-      <w:r>
-        <w:rPr>
-          <w:b w:val="0"/>
-        </w:rPr>
-        <w:t xml:space="preserve">A fictional assistant has a small </w:t>
-      </w:r>
-      <w:r>
-        <w:rPr>
-          <w:b/>
-        </w:rPr>
-        <w:t>context budget</w:t>
-      </w:r>
-      <w:r>
-        <w:rPr>
-          <w:b w:val="0"/>
-        </w:rPr>
-        <w:t xml:space="preserve"> for answering an event-capacity question.</w:t>
-      </w:r>
-    </w:p>
-    <w:p>
-      <w:pPr>
         <w:pStyle w:val="Heading3"/>
       </w:pPr>
       <w:r>
-        <w:t>Practice 1: explain the deciding evidence</w:t>
-      </w:r>
-    </w:p>
-    <w:p>
-      <w:pPr>
-        <w:spacing w:line="336" w:lineRule="auto" w:after="180"/>
-      </w:pPr>
-      <w:r>
-        <w:rPr>
-          <w:b w:val="0"/>
-        </w:rPr>
-        <w:t>Which labelled step matches this detail? For this event, the declared cap is 12, with both A and B retained.</w:t>
-      </w:r>
-    </w:p>
-    <w:p>
-      <w:pPr>
-        <w:spacing w:line="336" w:lineRule="auto" w:after="180"/>
-        <w:shd w:fill="F4F9FC"/>
-      </w:pPr>
-      <w:r>
-        <w:rPr>
-          <w:b w:val="0"/>
-        </w:rPr>
-        <w:t>1. Answer with scope</w:t>
-      </w:r>
-    </w:p>
-    <w:p>
-      <w:pPr>
-        <w:spacing w:line="336" w:lineRule="auto" w:after="180"/>
-        <w:shd w:fill="F4F9FC"/>
-      </w:pPr>
-      <w:r>
-        <w:rPr>
-          <w:b w:val="0"/>
-        </w:rPr>
-        <w:t>2. Select relevant pair</w:t>
-      </w:r>
-    </w:p>
-    <w:p>
-      <w:pPr>
-        <w:spacing w:line="336" w:lineRule="auto" w:after="180"/>
-        <w:shd w:fill="F4F9FC"/>
-      </w:pPr>
-      <w:r>
-        <w:rPr>
-          <w:b w:val="0"/>
-        </w:rPr>
-        <w:t>3. Reject incomplete shortcut</w:t>
-      </w:r>
-    </w:p>
-    <w:p>
-      <w:pPr>
-        <w:spacing w:line="336" w:lineRule="auto" w:after="180"/>
-        <w:shd w:fill="F4F9FC"/>
-      </w:pPr>
-      <w:r>
-        <w:rPr>
-          <w:b w:val="0"/>
-        </w:rPr>
-        <w:t>4. Compute budget</w:t>
+        <w:t>Repair a missing building block</w:t>
       </w:r>
     </w:p>
     <w:p>
@@ -2684,512 +3094,25 @@
         <w:pStyle w:val="Heading3"/>
       </w:pPr>
       <w:r>
-        <w:t>My selected conclusion, deciding fact and explanation</w:t>
-      </w:r>
-    </w:p>
-    <w:p>
-      <w:r>
-        <w:t>________________________________________________________________</w:t>
-      </w:r>
-    </w:p>
-    <w:p>
-      <w:r>
-        <w:t>________________________________________________________________</w:t>
-      </w:r>
-    </w:p>
-    <w:p>
-      <w:r>
-        <w:t>________________________________________________________________</w:t>
-      </w:r>
-    </w:p>
-    <w:p>
-      <w:r>
-        <w:t>________________________________________________________________</w:t>
-      </w:r>
-    </w:p>
-    <w:p>
-      <w:r>
-        <w:t>________________________________________________________________</w:t>
-      </w:r>
-    </w:p>
-    <w:p>
-      <w:pPr>
-        <w:pStyle w:val="Heading3"/>
-      </w:pPr>
-      <w:r>
-        <w:t>Hint · try first</w:t>
-      </w:r>
-    </w:p>
-    <w:p>
-      <w:pPr>
-        <w:spacing w:line="336" w:lineRule="auto" w:after="180"/>
-        <w:shd w:fill="F1F6F8"/>
-      </w:pPr>
-      <w:r>
-        <w:rPr>
-          <w:b w:val="0"/>
-        </w:rPr>
-        <w:t>Hint if needed: Read the steps in the pictorial case. Match the supplied detail to the stage that performs or records it.</w:t>
-      </w:r>
-    </w:p>
-    <w:p>
-      <w:pPr>
-        <w:pStyle w:val="Heading3"/>
-      </w:pPr>
-      <w:r>
-        <w:t>Feedback · compare after trying</w:t>
-      </w:r>
-    </w:p>
-    <w:p>
-      <w:pPr>
-        <w:spacing w:line="336" w:lineRule="auto" w:after="180"/>
-        <w:shd w:fill="F1F6FC"/>
-      </w:pPr>
-      <w:r>
-        <w:rPr>
-          <w:b w:val="0"/>
-        </w:rPr>
-        <w:t xml:space="preserve">After your attempt, compare with the supported explanation: Answer with scope For this event, the declared cap is 12, with both A and B retained. A </w:t>
-      </w:r>
-      <w:r>
-        <w:rPr>
-          <w:b/>
-        </w:rPr>
-        <w:t>context window</w:t>
-      </w:r>
-      <w:r>
-        <w:rPr>
-          <w:b w:val="0"/>
-        </w:rPr>
-        <w:t xml:space="preserve"> limits how much information is available in one model call.</w:t>
-      </w:r>
-    </w:p>
-    <w:p>
-      <w:pPr>
-        <w:spacing w:line="336" w:lineRule="auto" w:after="180"/>
-        <w:shd w:fill="F1F6FC"/>
-      </w:pPr>
-      <w:r>
-        <w:rPr>
-          <w:b w:val="0"/>
-        </w:rPr>
-        <w:t>Selecting the shortest passage is not always sufficient: an exception can change the meaning of a general statement. Keep the relevant source relationship visible.</w:t>
-      </w:r>
-    </w:p>
-    <w:p>
-      <w:pPr>
-        <w:spacing w:line="336" w:lineRule="auto" w:after="180"/>
-        <w:shd w:fill="F1F6FC"/>
-      </w:pPr>
-      <w:r>
-        <w:rPr>
-          <w:b w:val="0"/>
-        </w:rPr>
-        <w:t xml:space="preserve">Toy </w:t>
-      </w:r>
-      <w:r>
-        <w:rPr>
-          <w:b/>
-        </w:rPr>
-        <w:t>token</w:t>
-      </w:r>
-      <w:r>
-        <w:rPr>
-          <w:b w:val="0"/>
-        </w:rPr>
-        <w:t xml:space="preserve"> costs are supplied here; real </w:t>
-      </w:r>
-      <w:r>
-        <w:rPr>
-          <w:b/>
-        </w:rPr>
-        <w:t>token</w:t>
-      </w:r>
-      <w:r>
-        <w:rPr>
-          <w:b w:val="0"/>
-        </w:rPr>
-        <w:t xml:space="preserve"> counts depend on the model’s </w:t>
-      </w:r>
-      <w:r>
-        <w:rPr>
-          <w:b/>
-        </w:rPr>
-        <w:t>token</w:t>
-      </w:r>
-      <w:r>
-        <w:rPr>
-          <w:b w:val="0"/>
-        </w:rPr>
-        <w:t>izer.</w:t>
-      </w:r>
-    </w:p>
-    <w:p>
-      <w:pPr>
-        <w:pStyle w:val="Heading3"/>
-      </w:pPr>
-      <w:r>
-        <w:t>Practice 2: explain the deciding evidence</w:t>
-      </w:r>
-    </w:p>
-    <w:p>
-      <w:pPr>
-        <w:pStyle w:val="Heading3"/>
-      </w:pPr>
-      <w:r>
-        <w:t>Changed case · predict first</w:t>
-      </w:r>
-    </w:p>
-    <w:p>
-      <w:pPr>
-        <w:spacing w:line="336" w:lineRule="auto" w:after="180"/>
-        <w:shd w:fill="F5F1FB"/>
-      </w:pPr>
-      <w:r>
-        <w:rPr>
-          <w:b w:val="0"/>
-        </w:rPr>
-        <w:t>Changed-case practice: Increase B’s cost to 30 with all other costs fixed. Which conclusion is supported by the supplied facts?</w:t>
-      </w:r>
-    </w:p>
-    <w:p>
-      <w:pPr>
-        <w:spacing w:line="336" w:lineRule="auto" w:after="180"/>
-        <w:shd w:fill="F4F9FC"/>
-      </w:pPr>
-      <w:r>
-        <w:rPr>
-          <w:b w:val="0"/>
-        </w:rPr>
-        <w:t>1. A+B costs 48 and no longer fits the 45-</w:t>
-      </w:r>
-      <w:r>
-        <w:rPr>
-          <w:b/>
-        </w:rPr>
-        <w:t>token</w:t>
-      </w:r>
-      <w:r>
-        <w:rPr>
-          <w:b w:val="0"/>
-        </w:rPr>
-        <w:t xml:space="preserve"> </w:t>
-      </w:r>
-      <w:r>
-        <w:rPr>
-          <w:b/>
-        </w:rPr>
-        <w:t>evidence</w:t>
-      </w:r>
-      <w:r>
-        <w:rPr>
-          <w:b w:val="0"/>
-        </w:rPr>
-        <w:t xml:space="preserve"> capacity.</w:t>
-      </w:r>
-    </w:p>
-    <w:p>
-      <w:pPr>
-        <w:spacing w:line="336" w:lineRule="auto" w:after="180"/>
-        <w:shd w:fill="F4F9FC"/>
-      </w:pPr>
-      <w:r>
-        <w:rPr>
-          <w:b w:val="0"/>
-        </w:rPr>
-        <w:t xml:space="preserve">2. This one example guarantees correct results for every future </w:t>
-      </w:r>
-      <w:r>
-        <w:rPr>
-          <w:b/>
-        </w:rPr>
-        <w:t>input</w:t>
-      </w:r>
-      <w:r>
-        <w:rPr>
-          <w:b w:val="0"/>
-        </w:rPr>
-        <w:t>.</w:t>
-      </w:r>
-    </w:p>
-    <w:p>
-      <w:pPr>
-        <w:spacing w:line="336" w:lineRule="auto" w:after="180"/>
-        <w:shd w:fill="F4F9FC"/>
-      </w:pPr>
-      <w:r>
-        <w:rPr>
-          <w:b w:val="0"/>
-        </w:rPr>
-        <w:t xml:space="preserve">3. We can decide the result without examining the changed </w:t>
-      </w:r>
-      <w:r>
-        <w:rPr>
-          <w:b/>
-        </w:rPr>
-        <w:t>input</w:t>
-      </w:r>
-      <w:r>
-        <w:rPr>
-          <w:b w:val="0"/>
-        </w:rPr>
-        <w:t xml:space="preserve"> or the procedure.</w:t>
-      </w:r>
-    </w:p>
-    <w:p>
-      <w:pPr>
-        <w:pStyle w:val="Heading3"/>
-      </w:pPr>
-      <w:r>
-        <w:t>My selected conclusion, deciding fact and explanation</w:t>
-      </w:r>
-    </w:p>
-    <w:p>
-      <w:r>
-        <w:t>________________________________________________________________</w:t>
-      </w:r>
-    </w:p>
-    <w:p>
-      <w:r>
-        <w:t>________________________________________________________________</w:t>
-      </w:r>
-    </w:p>
-    <w:p>
-      <w:r>
-        <w:t>________________________________________________________________</w:t>
-      </w:r>
-    </w:p>
-    <w:p>
-      <w:r>
-        <w:t>________________________________________________________________</w:t>
-      </w:r>
-    </w:p>
-    <w:p>
-      <w:r>
-        <w:t>________________________________________________________________</w:t>
-      </w:r>
-    </w:p>
-    <w:p>
-      <w:pPr>
-        <w:pStyle w:val="Heading3"/>
-      </w:pPr>
-      <w:r>
-        <w:t>Hint · try first</w:t>
-      </w:r>
-    </w:p>
-    <w:p>
-      <w:pPr>
-        <w:spacing w:line="336" w:lineRule="auto" w:after="180"/>
-        <w:shd w:fill="F1F6F8"/>
-      </w:pPr>
-      <w:r>
-        <w:rPr>
-          <w:b w:val="0"/>
-        </w:rPr>
-        <w:t>Hint if needed: Use the changed condition and the deciding step in the pictorial trace. The answer must say what follows from those facts.</w:t>
-      </w:r>
-    </w:p>
-    <w:p>
-      <w:pPr>
-        <w:pStyle w:val="Heading3"/>
-      </w:pPr>
-      <w:r>
-        <w:t>Feedback · compare after trying</w:t>
-      </w:r>
-    </w:p>
-    <w:p>
-      <w:pPr>
-        <w:spacing w:line="336" w:lineRule="auto" w:after="180"/>
-        <w:shd w:fill="F1F6FC"/>
-      </w:pPr>
-      <w:r>
-        <w:rPr>
-          <w:b w:val="0"/>
-        </w:rPr>
-        <w:t>After your attempt, compare with the supported explanation: A+B costs 48 and no longer fits the 45-</w:t>
-      </w:r>
-      <w:r>
-        <w:rPr>
-          <w:b/>
-        </w:rPr>
-        <w:t>token</w:t>
-      </w:r>
-      <w:r>
-        <w:rPr>
-          <w:b w:val="0"/>
-        </w:rPr>
-        <w:t xml:space="preserve"> </w:t>
-      </w:r>
-      <w:r>
-        <w:rPr>
-          <w:b/>
-        </w:rPr>
-        <w:t>evidence</w:t>
-      </w:r>
-      <w:r>
-        <w:rPr>
-          <w:b w:val="0"/>
-        </w:rPr>
-        <w:t xml:space="preserve"> capacity.</w:t>
-      </w:r>
-    </w:p>
-    <w:p>
-      <w:pPr>
-        <w:spacing w:line="336" w:lineRule="auto" w:after="180"/>
-        <w:shd w:fill="F1F6FC"/>
-      </w:pPr>
-      <w:r>
-        <w:rPr>
-          <w:b w:val="0"/>
-        </w:rPr>
-        <w:t>Do not silently omit the exception; use an approved source-preserving summary, another retrieval step or an honest incomplete-</w:t>
-      </w:r>
-      <w:r>
-        <w:rPr>
-          <w:b/>
-        </w:rPr>
-        <w:t>evidence</w:t>
-      </w:r>
-      <w:r>
-        <w:rPr>
-          <w:b w:val="0"/>
-        </w:rPr>
-        <w:t xml:space="preserve"> response.</w:t>
-      </w:r>
-    </w:p>
-    <w:p>
-      <w:pPr>
-        <w:pStyle w:val="Heading3"/>
-      </w:pPr>
-      <w:r>
-        <w:t>Repair a missing building block</w:t>
-      </w:r>
-    </w:p>
-    <w:p>
-      <w:pPr>
-        <w:spacing w:line="336" w:lineRule="auto" w:after="180"/>
-      </w:pPr>
-      <w:r>
-        <w:rPr>
-          <w:b w:val="0"/>
-        </w:rPr>
-        <w:t>Review A Distribution of Possibilities (ai-3/2). Goal: Check whether a next-</w:t>
-      </w:r>
-      <w:r>
-        <w:rPr>
-          <w:b/>
-        </w:rPr>
-        <w:t>token</w:t>
-      </w:r>
-      <w:r>
-        <w:rPr>
-          <w:b w:val="0"/>
-        </w:rPr>
-        <w:t xml:space="preserve"> table is a valid probability distribution. Short practice: Why is 0.625 not a broken probability sum?.</w:t>
-      </w:r>
-    </w:p>
-    <w:p>
-      <w:pPr>
-        <w:spacing w:line="336" w:lineRule="auto" w:after="180"/>
-      </w:pPr>
-      <w:r>
-        <w:rPr>
-          <w:b w:val="0"/>
-        </w:rPr>
-        <w:t>Return to this week and explain what you changed.</w:t>
-      </w:r>
-    </w:p>
-    <w:p>
-      <w:pPr>
-        <w:pStyle w:val="Heading3"/>
-      </w:pPr>
-      <w:r>
         <w:t>Keep your completed work</w:t>
       </w:r>
     </w:p>
     <w:p>
       <w:pPr>
-        <w:spacing w:line="336" w:lineRule="auto" w:after="180"/>
-      </w:pPr>
-      <w:r>
-        <w:rPr>
-          <w:b w:val="0"/>
-        </w:rPr>
-        <w:t xml:space="preserve">Use Download completed work in the hosted lesson to export your answers, reflections, practice feedback and code-run </w:t>
-      </w:r>
-      <w:r>
-        <w:rPr>
-          <w:b/>
-        </w:rPr>
-        <w:t>evidence</w:t>
-      </w:r>
-      <w:r>
-        <w:rPr>
-          <w:b w:val="0"/>
-        </w:rPr>
-        <w:t>. Open the HTML copy to read or print it.</w:t>
-      </w:r>
-    </w:p>
-    <w:p>
-      <w:pPr>
-        <w:spacing w:line="336" w:lineRule="auto" w:after="180"/>
-      </w:pPr>
-      <w:r>
-        <w:rPr>
-          <w:b w:val="0"/>
-        </w:rPr>
-        <w:t>Drafts stay in this browser when storage is available; clear drafts on a shared device.</w:t>
-      </w:r>
-    </w:p>
-    <w:p>
-      <w:pPr>
-        <w:pStyle w:val="Heading3"/>
-      </w:pPr>
-      <w:r>
-        <w:t>What I repaired, the evidence I kept and the next test</w:t>
-      </w:r>
-    </w:p>
-    <w:p>
-      <w:r>
-        <w:t>________________________________________________________________</w:t>
-      </w:r>
-    </w:p>
-    <w:p>
-      <w:r>
-        <w:t>________________________________________________________________</w:t>
-      </w:r>
-    </w:p>
-    <w:p>
-      <w:r>
-        <w:t>________________________________________________________________</w:t>
-      </w:r>
-    </w:p>
-    <w:p>
-      <w:r>
-        <w:t>________________________________________________________________</w:t>
-      </w:r>
-    </w:p>
-    <w:p>
-      <w:r>
-        <w:t>________________________________________________________________</w:t>
-      </w:r>
-    </w:p>
-    <w:p>
-      <w:pPr>
         <w:pStyle w:val="Heading1"/>
       </w:pPr>
       <w:r>
-        <w:t>26. Visual concept journey</w:t>
-      </w:r>
-    </w:p>
-    <w:p>
-      <w:r>
-        <w:t>Explain each Tokens and Context picture from its labels, then record a relevant limit.</w:t>
-      </w:r>
-    </w:p>
-    <w:p>
-      <w:pPr>
-        <w:pStyle w:val="Heading3"/>
+        <w:t>26. Reference · Six-picture response sheets</w:t>
+      </w:r>
+    </w:p>
+    <w:p>
+      <w:r>
+        <w:t>Choose the relevant picture rather than repeating every task.</w:t>
+      </w:r>
+    </w:p>
+    <w:p>
+      <w:pPr>
+        <w:pStyle w:val="Heading2"/>
       </w:pPr>
       <w:r>
         <w:t>01. Tokens and Context: the case</w:t>
@@ -3304,7 +3227,6 @@
     <w:p>
       <w:pPr>
         <w:spacing w:line="336" w:lineRule="auto" w:after="180"/>
-        <w:shd w:fill="F5F1FB"/>
       </w:pPr>
       <w:r>
         <w:rPr>
@@ -3343,7 +3265,7 @@
     </w:p>
     <w:p>
       <w:pPr>
-        <w:pStyle w:val="Heading3"/>
+        <w:pStyle w:val="Heading2"/>
       </w:pPr>
       <w:r>
         <w:t>02. Follow the deciding steps</w:t>
@@ -3423,7 +3345,6 @@
     <w:p>
       <w:pPr>
         <w:spacing w:line="336" w:lineRule="auto" w:after="180"/>
-        <w:shd w:fill="F5F1FB"/>
       </w:pPr>
       <w:r>
         <w:rPr>
@@ -3474,7 +3395,7 @@
     </w:p>
     <w:p>
       <w:pPr>
-        <w:pStyle w:val="Heading3"/>
+        <w:pStyle w:val="Heading2"/>
       </w:pPr>
       <w:r>
         <w:t>03. Context budget allocations</w:t>
@@ -3608,7 +3529,6 @@
     <w:p>
       <w:pPr>
         <w:spacing w:line="336" w:lineRule="auto" w:after="180"/>
-        <w:shd w:fill="F5F1FB"/>
       </w:pPr>
       <w:r>
         <w:rPr>
@@ -3659,7 +3579,7 @@
     </w:p>
     <w:p>
       <w:pPr>
-        <w:pStyle w:val="Heading3"/>
+        <w:pStyle w:val="Heading2"/>
       </w:pPr>
       <w:r>
         <w:t>04. Change one thing. Trace what follows.</w:t>
@@ -3773,7 +3693,6 @@
     <w:p>
       <w:pPr>
         <w:spacing w:line="336" w:lineRule="auto" w:after="180"/>
-        <w:shd w:fill="F5F1FB"/>
       </w:pPr>
       <w:r>
         <w:rPr>
@@ -3812,7 +3731,7 @@
     </w:p>
     <w:p>
       <w:pPr>
-        <w:pStyle w:val="Heading3"/>
+        <w:pStyle w:val="Heading2"/>
       </w:pPr>
       <w:r>
         <w:t>05. Connect the explanation to its limit</w:t>
@@ -3950,7 +3869,6 @@
     <w:p>
       <w:pPr>
         <w:spacing w:line="336" w:lineRule="auto" w:after="180"/>
-        <w:shd w:fill="F5F1FB"/>
       </w:pPr>
       <w:r>
         <w:rPr>
@@ -3989,7 +3907,7 @@
     </w:p>
     <w:p>
       <w:pPr>
-        <w:pStyle w:val="Heading3"/>
+        <w:pStyle w:val="Heading2"/>
       </w:pPr>
       <w:r>
         <w:t>06. Make the idea visible in your project</w:t>
@@ -4034,7 +3952,6 @@
     <w:p>
       <w:pPr>
         <w:spacing w:line="336" w:lineRule="auto" w:after="180"/>
-        <w:shd w:fill="F5F1FB"/>
       </w:pPr>
       <w:r>
         <w:rPr>
@@ -4070,7 +3987,6 @@
     <w:p>
       <w:pPr>
         <w:spacing w:line="336" w:lineRule="auto" w:after="180"/>
-        <w:shd w:fill="F5F1FB"/>
       </w:pPr>
       <w:r>
         <w:rPr>
@@ -4082,7 +3998,6 @@
     <w:p>
       <w:pPr>
         <w:spacing w:line="336" w:lineRule="auto" w:after="180"/>
-        <w:shd w:fill="F5F1FB"/>
       </w:pPr>
       <w:r>
         <w:rPr>
@@ -4129,6 +4044,62 @@
     <w:p>
       <w:r>
         <w:t>________________________________________________________________</w:t>
+      </w:r>
+    </w:p>
+    <w:p>
+      <w:pPr>
+        <w:pStyle w:val="Heading2"/>
+      </w:pPr>
+      <w:r>
+        <w:t>Earlier wording, alternatives and picture transcripts · reference / check after trying</w:t>
+      </w:r>
+    </w:p>
+    <w:p>
+      <w:pPr>
+        <w:pStyle w:val="Heading3"/>
+      </w:pPr>
+      <w:r>
+        <w:t>01. Tokens and Context: the case</w:t>
+      </w:r>
+    </w:p>
+    <w:p>
+      <w:pPr>
+        <w:pStyle w:val="Heading3"/>
+      </w:pPr>
+      <w:r>
+        <w:t>02. Follow the deciding steps</w:t>
+      </w:r>
+    </w:p>
+    <w:p>
+      <w:pPr>
+        <w:pStyle w:val="Heading3"/>
+      </w:pPr>
+      <w:r>
+        <w:t>03. Context budget allocations</w:t>
+      </w:r>
+    </w:p>
+    <w:p>
+      <w:pPr>
+        <w:pStyle w:val="Heading3"/>
+      </w:pPr>
+      <w:r>
+        <w:t>04. Change one thing. Trace what follows.</w:t>
+      </w:r>
+    </w:p>
+    <w:p>
+      <w:pPr>
+        <w:pStyle w:val="Heading3"/>
+      </w:pPr>
+      <w:r>
+        <w:t>05. Connect the explanation to its limit</w:t>
+      </w:r>
+    </w:p>
+    <w:p>
+      <w:pPr>
+        <w:pStyle w:val="Heading3"/>
+      </w:pPr>
+      <w:r>
+        <w:t>06. Make the idea visible in your project</w:t>
       </w:r>
     </w:p>
     <w:sectPr>
